--- a/office/file/计算机应用基础进度表.docx
+++ b/office/file/计算机应用基础进度表.docx
@@ -174,7 +174,7 @@
               <w:snapToGrid w:val="0"/>
               <w:jc w:val="center"/>
               <w:rPr>
-                <w:rFonts w:cs="宋体" w:hint="eastAsia"/>
+                <w:rFonts w:cs="宋体"/>
                 <w:bCs/>
                 <w:szCs w:val="21"/>
               </w:rPr>
@@ -290,7 +290,7 @@
               <w:snapToGrid w:val="0"/>
               <w:jc w:val="center"/>
               <w:rPr>
-                <w:rFonts w:cs="宋体" w:hint="eastAsia"/>
+                <w:rFonts w:cs="宋体"/>
                 <w:bCs/>
                 <w:szCs w:val="21"/>
               </w:rPr>
@@ -367,7 +367,7 @@
                 <w:bCs/>
                 <w:szCs w:val="21"/>
               </w:rPr>
-              <w:t>园林</w:t>
+              <w:t>机械</w:t>
             </w:r>
             <w:r>
               <w:rPr>
@@ -376,6 +376,14 @@
                 <w:szCs w:val="21"/>
               </w:rPr>
               <w:t>1</w:t>
+            </w:r>
+            <w:r>
+              <w:rPr>
+                <w:rFonts w:hint="eastAsia"/>
+                <w:bCs/>
+                <w:szCs w:val="21"/>
+              </w:rPr>
+              <w:t>-2</w:t>
             </w:r>
             <w:r>
               <w:rPr>
@@ -418,7 +426,23 @@
                 <w:bCs/>
                 <w:szCs w:val="21"/>
               </w:rPr>
-              <w:t>3-4</w:t>
+              <w:t>7</w:t>
+            </w:r>
+            <w:r>
+              <w:rPr>
+                <w:rFonts w:hint="eastAsia"/>
+                <w:bCs/>
+                <w:szCs w:val="21"/>
+              </w:rPr>
+              <w:t>-</w:t>
+            </w:r>
+            <w:r>
+              <w:rPr>
+                <w:rFonts w:hint="eastAsia"/>
+                <w:bCs/>
+                <w:szCs w:val="21"/>
+              </w:rPr>
+              <w:t>8</w:t>
             </w:r>
             <w:r>
               <w:rPr>
@@ -516,7 +540,7 @@
               <w:snapToGrid w:val="0"/>
               <w:jc w:val="center"/>
               <w:rPr>
-                <w:rFonts w:cs="宋体" w:hint="eastAsia"/>
+                <w:rFonts w:cs="宋体"/>
                 <w:bCs/>
                 <w:szCs w:val="21"/>
               </w:rPr>
@@ -532,7 +556,7 @@
             <w:pPr>
               <w:adjustRightInd w:val="0"/>
               <w:snapToGrid w:val="0"/>
-              <w:jc w:val="left"/>
+              <w:jc w:val="center"/>
               <w:rPr>
                 <w:bCs/>
                 <w:szCs w:val="21"/>
@@ -545,14 +569,6 @@
                 <w:szCs w:val="21"/>
               </w:rPr>
               <w:t>总学时</w:t>
-            </w:r>
-            <w:r>
-              <w:rPr>
-                <w:rFonts w:hint="eastAsia"/>
-                <w:bCs/>
-                <w:szCs w:val="21"/>
-              </w:rPr>
-              <w:t xml:space="preserve"> </w:t>
             </w:r>
           </w:p>
         </w:tc>
@@ -754,7 +770,6 @@
               <w:adjustRightInd w:val="0"/>
               <w:snapToGrid w:val="0"/>
               <w:rPr>
-                <w:rFonts w:hint="eastAsia"/>
                 <w:bCs/>
                 <w:color w:val="000000"/>
                 <w:szCs w:val="21"/>
@@ -6669,7 +6684,7 @@
 <w:ftr xmlns:wpc="http://schemas.microsoft.com/office/word/2010/wordprocessingCanvas" xmlns:cx="http://schemas.microsoft.com/office/drawing/2014/chartex" xmlns:cx1="http://schemas.microsoft.com/office/drawing/2015/9/8/chartex" xmlns:cx2="http://schemas.microsoft.com/office/drawing/2015/10/21/chartex" xmlns:cx3="http://schemas.microsoft.com/office/drawing/2016/5/9/chartex" xmlns:cx4="http://schemas.microsoft.com/office/drawing/2016/5/10/chartex" xmlns:cx5="http://schemas.microsoft.com/office/drawing/2016/5/11/chartex" xmlns:cx6="http://schemas.microsoft.com/office/drawing/2016/5/12/chartex" xmlns:cx7="http://schemas.microsoft.com/office/drawing/2016/5/13/chartex" xmlns:cx8="http://schemas.microsoft.com/office/drawing/2016/5/14/chartex" xmlns:mc="http://schemas.openxmlformats.org/markup-compatibility/2006" xmlns:aink="http://schemas.microsoft.com/office/drawing/2016/ink" xmlns:am3d="http://schemas.microsoft.com/office/drawing/2017/model3d" xmlns:o="urn:schemas-microsoft-com:office:office" xmlns:oel="http://schemas.microsoft.com/office/2019/extlst" xmlns:r="http://schemas.openxmlformats.org/officeDocument/2006/relationships" xmlns:m="http://schemas.openxmlformats.org/officeDocument/2006/math" xmlns:v="urn:schemas-microsoft-com:vml" xmlns:wp14="http://schemas.microsoft.com/office/word/2010/wordprocessingDrawing" xmlns:wp="http://schemas.openxmlformats.org/drawingml/2006/wordprocessingDrawing" xmlns:w10="urn:schemas-microsoft-com:office:word" xmlns:w="http://schemas.openxmlformats.org/wordprocessingml/2006/main" xmlns:w14="http://schemas.microsoft.com/office/word/2010/wordml" xmlns:w15="http://schemas.microsoft.com/office/word/2012/wordml" xmlns:w16cex="http://schemas.microsoft.com/office/word/2018/wordml/cex" xmlns:w16cid="http://schemas.microsoft.com/office/word/2016/wordml/cid" xmlns:w16="http://schemas.microsoft.com/office/word/2018/wordml" xmlns:w16du="http://schemas.microsoft.com/office/word/2023/wordml/word16du" xmlns:w16sdtdh="http://schemas.microsoft.com/office/word/2020/wordml/sdtdatahash" xmlns:w16sdtfl="http://schemas.microsoft.com/office/word/2024/wordml/sdtformatlock" xmlns:w16se="http://schemas.microsoft.com/office/word/2015/wordml/symex" xmlns:wpg="http://schemas.microsoft.com/office/word/2010/wordprocessingGroup" xmlns:wpi="http://schemas.microsoft.com/office/word/2010/wordprocessingInk" xmlns:wne="http://schemas.microsoft.com/office/word/2006/wordml" xmlns:wps="http://schemas.microsoft.com/office/word/2010/wordprocessingShape" mc:Ignorable="w14 w15 w16se w16cid w16 w16cex w16sdtdh w16sdtfl w16du wp14">
   <w:p>
     <w:pPr>
-      <w:pStyle w:val="a4"/>
+      <w:pStyle w:val="Footer"/>
     </w:pPr>
     <w:r>
       <w:rPr>
@@ -6735,7 +6750,7 @@
                       <w:txbxContent>
                         <w:p>
                           <w:pPr>
-                            <w:pStyle w:val="a4"/>
+                            <w:pStyle w:val="Footer"/>
                           </w:pPr>
                           <w:r>
                             <w:fldChar w:fldCharType="begin"/>
@@ -7130,7 +7145,7 @@
     <w:lsdException w:name="Unresolved Mention" w:semiHidden="1" w:uiPriority="99" w:unhideWhenUsed="1"/>
     <w:lsdException w:name="Smart Link" w:semiHidden="1" w:uiPriority="99" w:unhideWhenUsed="1"/>
   </w:latentStyles>
-  <w:style w:type="paragraph" w:default="1" w:styleId="a">
+  <w:style w:type="paragraph" w:default="1" w:styleId="Normal">
     <w:name w:val="Normal"/>
     <w:qFormat/>
     <w:pPr>
@@ -7143,12 +7158,13 @@
       <w:szCs w:val="24"/>
     </w:rPr>
   </w:style>
-  <w:style w:type="character" w:default="1" w:styleId="a0">
+  <w:style w:type="character" w:default="1" w:styleId="DefaultParagraphFont">
     <w:name w:val="Default Paragraph Font"/>
     <w:uiPriority w:val="1"/>
+    <w:semiHidden/>
     <w:unhideWhenUsed/>
   </w:style>
-  <w:style w:type="table" w:default="1" w:styleId="a1">
+  <w:style w:type="table" w:default="1" w:styleId="TableNormal">
     <w:name w:val="Normal Table"/>
     <w:uiPriority w:val="99"/>
     <w:semiHidden/>
@@ -7163,24 +7179,24 @@
       </w:tblCellMar>
     </w:tblPr>
   </w:style>
-  <w:style w:type="numbering" w:default="1" w:styleId="a2">
+  <w:style w:type="numbering" w:default="1" w:styleId="NoList">
     <w:name w:val="No List"/>
     <w:uiPriority w:val="99"/>
     <w:semiHidden/>
     <w:unhideWhenUsed/>
   </w:style>
-  <w:style w:type="paragraph" w:styleId="a3">
+  <w:style w:type="paragraph" w:styleId="BalloonText">
     <w:name w:val="Balloon Text"/>
-    <w:basedOn w:val="a"/>
+    <w:basedOn w:val="Normal"/>
     <w:semiHidden/>
     <w:rPr>
       <w:sz w:val="18"/>
       <w:szCs w:val="18"/>
     </w:rPr>
   </w:style>
-  <w:style w:type="paragraph" w:styleId="a4">
+  <w:style w:type="paragraph" w:styleId="Footer">
     <w:name w:val="footer"/>
-    <w:basedOn w:val="a"/>
+    <w:basedOn w:val="Normal"/>
     <w:pPr>
       <w:tabs>
         <w:tab w:val="center" w:pos="4153"/>
@@ -7193,9 +7209,9 @@
       <w:sz w:val="18"/>
     </w:rPr>
   </w:style>
-  <w:style w:type="paragraph" w:styleId="a5">
+  <w:style w:type="paragraph" w:styleId="Header">
     <w:name w:val="header"/>
-    <w:basedOn w:val="a"/>
+    <w:basedOn w:val="Normal"/>
     <w:pPr>
       <w:pBdr>
         <w:top w:val="none" w:sz="0" w:space="1" w:color="auto"/>
@@ -7213,9 +7229,9 @@
       <w:sz w:val="18"/>
     </w:rPr>
   </w:style>
-  <w:style w:type="table" w:styleId="a6">
+  <w:style w:type="table" w:styleId="TableGrid">
     <w:name w:val="Table Grid"/>
-    <w:basedOn w:val="a1"/>
+    <w:basedOn w:val="TableNormal"/>
     <w:pPr>
       <w:widowControl w:val="0"/>
       <w:jc w:val="both"/>

--- a/office/file/计算机应用基础进度表.docx
+++ b/office/file/计算机应用基础进度表.docx
@@ -118,13 +118,13 @@
         <w:rPr>
           <w:rFonts w:hint="eastAsia"/>
         </w:rPr>
-        <w:t xml:space="preserve">               </w:t>
+        <w:t xml:space="preserve">            </w:t>
       </w:r>
       <w:r>
         <w:rPr>
           <w:rFonts w:hint="eastAsia"/>
         </w:rPr>
-        <w:t xml:space="preserve">                                                                </w:t>
+        <w:t xml:space="preserve">                                                        </w:t>
       </w:r>
       <w:r>
         <w:rPr>
@@ -153,16 +153,16 @@
         <w:tblLook w:val="0000" w:firstRow="0" w:lastRow="0" w:firstColumn="0" w:lastColumn="0" w:noHBand="0" w:noVBand="0"/>
       </w:tblPr>
       <w:tblGrid>
-        <w:gridCol w:w="562"/>
-        <w:gridCol w:w="562"/>
-        <w:gridCol w:w="715"/>
-        <w:gridCol w:w="3401"/>
-        <w:gridCol w:w="1418"/>
+        <w:gridCol w:w="704"/>
         <w:gridCol w:w="708"/>
-        <w:gridCol w:w="710"/>
-        <w:gridCol w:w="1276"/>
-        <w:gridCol w:w="708"/>
-        <w:gridCol w:w="702"/>
+        <w:gridCol w:w="709"/>
+        <w:gridCol w:w="2128"/>
+        <w:gridCol w:w="1119"/>
+        <w:gridCol w:w="724"/>
+        <w:gridCol w:w="709"/>
+        <w:gridCol w:w="1132"/>
+        <w:gridCol w:w="996"/>
+        <w:gridCol w:w="699"/>
       </w:tblGrid>
       <w:tr>
         <w:trPr>
@@ -170,14 +170,21 @@
         </w:trPr>
         <w:tc>
           <w:tcPr>
-            <w:tcW w:w="522" w:type="pct"/>
+            <w:tcW w:w="733" w:type="pct"/>
             <w:gridSpan w:val="2"/>
             <w:vAlign w:val="center"/>
           </w:tcPr>
           <w:p>
-            <w:r>
-              <w:rPr>
-                <w:rFonts w:hint="eastAsia"/>
+            <w:pPr>
+              <w:jc w:val="center"/>
+              <w:rPr>
+                <w:sz w:val="18"/>
+              </w:rPr>
+            </w:pPr>
+            <w:r>
+              <w:rPr>
+                <w:rFonts w:hint="eastAsia"/>
+                <w:sz w:val="18"/>
               </w:rPr>
               <w:t>专业</w:t>
             </w:r>
@@ -185,14 +192,20 @@
         </w:tc>
         <w:tc>
           <w:tcPr>
-            <w:tcW w:w="1912" w:type="pct"/>
+            <w:tcW w:w="1473" w:type="pct"/>
             <w:gridSpan w:val="2"/>
             <w:vAlign w:val="center"/>
           </w:tcPr>
           <w:p>
-            <w:r>
-              <w:rPr>
-                <w:rFonts w:hint="eastAsia"/>
+            <w:pPr>
+              <w:rPr>
+                <w:sz w:val="18"/>
+              </w:rPr>
+            </w:pPr>
+            <w:r>
+              <w:rPr>
+                <w:rFonts w:hint="eastAsia"/>
+                <w:sz w:val="18"/>
               </w:rPr>
               <w:t>机械设计制造及其自动化</w:t>
             </w:r>
@@ -200,13 +213,21 @@
         </w:tc>
         <w:tc>
           <w:tcPr>
-            <w:tcW w:w="659" w:type="pct"/>
-            <w:vAlign w:val="center"/>
-          </w:tcPr>
-          <w:p>
-            <w:r>
-              <w:rPr>
-                <w:rFonts w:hint="eastAsia"/>
+            <w:tcW w:w="957" w:type="pct"/>
+            <w:gridSpan w:val="2"/>
+            <w:vAlign w:val="center"/>
+          </w:tcPr>
+          <w:p>
+            <w:pPr>
+              <w:jc w:val="center"/>
+              <w:rPr>
+                <w:sz w:val="18"/>
+              </w:rPr>
+            </w:pPr>
+            <w:r>
+              <w:rPr>
+                <w:rFonts w:hint="eastAsia"/>
+                <w:sz w:val="18"/>
               </w:rPr>
               <w:t>授课教师</w:t>
             </w:r>
@@ -214,14 +235,20 @@
         </w:tc>
         <w:tc>
           <w:tcPr>
-            <w:tcW w:w="1907" w:type="pct"/>
-            <w:gridSpan w:val="5"/>
-            <w:vAlign w:val="center"/>
-          </w:tcPr>
-          <w:p>
-            <w:r>
-              <w:rPr>
-                <w:rFonts w:hint="eastAsia"/>
+            <w:tcW w:w="1836" w:type="pct"/>
+            <w:gridSpan w:val="4"/>
+            <w:vAlign w:val="center"/>
+          </w:tcPr>
+          <w:p>
+            <w:pPr>
+              <w:rPr>
+                <w:sz w:val="18"/>
+              </w:rPr>
+            </w:pPr>
+            <w:r>
+              <w:rPr>
+                <w:rFonts w:hint="eastAsia"/>
+                <w:sz w:val="18"/>
               </w:rPr>
               <w:t>张树彬</w:t>
             </w:r>
@@ -234,15 +261,22 @@
         </w:trPr>
         <w:tc>
           <w:tcPr>
-            <w:tcW w:w="522" w:type="pct"/>
+            <w:tcW w:w="733" w:type="pct"/>
             <w:gridSpan w:val="2"/>
             <w:vMerge w:val="restart"/>
             <w:vAlign w:val="center"/>
           </w:tcPr>
           <w:p>
-            <w:r>
-              <w:rPr>
-                <w:rFonts w:hint="eastAsia"/>
+            <w:pPr>
+              <w:jc w:val="center"/>
+              <w:rPr>
+                <w:sz w:val="18"/>
+              </w:rPr>
+            </w:pPr>
+            <w:r>
+              <w:rPr>
+                <w:rFonts w:hint="eastAsia"/>
+                <w:sz w:val="18"/>
               </w:rPr>
               <w:t>课程名称</w:t>
             </w:r>
@@ -250,15 +284,21 @@
         </w:tc>
         <w:tc>
           <w:tcPr>
-            <w:tcW w:w="1912" w:type="pct"/>
+            <w:tcW w:w="1473" w:type="pct"/>
             <w:gridSpan w:val="2"/>
             <w:vMerge w:val="restart"/>
             <w:vAlign w:val="center"/>
           </w:tcPr>
           <w:p>
-            <w:r>
-              <w:rPr>
-                <w:rFonts w:hint="eastAsia"/>
+            <w:pPr>
+              <w:rPr>
+                <w:sz w:val="18"/>
+              </w:rPr>
+            </w:pPr>
+            <w:r>
+              <w:rPr>
+                <w:rFonts w:hint="eastAsia"/>
+                <w:sz w:val="18"/>
               </w:rPr>
               <w:t>计算机应用基础</w:t>
             </w:r>
@@ -266,13 +306,21 @@
         </w:tc>
         <w:tc>
           <w:tcPr>
-            <w:tcW w:w="659" w:type="pct"/>
-            <w:vAlign w:val="center"/>
-          </w:tcPr>
-          <w:p>
-            <w:r>
-              <w:rPr>
-                <w:rFonts w:hint="eastAsia"/>
+            <w:tcW w:w="957" w:type="pct"/>
+            <w:gridSpan w:val="2"/>
+            <w:vAlign w:val="center"/>
+          </w:tcPr>
+          <w:p>
+            <w:pPr>
+              <w:jc w:val="center"/>
+              <w:rPr>
+                <w:sz w:val="18"/>
+              </w:rPr>
+            </w:pPr>
+            <w:r>
+              <w:rPr>
+                <w:rFonts w:hint="eastAsia"/>
+                <w:sz w:val="18"/>
               </w:rPr>
               <w:t>班级</w:t>
             </w:r>
@@ -280,50 +328,62 @@
         </w:tc>
         <w:tc>
           <w:tcPr>
-            <w:tcW w:w="1252" w:type="pct"/>
-            <w:gridSpan w:val="3"/>
-            <w:vAlign w:val="center"/>
-          </w:tcPr>
-          <w:p>
-            <w:r>
-              <w:rPr>
-                <w:rFonts w:hint="eastAsia"/>
+            <w:tcW w:w="956" w:type="pct"/>
+            <w:gridSpan w:val="2"/>
+            <w:vAlign w:val="center"/>
+          </w:tcPr>
+          <w:p>
+            <w:pPr>
+              <w:rPr>
+                <w:sz w:val="18"/>
+              </w:rPr>
+            </w:pPr>
+            <w:r>
+              <w:rPr>
+                <w:rFonts w:hint="eastAsia"/>
+                <w:sz w:val="18"/>
               </w:rPr>
               <w:t>25</w:t>
             </w:r>
             <w:r>
               <w:rPr>
                 <w:rFonts w:hint="eastAsia"/>
+                <w:sz w:val="18"/>
               </w:rPr>
               <w:t>机械</w:t>
             </w:r>
             <w:r>
               <w:rPr>
                 <w:rFonts w:hint="eastAsia"/>
+                <w:sz w:val="18"/>
               </w:rPr>
               <w:t>1-2</w:t>
             </w:r>
             <w:r>
               <w:rPr>
                 <w:rFonts w:hint="eastAsia"/>
+                <w:sz w:val="18"/>
               </w:rPr>
               <w:t>班</w:t>
             </w:r>
             <w:r>
               <w:rPr>
                 <w:rFonts w:hint="eastAsia"/>
+                <w:sz w:val="18"/>
               </w:rPr>
               <w:t>、</w:t>
             </w:r>
             <w:r>
               <w:rPr>
                 <w:rFonts w:hint="eastAsia"/>
+                <w:sz w:val="18"/>
               </w:rPr>
               <w:t>7-8</w:t>
             </w:r>
             <w:r>
               <w:rPr>
                 <w:rFonts w:hint="eastAsia"/>
+                <w:sz w:val="18"/>
               </w:rPr>
               <w:t>班</w:t>
             </w:r>
@@ -331,13 +391,20 @@
         </w:tc>
         <w:tc>
           <w:tcPr>
-            <w:tcW w:w="329" w:type="pct"/>
-            <w:vAlign w:val="center"/>
-          </w:tcPr>
-          <w:p>
-            <w:r>
-              <w:rPr>
-                <w:rFonts w:hint="eastAsia"/>
+            <w:tcW w:w="517" w:type="pct"/>
+            <w:vAlign w:val="center"/>
+          </w:tcPr>
+          <w:p>
+            <w:pPr>
+              <w:jc w:val="center"/>
+              <w:rPr>
+                <w:sz w:val="18"/>
+              </w:rPr>
+            </w:pPr>
+            <w:r>
+              <w:rPr>
+                <w:rFonts w:hint="eastAsia"/>
+                <w:sz w:val="18"/>
               </w:rPr>
               <w:t>学分</w:t>
             </w:r>
@@ -345,13 +412,19 @@
         </w:tc>
         <w:tc>
           <w:tcPr>
-            <w:tcW w:w="326" w:type="pct"/>
-            <w:vAlign w:val="center"/>
-          </w:tcPr>
-          <w:p>
-            <w:r>
-              <w:rPr>
-                <w:rFonts w:hint="eastAsia"/>
+            <w:tcW w:w="363" w:type="pct"/>
+            <w:vAlign w:val="center"/>
+          </w:tcPr>
+          <w:p>
+            <w:pPr>
+              <w:rPr>
+                <w:sz w:val="18"/>
+              </w:rPr>
+            </w:pPr>
+            <w:r>
+              <w:rPr>
+                <w:rFonts w:hint="eastAsia"/>
+                <w:sz w:val="18"/>
               </w:rPr>
               <w:t>2</w:t>
             </w:r>
@@ -364,76 +437,101 @@
         </w:trPr>
         <w:tc>
           <w:tcPr>
-            <w:tcW w:w="522" w:type="pct"/>
+            <w:tcW w:w="733" w:type="pct"/>
             <w:gridSpan w:val="2"/>
             <w:vMerge/>
             <w:vAlign w:val="center"/>
           </w:tcPr>
-          <w:p/>
-        </w:tc>
-        <w:tc>
-          <w:tcPr>
-            <w:tcW w:w="1912" w:type="pct"/>
+          <w:p>
+            <w:pPr>
+              <w:jc w:val="center"/>
+              <w:rPr>
+                <w:sz w:val="18"/>
+              </w:rPr>
+            </w:pPr>
+          </w:p>
+        </w:tc>
+        <w:tc>
+          <w:tcPr>
+            <w:tcW w:w="1473" w:type="pct"/>
             <w:gridSpan w:val="2"/>
             <w:vMerge/>
             <w:vAlign w:val="center"/>
           </w:tcPr>
-          <w:p/>
-        </w:tc>
-        <w:tc>
-          <w:tcPr>
-            <w:tcW w:w="659" w:type="pct"/>
-            <w:vAlign w:val="center"/>
-          </w:tcPr>
-          <w:p>
-            <w:r>
-              <w:rPr>
-                <w:rFonts w:hint="eastAsia"/>
+          <w:p>
+            <w:pPr>
+              <w:rPr>
+                <w:sz w:val="18"/>
+              </w:rPr>
+            </w:pPr>
+          </w:p>
+        </w:tc>
+        <w:tc>
+          <w:tcPr>
+            <w:tcW w:w="957" w:type="pct"/>
+            <w:gridSpan w:val="2"/>
+            <w:vAlign w:val="center"/>
+          </w:tcPr>
+          <w:p>
+            <w:pPr>
+              <w:jc w:val="center"/>
+              <w:rPr>
+                <w:sz w:val="18"/>
+              </w:rPr>
+            </w:pPr>
+            <w:r>
+              <w:rPr>
+                <w:rFonts w:hint="eastAsia"/>
+                <w:sz w:val="18"/>
               </w:rPr>
               <w:t>总学时</w:t>
             </w:r>
-            <w:r>
-              <w:rPr>
-                <w:rFonts w:hint="eastAsia"/>
-              </w:rPr>
-              <w:t xml:space="preserve"> </w:t>
-            </w:r>
-          </w:p>
-        </w:tc>
-        <w:tc>
-          <w:tcPr>
-            <w:tcW w:w="1907" w:type="pct"/>
-            <w:gridSpan w:val="5"/>
-            <w:vAlign w:val="center"/>
-          </w:tcPr>
-          <w:p>
-            <w:r>
-              <w:rPr>
-                <w:rFonts w:hint="eastAsia"/>
+          </w:p>
+        </w:tc>
+        <w:tc>
+          <w:tcPr>
+            <w:tcW w:w="1836" w:type="pct"/>
+            <w:gridSpan w:val="4"/>
+            <w:vAlign w:val="center"/>
+          </w:tcPr>
+          <w:p>
+            <w:pPr>
+              <w:rPr>
+                <w:sz w:val="18"/>
+              </w:rPr>
+            </w:pPr>
+            <w:r>
+              <w:rPr>
+                <w:rFonts w:hint="eastAsia"/>
+                <w:sz w:val="18"/>
               </w:rPr>
               <w:t>32 (</w:t>
             </w:r>
             <w:r>
               <w:rPr>
                 <w:rFonts w:hint="eastAsia"/>
+                <w:sz w:val="18"/>
               </w:rPr>
               <w:t>其中理论</w:t>
             </w:r>
             <w:r>
               <w:rPr>
                 <w:rFonts w:hint="eastAsia"/>
+                <w:sz w:val="18"/>
               </w:rPr>
               <w:t xml:space="preserve"> 32 </w:t>
             </w:r>
             <w:r>
               <w:rPr>
                 <w:rFonts w:hint="eastAsia"/>
+                <w:sz w:val="18"/>
               </w:rPr>
               <w:t>实践</w:t>
             </w:r>
             <w:r>
               <w:rPr>
                 <w:rFonts w:hint="eastAsia"/>
+                <w:sz w:val="18"/>
               </w:rPr>
               <w:t xml:space="preserve">  0  )</w:t>
             </w:r>
@@ -446,14 +544,21 @@
         </w:trPr>
         <w:tc>
           <w:tcPr>
-            <w:tcW w:w="522" w:type="pct"/>
+            <w:tcW w:w="733" w:type="pct"/>
             <w:gridSpan w:val="2"/>
             <w:vAlign w:val="center"/>
           </w:tcPr>
           <w:p>
-            <w:r>
-              <w:rPr>
-                <w:rFonts w:hint="eastAsia"/>
+            <w:pPr>
+              <w:jc w:val="center"/>
+              <w:rPr>
+                <w:sz w:val="18"/>
+              </w:rPr>
+            </w:pPr>
+            <w:r>
+              <w:rPr>
+                <w:rFonts w:hint="eastAsia"/>
+                <w:sz w:val="18"/>
               </w:rPr>
               <w:t>考核方式</w:t>
             </w:r>
@@ -461,166 +566,202 @@
         </w:tc>
         <w:tc>
           <w:tcPr>
-            <w:tcW w:w="4478" w:type="pct"/>
+            <w:tcW w:w="4267" w:type="pct"/>
             <w:gridSpan w:val="8"/>
             <w:vAlign w:val="center"/>
           </w:tcPr>
           <w:p>
-            <w:r>
-              <w:rPr>
-                <w:rFonts w:hint="eastAsia"/>
+            <w:pPr>
+              <w:rPr>
+                <w:sz w:val="18"/>
+              </w:rPr>
+            </w:pPr>
+            <w:r>
+              <w:rPr>
+                <w:rFonts w:hint="eastAsia"/>
+                <w:sz w:val="18"/>
               </w:rPr>
               <w:t>考试：随堂</w:t>
             </w:r>
             <w:r>
               <w:rPr>
                 <w:rFonts w:hint="eastAsia"/>
+                <w:sz w:val="18"/>
               </w:rPr>
               <w:sym w:font="Wingdings 2" w:char="00A3"/>
             </w:r>
             <w:r>
               <w:rPr>
                 <w:rFonts w:hint="eastAsia"/>
+                <w:sz w:val="18"/>
               </w:rPr>
               <w:t xml:space="preserve">   </w:t>
             </w:r>
             <w:r>
               <w:rPr>
                 <w:rFonts w:hint="eastAsia"/>
+                <w:sz w:val="18"/>
               </w:rPr>
               <w:t>停课</w:t>
             </w:r>
             <w:r>
               <w:rPr>
                 <w:rFonts w:hint="eastAsia"/>
+                <w:sz w:val="18"/>
               </w:rPr>
               <w:sym w:font="Wingdings 2" w:char="0052"/>
             </w:r>
             <w:r>
               <w:rPr>
                 <w:rFonts w:hint="eastAsia"/>
+                <w:sz w:val="18"/>
               </w:rPr>
               <w:t xml:space="preserve">   </w:t>
             </w:r>
             <w:r>
               <w:rPr>
                 <w:rFonts w:hint="eastAsia"/>
+                <w:sz w:val="18"/>
               </w:rPr>
               <w:t>闭卷</w:t>
             </w:r>
             <w:r>
               <w:rPr>
                 <w:rFonts w:hint="eastAsia"/>
+                <w:sz w:val="18"/>
               </w:rPr>
               <w:sym w:font="Wingdings 2" w:char="0052"/>
             </w:r>
             <w:r>
               <w:rPr>
                 <w:rFonts w:hint="eastAsia"/>
+                <w:sz w:val="18"/>
               </w:rPr>
               <w:t xml:space="preserve">   </w:t>
             </w:r>
             <w:r>
               <w:rPr>
                 <w:rFonts w:hint="eastAsia"/>
+                <w:sz w:val="18"/>
               </w:rPr>
               <w:t>开卷</w:t>
             </w:r>
             <w:r>
               <w:rPr>
                 <w:rFonts w:hint="eastAsia"/>
+                <w:sz w:val="18"/>
               </w:rPr>
               <w:sym w:font="Wingdings 2" w:char="00A3"/>
             </w:r>
             <w:r>
               <w:rPr>
                 <w:rFonts w:hint="eastAsia"/>
+                <w:sz w:val="18"/>
               </w:rPr>
               <w:t xml:space="preserve">    </w:t>
             </w:r>
           </w:p>
           <w:p>
-            <w:r>
-              <w:rPr>
-                <w:rFonts w:hint="eastAsia"/>
+            <w:pPr>
+              <w:rPr>
+                <w:sz w:val="18"/>
+              </w:rPr>
+            </w:pPr>
+            <w:r>
+              <w:rPr>
+                <w:rFonts w:hint="eastAsia"/>
+                <w:sz w:val="18"/>
               </w:rPr>
               <w:t>考查：课程论文</w:t>
             </w:r>
             <w:r>
               <w:rPr>
                 <w:rFonts w:hint="eastAsia"/>
+                <w:sz w:val="18"/>
               </w:rPr>
               <w:sym w:font="Wingdings 2" w:char="00A3"/>
             </w:r>
             <w:r>
               <w:rPr>
                 <w:rFonts w:hint="eastAsia"/>
+                <w:sz w:val="18"/>
               </w:rPr>
               <w:t xml:space="preserve">   </w:t>
             </w:r>
             <w:r>
               <w:rPr>
                 <w:rFonts w:hint="eastAsia"/>
+                <w:sz w:val="18"/>
               </w:rPr>
               <w:t>课程报告</w:t>
             </w:r>
             <w:r>
               <w:rPr>
                 <w:rFonts w:hint="eastAsia"/>
+                <w:sz w:val="18"/>
               </w:rPr>
               <w:sym w:font="Wingdings 2" w:char="00A3"/>
             </w:r>
             <w:r>
               <w:rPr>
                 <w:rFonts w:hint="eastAsia"/>
+                <w:sz w:val="18"/>
               </w:rPr>
               <w:t xml:space="preserve">   </w:t>
             </w:r>
             <w:r>
               <w:rPr>
                 <w:rFonts w:hint="eastAsia"/>
+                <w:sz w:val="18"/>
               </w:rPr>
               <w:t>实验报告</w:t>
             </w:r>
             <w:r>
               <w:rPr>
                 <w:rFonts w:hint="eastAsia"/>
+                <w:sz w:val="18"/>
               </w:rPr>
               <w:sym w:font="Wingdings 2" w:char="00A3"/>
             </w:r>
             <w:r>
               <w:rPr>
                 <w:rFonts w:hint="eastAsia"/>
+                <w:sz w:val="18"/>
               </w:rPr>
               <w:t xml:space="preserve">  </w:t>
             </w:r>
             <w:r>
               <w:rPr>
                 <w:rFonts w:hint="eastAsia"/>
+                <w:sz w:val="18"/>
               </w:rPr>
               <w:t>设计</w:t>
             </w:r>
             <w:r>
               <w:rPr>
                 <w:rFonts w:hint="eastAsia"/>
+                <w:sz w:val="18"/>
               </w:rPr>
               <w:sym w:font="Wingdings 2" w:char="00A3"/>
             </w:r>
             <w:r>
               <w:rPr>
                 <w:rFonts w:hint="eastAsia"/>
+                <w:sz w:val="18"/>
               </w:rPr>
               <w:t xml:space="preserve">  </w:t>
             </w:r>
             <w:r>
               <w:rPr>
                 <w:rFonts w:hint="eastAsia"/>
+                <w:sz w:val="18"/>
               </w:rPr>
               <w:t>其他</w:t>
             </w:r>
             <w:r>
               <w:rPr>
                 <w:rFonts w:hint="eastAsia"/>
+                <w:sz w:val="18"/>
               </w:rPr>
               <w:t xml:space="preserve">                   </w:t>
             </w:r>
@@ -633,14 +774,21 @@
         </w:trPr>
         <w:tc>
           <w:tcPr>
-            <w:tcW w:w="522" w:type="pct"/>
+            <w:tcW w:w="733" w:type="pct"/>
             <w:gridSpan w:val="2"/>
             <w:vAlign w:val="center"/>
           </w:tcPr>
           <w:p>
-            <w:r>
-              <w:rPr>
-                <w:rFonts w:hint="eastAsia"/>
+            <w:pPr>
+              <w:jc w:val="center"/>
+              <w:rPr>
+                <w:sz w:val="18"/>
+              </w:rPr>
+            </w:pPr>
+            <w:r>
+              <w:rPr>
+                <w:rFonts w:hint="eastAsia"/>
+                <w:sz w:val="18"/>
               </w:rPr>
               <w:t>成绩比例</w:t>
             </w:r>
@@ -648,26 +796,34 @@
         </w:tc>
         <w:tc>
           <w:tcPr>
-            <w:tcW w:w="4478" w:type="pct"/>
+            <w:tcW w:w="4267" w:type="pct"/>
             <w:gridSpan w:val="8"/>
             <w:vAlign w:val="center"/>
           </w:tcPr>
           <w:p>
-            <w:r>
-              <w:rPr>
-                <w:rFonts w:hint="eastAsia"/>
+            <w:pPr>
+              <w:rPr>
+                <w:sz w:val="18"/>
+              </w:rPr>
+            </w:pPr>
+            <w:r>
+              <w:rPr>
+                <w:rFonts w:hint="eastAsia"/>
+                <w:sz w:val="18"/>
               </w:rPr>
               <w:t>平时成绩占</w:t>
             </w:r>
             <w:r>
               <w:rPr>
                 <w:rFonts w:hint="eastAsia"/>
+                <w:sz w:val="18"/>
               </w:rPr>
               <w:t xml:space="preserve">  30  %</w:t>
             </w:r>
             <w:r>
               <w:rPr>
                 <w:rFonts w:hint="eastAsia"/>
+                <w:sz w:val="18"/>
               </w:rPr>
               <w:t>（其中：</w:t>
             </w:r>
@@ -675,6 +831,7 @@
             <w:r>
               <w:rPr>
                 <w:rFonts w:hint="eastAsia"/>
+                <w:sz w:val="18"/>
               </w:rPr>
               <w:t>作业占</w:t>
             </w:r>
@@ -682,12 +839,14 @@
             <w:r>
               <w:rPr>
                 <w:rFonts w:hint="eastAsia"/>
+                <w:sz w:val="18"/>
               </w:rPr>
               <w:t xml:space="preserve"> 10  %</w:t>
             </w:r>
             <w:r>
               <w:rPr>
                 <w:rFonts w:hint="eastAsia"/>
+                <w:sz w:val="18"/>
               </w:rPr>
               <w:t>，</w:t>
             </w:r>
@@ -695,6 +854,7 @@
             <w:r>
               <w:rPr>
                 <w:rFonts w:hint="eastAsia"/>
+                <w:sz w:val="18"/>
               </w:rPr>
               <w:t>考勤占</w:t>
             </w:r>
@@ -702,12 +862,14 @@
             <w:r>
               <w:rPr>
                 <w:rFonts w:hint="eastAsia"/>
+                <w:sz w:val="18"/>
               </w:rPr>
               <w:t xml:space="preserve"> 10  %</w:t>
             </w:r>
             <w:r>
               <w:rPr>
                 <w:rFonts w:hint="eastAsia"/>
+                <w:sz w:val="18"/>
               </w:rPr>
               <w:t>，课程</w:t>
             </w:r>
@@ -715,6 +877,7 @@
             <w:r>
               <w:rPr>
                 <w:rFonts w:hint="eastAsia"/>
+                <w:sz w:val="18"/>
               </w:rPr>
               <w:t>参与占</w:t>
             </w:r>
@@ -722,12 +885,14 @@
             <w:r>
               <w:rPr>
                 <w:rFonts w:hint="eastAsia"/>
+                <w:sz w:val="18"/>
               </w:rPr>
               <w:t xml:space="preserve">  10 %</w:t>
             </w:r>
             <w:r>
               <w:rPr>
                 <w:rFonts w:hint="eastAsia"/>
+                <w:sz w:val="18"/>
               </w:rPr>
               <w:t>，</w:t>
             </w:r>
@@ -735,6 +900,7 @@
             <w:r>
               <w:rPr>
                 <w:rFonts w:hint="eastAsia"/>
+                <w:sz w:val="18"/>
               </w:rPr>
               <w:t>实践占</w:t>
             </w:r>
@@ -742,32 +908,42 @@
             <w:r>
               <w:rPr>
                 <w:rFonts w:hint="eastAsia"/>
+                <w:sz w:val="18"/>
               </w:rPr>
               <w:t xml:space="preserve"> 0  %)</w:t>
             </w:r>
             <w:r>
               <w:rPr>
                 <w:rFonts w:hint="eastAsia"/>
+                <w:sz w:val="18"/>
               </w:rPr>
               <w:t>，</w:t>
             </w:r>
           </w:p>
           <w:p>
-            <w:r>
-              <w:rPr>
-                <w:rFonts w:hint="eastAsia"/>
+            <w:pPr>
+              <w:rPr>
+                <w:sz w:val="18"/>
+              </w:rPr>
+            </w:pPr>
+            <w:r>
+              <w:rPr>
+                <w:rFonts w:hint="eastAsia"/>
+                <w:sz w:val="18"/>
               </w:rPr>
               <w:t>期末成绩占</w:t>
             </w:r>
             <w:r>
               <w:rPr>
                 <w:rFonts w:hint="eastAsia"/>
+                <w:sz w:val="18"/>
               </w:rPr>
               <w:t xml:space="preserve">  70  %</w:t>
             </w:r>
             <w:r>
               <w:rPr>
                 <w:rFonts w:hint="eastAsia"/>
+                <w:sz w:val="18"/>
               </w:rPr>
               <w:t>。</w:t>
             </w:r>
@@ -780,13 +956,20 @@
         </w:trPr>
         <w:tc>
           <w:tcPr>
-            <w:tcW w:w="261" w:type="pct"/>
-            <w:vAlign w:val="center"/>
-          </w:tcPr>
-          <w:p>
-            <w:r>
-              <w:rPr>
-                <w:rFonts w:hint="eastAsia"/>
+            <w:tcW w:w="366" w:type="pct"/>
+            <w:vAlign w:val="center"/>
+          </w:tcPr>
+          <w:p>
+            <w:pPr>
+              <w:jc w:val="center"/>
+              <w:rPr>
+                <w:sz w:val="18"/>
+              </w:rPr>
+            </w:pPr>
+            <w:r>
+              <w:rPr>
+                <w:rFonts w:hint="eastAsia"/>
+                <w:sz w:val="18"/>
               </w:rPr>
               <w:t>周次</w:t>
             </w:r>
@@ -794,13 +977,20 @@
         </w:tc>
         <w:tc>
           <w:tcPr>
-            <w:tcW w:w="261" w:type="pct"/>
-            <w:vAlign w:val="center"/>
-          </w:tcPr>
-          <w:p>
-            <w:r>
-              <w:rPr>
-                <w:rFonts w:hint="eastAsia"/>
+            <w:tcW w:w="368" w:type="pct"/>
+            <w:vAlign w:val="center"/>
+          </w:tcPr>
+          <w:p>
+            <w:pPr>
+              <w:jc w:val="center"/>
+              <w:rPr>
+                <w:sz w:val="18"/>
+              </w:rPr>
+            </w:pPr>
+            <w:r>
+              <w:rPr>
+                <w:rFonts w:hint="eastAsia"/>
+                <w:sz w:val="18"/>
               </w:rPr>
               <w:t>星期</w:t>
             </w:r>
@@ -808,13 +998,20 @@
         </w:tc>
         <w:tc>
           <w:tcPr>
-            <w:tcW w:w="332" w:type="pct"/>
-            <w:vAlign w:val="center"/>
-          </w:tcPr>
-          <w:p>
-            <w:r>
-              <w:rPr>
-                <w:rFonts w:hint="eastAsia"/>
+            <w:tcW w:w="368" w:type="pct"/>
+            <w:vAlign w:val="center"/>
+          </w:tcPr>
+          <w:p>
+            <w:pPr>
+              <w:jc w:val="center"/>
+              <w:rPr>
+                <w:sz w:val="18"/>
+              </w:rPr>
+            </w:pPr>
+            <w:r>
+              <w:rPr>
+                <w:rFonts w:hint="eastAsia"/>
+                <w:sz w:val="18"/>
               </w:rPr>
               <w:t>节次</w:t>
             </w:r>
@@ -822,14 +1019,21 @@
         </w:tc>
         <w:tc>
           <w:tcPr>
-            <w:tcW w:w="2239" w:type="pct"/>
+            <w:tcW w:w="1686" w:type="pct"/>
             <w:gridSpan w:val="2"/>
             <w:vAlign w:val="center"/>
           </w:tcPr>
           <w:p>
-            <w:r>
-              <w:rPr>
-                <w:rFonts w:hint="eastAsia"/>
+            <w:pPr>
+              <w:jc w:val="center"/>
+              <w:rPr>
+                <w:sz w:val="18"/>
+              </w:rPr>
+            </w:pPr>
+            <w:r>
+              <w:rPr>
+                <w:rFonts w:hint="eastAsia"/>
+                <w:sz w:val="18"/>
               </w:rPr>
               <w:t>讲授章、节及内容</w:t>
             </w:r>
@@ -837,13 +1041,20 @@
         </w:tc>
         <w:tc>
           <w:tcPr>
-            <w:tcW w:w="329" w:type="pct"/>
-            <w:vAlign w:val="center"/>
-          </w:tcPr>
-          <w:p>
-            <w:r>
-              <w:rPr>
-                <w:rFonts w:hint="eastAsia"/>
+            <w:tcW w:w="376" w:type="pct"/>
+            <w:vAlign w:val="center"/>
+          </w:tcPr>
+          <w:p>
+            <w:pPr>
+              <w:jc w:val="center"/>
+              <w:rPr>
+                <w:sz w:val="18"/>
+              </w:rPr>
+            </w:pPr>
+            <w:r>
+              <w:rPr>
+                <w:rFonts w:hint="eastAsia"/>
+                <w:sz w:val="18"/>
               </w:rPr>
               <w:t>理论学时</w:t>
             </w:r>
@@ -851,13 +1062,20 @@
         </w:tc>
         <w:tc>
           <w:tcPr>
-            <w:tcW w:w="330" w:type="pct"/>
-            <w:vAlign w:val="center"/>
-          </w:tcPr>
-          <w:p>
-            <w:r>
-              <w:rPr>
-                <w:rFonts w:hint="eastAsia"/>
+            <w:tcW w:w="368" w:type="pct"/>
+            <w:vAlign w:val="center"/>
+          </w:tcPr>
+          <w:p>
+            <w:pPr>
+              <w:jc w:val="center"/>
+              <w:rPr>
+                <w:sz w:val="18"/>
+              </w:rPr>
+            </w:pPr>
+            <w:r>
+              <w:rPr>
+                <w:rFonts w:hint="eastAsia"/>
+                <w:sz w:val="18"/>
               </w:rPr>
               <w:t>实践学时</w:t>
             </w:r>
@@ -865,13 +1083,20 @@
         </w:tc>
         <w:tc>
           <w:tcPr>
-            <w:tcW w:w="593" w:type="pct"/>
-            <w:vAlign w:val="center"/>
-          </w:tcPr>
-          <w:p>
-            <w:r>
-              <w:rPr>
-                <w:rFonts w:hint="eastAsia"/>
+            <w:tcW w:w="588" w:type="pct"/>
+            <w:vAlign w:val="center"/>
+          </w:tcPr>
+          <w:p>
+            <w:pPr>
+              <w:jc w:val="center"/>
+              <w:rPr>
+                <w:sz w:val="18"/>
+              </w:rPr>
+            </w:pPr>
+            <w:r>
+              <w:rPr>
+                <w:rFonts w:hint="eastAsia"/>
+                <w:sz w:val="18"/>
               </w:rPr>
               <w:t>作业布置及答疑安排</w:t>
             </w:r>
@@ -879,13 +1104,20 @@
         </w:tc>
         <w:tc>
           <w:tcPr>
-            <w:tcW w:w="329" w:type="pct"/>
-            <w:vAlign w:val="center"/>
-          </w:tcPr>
-          <w:p>
-            <w:r>
-              <w:rPr>
-                <w:rFonts w:hint="eastAsia"/>
+            <w:tcW w:w="517" w:type="pct"/>
+            <w:vAlign w:val="center"/>
+          </w:tcPr>
+          <w:p>
+            <w:pPr>
+              <w:jc w:val="center"/>
+              <w:rPr>
+                <w:sz w:val="18"/>
+              </w:rPr>
+            </w:pPr>
+            <w:r>
+              <w:rPr>
+                <w:rFonts w:hint="eastAsia"/>
+                <w:sz w:val="18"/>
               </w:rPr>
               <w:t>授课教师</w:t>
             </w:r>
@@ -893,13 +1125,20 @@
         </w:tc>
         <w:tc>
           <w:tcPr>
-            <w:tcW w:w="326" w:type="pct"/>
-            <w:vAlign w:val="center"/>
-          </w:tcPr>
-          <w:p>
-            <w:r>
-              <w:rPr>
-                <w:rFonts w:hint="eastAsia"/>
+            <w:tcW w:w="363" w:type="pct"/>
+            <w:vAlign w:val="center"/>
+          </w:tcPr>
+          <w:p>
+            <w:pPr>
+              <w:jc w:val="center"/>
+              <w:rPr>
+                <w:sz w:val="18"/>
+              </w:rPr>
+            </w:pPr>
+            <w:r>
+              <w:rPr>
+                <w:rFonts w:hint="eastAsia"/>
+                <w:sz w:val="18"/>
               </w:rPr>
               <w:t>备注</w:t>
             </w:r>
@@ -912,13 +1151,20 @@
         </w:trPr>
         <w:tc>
           <w:tcPr>
-            <w:tcW w:w="261" w:type="pct"/>
-            <w:vAlign w:val="center"/>
-          </w:tcPr>
-          <w:p>
-            <w:r>
-              <w:rPr>
-                <w:rFonts w:hint="eastAsia"/>
+            <w:tcW w:w="366" w:type="pct"/>
+            <w:vAlign w:val="center"/>
+          </w:tcPr>
+          <w:p>
+            <w:pPr>
+              <w:jc w:val="center"/>
+              <w:rPr>
+                <w:sz w:val="18"/>
+              </w:rPr>
+            </w:pPr>
+            <w:r>
+              <w:rPr>
+                <w:rFonts w:hint="eastAsia"/>
+                <w:sz w:val="18"/>
               </w:rPr>
               <w:t>1</w:t>
             </w:r>
@@ -926,13 +1172,20 @@
         </w:tc>
         <w:tc>
           <w:tcPr>
-            <w:tcW w:w="261" w:type="pct"/>
-            <w:vAlign w:val="center"/>
-          </w:tcPr>
-          <w:p>
-            <w:r>
-              <w:rPr>
-                <w:rFonts w:hint="eastAsia"/>
+            <w:tcW w:w="368" w:type="pct"/>
+            <w:vAlign w:val="center"/>
+          </w:tcPr>
+          <w:p>
+            <w:pPr>
+              <w:jc w:val="center"/>
+              <w:rPr>
+                <w:sz w:val="18"/>
+              </w:rPr>
+            </w:pPr>
+            <w:r>
+              <w:rPr>
+                <w:rFonts w:hint="eastAsia"/>
+                <w:sz w:val="18"/>
               </w:rPr>
               <w:t>4</w:t>
             </w:r>
@@ -940,13 +1193,20 @@
         </w:tc>
         <w:tc>
           <w:tcPr>
-            <w:tcW w:w="332" w:type="pct"/>
-            <w:vAlign w:val="center"/>
-          </w:tcPr>
-          <w:p>
-            <w:r>
-              <w:rPr>
-                <w:rFonts w:hint="eastAsia"/>
+            <w:tcW w:w="368" w:type="pct"/>
+            <w:vAlign w:val="center"/>
+          </w:tcPr>
+          <w:p>
+            <w:pPr>
+              <w:jc w:val="center"/>
+              <w:rPr>
+                <w:sz w:val="18"/>
+              </w:rPr>
+            </w:pPr>
+            <w:r>
+              <w:rPr>
+                <w:rFonts w:hint="eastAsia"/>
+                <w:sz w:val="18"/>
               </w:rPr>
               <w:t>9-10</w:t>
             </w:r>
@@ -954,13 +1214,19 @@
         </w:tc>
         <w:tc>
           <w:tcPr>
-            <w:tcW w:w="2239" w:type="pct"/>
+            <w:tcW w:w="1686" w:type="pct"/>
             <w:gridSpan w:val="2"/>
           </w:tcPr>
           <w:p>
-            <w:r>
-              <w:rPr>
-                <w:rFonts w:hint="eastAsia"/>
+            <w:pPr>
+              <w:rPr>
+                <w:sz w:val="18"/>
+              </w:rPr>
+            </w:pPr>
+            <w:r>
+              <w:rPr>
+                <w:rFonts w:hint="eastAsia"/>
+                <w:sz w:val="18"/>
               </w:rPr>
               <w:t>项目</w:t>
             </w:r>
@@ -968,6 +1234,7 @@
             <w:r>
               <w:rPr>
                 <w:rFonts w:hint="eastAsia"/>
+                <w:sz w:val="18"/>
               </w:rPr>
               <w:t>一</w:t>
             </w:r>
@@ -975,106 +1242,147 @@
             <w:r>
               <w:rPr>
                 <w:rFonts w:hint="eastAsia"/>
+                <w:sz w:val="18"/>
               </w:rPr>
               <w:t>：计算机系统选购</w:t>
             </w:r>
           </w:p>
           <w:p>
-            <w:r>
-              <w:rPr>
-                <w:rFonts w:hint="eastAsia"/>
+            <w:pPr>
+              <w:rPr>
+                <w:sz w:val="18"/>
+              </w:rPr>
+            </w:pPr>
+            <w:r>
+              <w:rPr>
+                <w:rFonts w:hint="eastAsia"/>
+                <w:sz w:val="18"/>
               </w:rPr>
               <w:t>1.1</w:t>
             </w:r>
             <w:r>
               <w:rPr>
                 <w:rFonts w:hint="eastAsia"/>
+                <w:sz w:val="18"/>
               </w:rPr>
               <w:t xml:space="preserve"> </w:t>
             </w:r>
             <w:r>
               <w:rPr>
                 <w:rFonts w:hint="eastAsia"/>
+                <w:sz w:val="18"/>
               </w:rPr>
               <w:t>计算机的发展与应用</w:t>
             </w:r>
           </w:p>
           <w:p>
-            <w:r>
-              <w:rPr>
-                <w:rFonts w:hint="eastAsia"/>
+            <w:pPr>
+              <w:rPr>
+                <w:sz w:val="18"/>
+              </w:rPr>
+            </w:pPr>
+            <w:r>
+              <w:rPr>
+                <w:rFonts w:hint="eastAsia"/>
+                <w:sz w:val="18"/>
               </w:rPr>
               <w:t>1.2</w:t>
             </w:r>
             <w:r>
               <w:rPr>
                 <w:rFonts w:hint="eastAsia"/>
+                <w:sz w:val="18"/>
               </w:rPr>
               <w:t xml:space="preserve"> </w:t>
             </w:r>
             <w:r>
               <w:rPr>
                 <w:rFonts w:hint="eastAsia"/>
+                <w:sz w:val="18"/>
               </w:rPr>
               <w:t>计算机的分类、微型计算机的特点</w:t>
             </w:r>
           </w:p>
           <w:p>
-            <w:r>
-              <w:rPr>
-                <w:rFonts w:hint="eastAsia"/>
+            <w:pPr>
+              <w:rPr>
+                <w:sz w:val="18"/>
+              </w:rPr>
+            </w:pPr>
+            <w:r>
+              <w:rPr>
+                <w:rFonts w:hint="eastAsia"/>
+                <w:sz w:val="18"/>
               </w:rPr>
               <w:t>1.3</w:t>
             </w:r>
             <w:r>
               <w:rPr>
                 <w:rFonts w:hint="eastAsia"/>
+                <w:sz w:val="18"/>
               </w:rPr>
               <w:t xml:space="preserve"> </w:t>
             </w:r>
             <w:r>
               <w:rPr>
                 <w:rFonts w:hint="eastAsia"/>
+                <w:sz w:val="18"/>
               </w:rPr>
               <w:t>计算思维能力培养</w:t>
             </w:r>
           </w:p>
           <w:p>
-            <w:r>
-              <w:rPr>
-                <w:rFonts w:hint="eastAsia"/>
+            <w:pPr>
+              <w:rPr>
+                <w:sz w:val="18"/>
+              </w:rPr>
+            </w:pPr>
+            <w:r>
+              <w:rPr>
+                <w:rFonts w:hint="eastAsia"/>
+                <w:sz w:val="18"/>
               </w:rPr>
               <w:t>2.3</w:t>
             </w:r>
             <w:r>
               <w:rPr>
                 <w:rFonts w:hint="eastAsia"/>
+                <w:sz w:val="18"/>
               </w:rPr>
               <w:t xml:space="preserve"> </w:t>
             </w:r>
             <w:r>
               <w:rPr>
                 <w:rFonts w:hint="eastAsia"/>
+                <w:sz w:val="18"/>
               </w:rPr>
               <w:t>微型计算机的硬件设备</w:t>
             </w:r>
           </w:p>
           <w:p>
-            <w:r>
-              <w:rPr>
-                <w:rFonts w:hint="eastAsia"/>
+            <w:pPr>
+              <w:rPr>
+                <w:sz w:val="18"/>
+              </w:rPr>
+            </w:pPr>
+            <w:r>
+              <w:rPr>
+                <w:rFonts w:hint="eastAsia"/>
+                <w:sz w:val="18"/>
               </w:rPr>
               <w:t>2.4</w:t>
             </w:r>
             <w:r>
               <w:rPr>
                 <w:rFonts w:hint="eastAsia"/>
+                <w:sz w:val="18"/>
               </w:rPr>
               <w:t xml:space="preserve"> </w:t>
             </w:r>
             <w:r>
               <w:rPr>
                 <w:rFonts w:hint="eastAsia"/>
+                <w:sz w:val="18"/>
               </w:rPr>
               <w:t>微型计算机软件系统</w:t>
             </w:r>
@@ -1082,13 +1390,20 @@
         </w:tc>
         <w:tc>
           <w:tcPr>
-            <w:tcW w:w="329" w:type="pct"/>
-            <w:vAlign w:val="center"/>
-          </w:tcPr>
-          <w:p>
-            <w:r>
-              <w:rPr>
-                <w:rFonts w:hint="eastAsia"/>
+            <w:tcW w:w="376" w:type="pct"/>
+            <w:vAlign w:val="center"/>
+          </w:tcPr>
+          <w:p>
+            <w:pPr>
+              <w:jc w:val="center"/>
+              <w:rPr>
+                <w:sz w:val="18"/>
+              </w:rPr>
+            </w:pPr>
+            <w:r>
+              <w:rPr>
+                <w:rFonts w:hint="eastAsia"/>
+                <w:sz w:val="18"/>
               </w:rPr>
               <w:t>2</w:t>
             </w:r>
@@ -1096,13 +1411,20 @@
         </w:tc>
         <w:tc>
           <w:tcPr>
-            <w:tcW w:w="330" w:type="pct"/>
-            <w:vAlign w:val="center"/>
-          </w:tcPr>
-          <w:p>
-            <w:r>
-              <w:rPr>
-                <w:rFonts w:hint="eastAsia"/>
+            <w:tcW w:w="368" w:type="pct"/>
+            <w:vAlign w:val="center"/>
+          </w:tcPr>
+          <w:p>
+            <w:pPr>
+              <w:jc w:val="center"/>
+              <w:rPr>
+                <w:sz w:val="18"/>
+              </w:rPr>
+            </w:pPr>
+            <w:r>
+              <w:rPr>
+                <w:rFonts w:hint="eastAsia"/>
+                <w:sz w:val="18"/>
               </w:rPr>
               <w:t>0</w:t>
             </w:r>
@@ -1110,37 +1432,47 @@
         </w:tc>
         <w:tc>
           <w:tcPr>
-            <w:tcW w:w="593" w:type="pct"/>
-            <w:vAlign w:val="center"/>
-          </w:tcPr>
-          <w:p>
-            <w:r>
-              <w:rPr>
-                <w:rFonts w:hint="eastAsia"/>
+            <w:tcW w:w="588" w:type="pct"/>
+            <w:vAlign w:val="center"/>
+          </w:tcPr>
+          <w:p>
+            <w:pPr>
+              <w:rPr>
+                <w:sz w:val="18"/>
+              </w:rPr>
+            </w:pPr>
+            <w:r>
+              <w:rPr>
+                <w:rFonts w:hint="eastAsia"/>
+                <w:sz w:val="18"/>
               </w:rPr>
               <w:t>阅读教材第</w:t>
             </w:r>
             <w:r>
               <w:rPr>
                 <w:rFonts w:hint="eastAsia"/>
+                <w:sz w:val="18"/>
               </w:rPr>
               <w:t>1</w:t>
             </w:r>
             <w:r>
               <w:rPr>
                 <w:rFonts w:hint="eastAsia"/>
+                <w:sz w:val="18"/>
               </w:rPr>
               <w:t>、</w:t>
             </w:r>
             <w:r>
               <w:rPr>
                 <w:rFonts w:hint="eastAsia"/>
+                <w:sz w:val="18"/>
               </w:rPr>
               <w:t>2</w:t>
             </w:r>
             <w:r>
               <w:rPr>
                 <w:rFonts w:hint="eastAsia"/>
+                <w:sz w:val="18"/>
               </w:rPr>
               <w:t>章</w:t>
             </w:r>
@@ -1148,13 +1480,20 @@
         </w:tc>
         <w:tc>
           <w:tcPr>
-            <w:tcW w:w="329" w:type="pct"/>
-            <w:vAlign w:val="center"/>
-          </w:tcPr>
-          <w:p>
-            <w:r>
-              <w:rPr>
-                <w:rFonts w:hint="eastAsia"/>
+            <w:tcW w:w="517" w:type="pct"/>
+            <w:vAlign w:val="center"/>
+          </w:tcPr>
+          <w:p>
+            <w:pPr>
+              <w:jc w:val="center"/>
+              <w:rPr>
+                <w:sz w:val="18"/>
+              </w:rPr>
+            </w:pPr>
+            <w:r>
+              <w:rPr>
+                <w:rFonts w:hint="eastAsia"/>
+                <w:sz w:val="18"/>
               </w:rPr>
               <w:t>张树彬</w:t>
             </w:r>
@@ -1162,10 +1501,17 @@
         </w:tc>
         <w:tc>
           <w:tcPr>
-            <w:tcW w:w="326" w:type="pct"/>
-            <w:vAlign w:val="center"/>
-          </w:tcPr>
-          <w:p/>
+            <w:tcW w:w="363" w:type="pct"/>
+            <w:vAlign w:val="center"/>
+          </w:tcPr>
+          <w:p>
+            <w:pPr>
+              <w:jc w:val="center"/>
+              <w:rPr>
+                <w:sz w:val="18"/>
+              </w:rPr>
+            </w:pPr>
+          </w:p>
         </w:tc>
       </w:tr>
       <w:tr>
@@ -1174,13 +1520,20 @@
         </w:trPr>
         <w:tc>
           <w:tcPr>
-            <w:tcW w:w="261" w:type="pct"/>
-            <w:vAlign w:val="center"/>
-          </w:tcPr>
-          <w:p>
-            <w:r>
-              <w:rPr>
-                <w:rFonts w:hint="eastAsia"/>
+            <w:tcW w:w="366" w:type="pct"/>
+            <w:vAlign w:val="center"/>
+          </w:tcPr>
+          <w:p>
+            <w:pPr>
+              <w:jc w:val="center"/>
+              <w:rPr>
+                <w:sz w:val="18"/>
+              </w:rPr>
+            </w:pPr>
+            <w:r>
+              <w:rPr>
+                <w:rFonts w:hint="eastAsia"/>
+                <w:sz w:val="18"/>
               </w:rPr>
               <w:t>2</w:t>
             </w:r>
@@ -1188,13 +1541,20 @@
         </w:tc>
         <w:tc>
           <w:tcPr>
-            <w:tcW w:w="261" w:type="pct"/>
-            <w:vAlign w:val="center"/>
-          </w:tcPr>
-          <w:p>
-            <w:r>
-              <w:rPr>
-                <w:rFonts w:hint="eastAsia"/>
+            <w:tcW w:w="368" w:type="pct"/>
+            <w:vAlign w:val="center"/>
+          </w:tcPr>
+          <w:p>
+            <w:pPr>
+              <w:jc w:val="center"/>
+              <w:rPr>
+                <w:sz w:val="18"/>
+              </w:rPr>
+            </w:pPr>
+            <w:r>
+              <w:rPr>
+                <w:rFonts w:hint="eastAsia"/>
+                <w:sz w:val="18"/>
               </w:rPr>
               <w:t>4</w:t>
             </w:r>
@@ -1202,13 +1562,20 @@
         </w:tc>
         <w:tc>
           <w:tcPr>
-            <w:tcW w:w="332" w:type="pct"/>
-            <w:vAlign w:val="center"/>
-          </w:tcPr>
-          <w:p>
-            <w:r>
-              <w:rPr>
-                <w:rFonts w:hint="eastAsia"/>
+            <w:tcW w:w="368" w:type="pct"/>
+            <w:vAlign w:val="center"/>
+          </w:tcPr>
+          <w:p>
+            <w:pPr>
+              <w:jc w:val="center"/>
+              <w:rPr>
+                <w:sz w:val="18"/>
+              </w:rPr>
+            </w:pPr>
+            <w:r>
+              <w:rPr>
+                <w:rFonts w:hint="eastAsia"/>
+                <w:sz w:val="18"/>
               </w:rPr>
               <w:t>9-10</w:t>
             </w:r>
@@ -1216,93 +1583,131 @@
         </w:tc>
         <w:tc>
           <w:tcPr>
-            <w:tcW w:w="2239" w:type="pct"/>
+            <w:tcW w:w="1686" w:type="pct"/>
             <w:gridSpan w:val="2"/>
           </w:tcPr>
           <w:p>
-            <w:r>
-              <w:rPr>
-                <w:rFonts w:hint="eastAsia"/>
+            <w:pPr>
+              <w:rPr>
+                <w:sz w:val="18"/>
+              </w:rPr>
+            </w:pPr>
+            <w:r>
+              <w:rPr>
+                <w:rFonts w:hint="eastAsia"/>
+                <w:sz w:val="18"/>
               </w:rPr>
               <w:t>项目二：操作系统文件管理</w:t>
             </w:r>
           </w:p>
           <w:p>
-            <w:r>
-              <w:rPr>
-                <w:rFonts w:hint="eastAsia"/>
+            <w:pPr>
+              <w:rPr>
+                <w:sz w:val="18"/>
+              </w:rPr>
+            </w:pPr>
+            <w:r>
+              <w:rPr>
+                <w:rFonts w:hint="eastAsia"/>
+                <w:sz w:val="18"/>
               </w:rPr>
               <w:t>5.1 Windows10</w:t>
             </w:r>
             <w:r>
               <w:rPr>
                 <w:rFonts w:hint="eastAsia"/>
+                <w:sz w:val="18"/>
               </w:rPr>
               <w:t>操作系统概述</w:t>
             </w:r>
           </w:p>
           <w:p>
-            <w:r>
-              <w:rPr>
-                <w:rFonts w:hint="eastAsia"/>
+            <w:pPr>
+              <w:rPr>
+                <w:sz w:val="18"/>
+              </w:rPr>
+            </w:pPr>
+            <w:r>
+              <w:rPr>
+                <w:rFonts w:hint="eastAsia"/>
+                <w:sz w:val="18"/>
               </w:rPr>
               <w:t>5.2</w:t>
             </w:r>
             <w:r>
               <w:rPr>
                 <w:rFonts w:hint="eastAsia"/>
+                <w:sz w:val="18"/>
               </w:rPr>
               <w:t xml:space="preserve"> </w:t>
             </w:r>
             <w:r>
               <w:rPr>
                 <w:rFonts w:hint="eastAsia"/>
+                <w:sz w:val="18"/>
               </w:rPr>
               <w:t>Windows10</w:t>
             </w:r>
             <w:r>
               <w:rPr>
                 <w:rFonts w:hint="eastAsia"/>
+                <w:sz w:val="18"/>
               </w:rPr>
               <w:t>的基本操作</w:t>
             </w:r>
           </w:p>
           <w:p>
-            <w:r>
-              <w:rPr>
-                <w:rFonts w:hint="eastAsia"/>
+            <w:pPr>
+              <w:rPr>
+                <w:sz w:val="18"/>
+              </w:rPr>
+            </w:pPr>
+            <w:r>
+              <w:rPr>
+                <w:rFonts w:hint="eastAsia"/>
+                <w:sz w:val="18"/>
               </w:rPr>
               <w:t>5.3</w:t>
             </w:r>
             <w:r>
               <w:rPr>
                 <w:rFonts w:hint="eastAsia"/>
+                <w:sz w:val="18"/>
               </w:rPr>
               <w:t xml:space="preserve"> </w:t>
             </w:r>
             <w:r>
               <w:rPr>
                 <w:rFonts w:hint="eastAsia"/>
+                <w:sz w:val="18"/>
               </w:rPr>
               <w:t>文件管理</w:t>
             </w:r>
           </w:p>
           <w:p>
-            <w:r>
-              <w:rPr>
-                <w:rFonts w:hint="eastAsia"/>
+            <w:pPr>
+              <w:rPr>
+                <w:sz w:val="18"/>
+              </w:rPr>
+            </w:pPr>
+            <w:r>
+              <w:rPr>
+                <w:rFonts w:hint="eastAsia"/>
+                <w:sz w:val="18"/>
               </w:rPr>
               <w:t>5.4</w:t>
             </w:r>
             <w:r>
               <w:rPr>
                 <w:rFonts w:hint="eastAsia"/>
+                <w:sz w:val="18"/>
               </w:rPr>
               <w:t xml:space="preserve"> </w:t>
             </w:r>
             <w:r>
               <w:rPr>
                 <w:rFonts w:hint="eastAsia"/>
+                <w:sz w:val="18"/>
               </w:rPr>
               <w:t>控制面板</w:t>
             </w:r>
@@ -1310,13 +1715,20 @@
         </w:tc>
         <w:tc>
           <w:tcPr>
-            <w:tcW w:w="329" w:type="pct"/>
-            <w:vAlign w:val="center"/>
-          </w:tcPr>
-          <w:p>
-            <w:r>
-              <w:rPr>
-                <w:rFonts w:hint="eastAsia"/>
+            <w:tcW w:w="376" w:type="pct"/>
+            <w:vAlign w:val="center"/>
+          </w:tcPr>
+          <w:p>
+            <w:pPr>
+              <w:jc w:val="center"/>
+              <w:rPr>
+                <w:sz w:val="18"/>
+              </w:rPr>
+            </w:pPr>
+            <w:r>
+              <w:rPr>
+                <w:rFonts w:hint="eastAsia"/>
+                <w:sz w:val="18"/>
               </w:rPr>
               <w:t>2</w:t>
             </w:r>
@@ -1324,13 +1736,20 @@
         </w:tc>
         <w:tc>
           <w:tcPr>
-            <w:tcW w:w="330" w:type="pct"/>
-            <w:vAlign w:val="center"/>
-          </w:tcPr>
-          <w:p>
-            <w:r>
-              <w:rPr>
-                <w:rFonts w:hint="eastAsia"/>
+            <w:tcW w:w="368" w:type="pct"/>
+            <w:vAlign w:val="center"/>
+          </w:tcPr>
+          <w:p>
+            <w:pPr>
+              <w:jc w:val="center"/>
+              <w:rPr>
+                <w:sz w:val="18"/>
+              </w:rPr>
+            </w:pPr>
+            <w:r>
+              <w:rPr>
+                <w:rFonts w:hint="eastAsia"/>
+                <w:sz w:val="18"/>
               </w:rPr>
               <w:t>0</w:t>
             </w:r>
@@ -1338,13 +1757,19 @@
         </w:tc>
         <w:tc>
           <w:tcPr>
-            <w:tcW w:w="593" w:type="pct"/>
-            <w:vAlign w:val="center"/>
-          </w:tcPr>
-          <w:p>
-            <w:r>
-              <w:rPr>
-                <w:rFonts w:hint="eastAsia"/>
+            <w:tcW w:w="588" w:type="pct"/>
+            <w:vAlign w:val="center"/>
+          </w:tcPr>
+          <w:p>
+            <w:pPr>
+              <w:rPr>
+                <w:sz w:val="18"/>
+              </w:rPr>
+            </w:pPr>
+            <w:r>
+              <w:rPr>
+                <w:rFonts w:hint="eastAsia"/>
+                <w:sz w:val="18"/>
               </w:rPr>
               <w:t>文件基本操作</w:t>
             </w:r>
@@ -1352,13 +1777,20 @@
         </w:tc>
         <w:tc>
           <w:tcPr>
-            <w:tcW w:w="329" w:type="pct"/>
-            <w:vAlign w:val="center"/>
-          </w:tcPr>
-          <w:p>
-            <w:r>
-              <w:rPr>
-                <w:rFonts w:hint="eastAsia"/>
+            <w:tcW w:w="517" w:type="pct"/>
+            <w:vAlign w:val="center"/>
+          </w:tcPr>
+          <w:p>
+            <w:pPr>
+              <w:jc w:val="center"/>
+              <w:rPr>
+                <w:sz w:val="18"/>
+              </w:rPr>
+            </w:pPr>
+            <w:r>
+              <w:rPr>
+                <w:rFonts w:hint="eastAsia"/>
+                <w:sz w:val="18"/>
               </w:rPr>
               <w:t>张树彬</w:t>
             </w:r>
@@ -1366,10 +1798,17 @@
         </w:tc>
         <w:tc>
           <w:tcPr>
-            <w:tcW w:w="326" w:type="pct"/>
-            <w:vAlign w:val="center"/>
-          </w:tcPr>
-          <w:p/>
+            <w:tcW w:w="363" w:type="pct"/>
+            <w:vAlign w:val="center"/>
+          </w:tcPr>
+          <w:p>
+            <w:pPr>
+              <w:jc w:val="center"/>
+              <w:rPr>
+                <w:sz w:val="18"/>
+              </w:rPr>
+            </w:pPr>
+          </w:p>
         </w:tc>
       </w:tr>
       <w:tr>
@@ -1378,13 +1817,20 @@
         </w:trPr>
         <w:tc>
           <w:tcPr>
-            <w:tcW w:w="261" w:type="pct"/>
-            <w:vAlign w:val="center"/>
-          </w:tcPr>
-          <w:p>
-            <w:r>
-              <w:rPr>
-                <w:rFonts w:hint="eastAsia"/>
+            <w:tcW w:w="366" w:type="pct"/>
+            <w:vAlign w:val="center"/>
+          </w:tcPr>
+          <w:p>
+            <w:pPr>
+              <w:jc w:val="center"/>
+              <w:rPr>
+                <w:sz w:val="18"/>
+              </w:rPr>
+            </w:pPr>
+            <w:r>
+              <w:rPr>
+                <w:rFonts w:hint="eastAsia"/>
+                <w:sz w:val="18"/>
               </w:rPr>
               <w:t>3</w:t>
             </w:r>
@@ -1392,13 +1838,20 @@
         </w:tc>
         <w:tc>
           <w:tcPr>
-            <w:tcW w:w="261" w:type="pct"/>
-            <w:vAlign w:val="center"/>
-          </w:tcPr>
-          <w:p>
-            <w:r>
-              <w:rPr>
-                <w:rFonts w:hint="eastAsia"/>
+            <w:tcW w:w="368" w:type="pct"/>
+            <w:vAlign w:val="center"/>
+          </w:tcPr>
+          <w:p>
+            <w:pPr>
+              <w:jc w:val="center"/>
+              <w:rPr>
+                <w:sz w:val="18"/>
+              </w:rPr>
+            </w:pPr>
+            <w:r>
+              <w:rPr>
+                <w:rFonts w:hint="eastAsia"/>
+                <w:sz w:val="18"/>
               </w:rPr>
               <w:t>4</w:t>
             </w:r>
@@ -1406,13 +1859,20 @@
         </w:tc>
         <w:tc>
           <w:tcPr>
-            <w:tcW w:w="332" w:type="pct"/>
-            <w:vAlign w:val="center"/>
-          </w:tcPr>
-          <w:p>
-            <w:r>
-              <w:rPr>
-                <w:rFonts w:hint="eastAsia"/>
+            <w:tcW w:w="368" w:type="pct"/>
+            <w:vAlign w:val="center"/>
+          </w:tcPr>
+          <w:p>
+            <w:pPr>
+              <w:jc w:val="center"/>
+              <w:rPr>
+                <w:sz w:val="18"/>
+              </w:rPr>
+            </w:pPr>
+            <w:r>
+              <w:rPr>
+                <w:rFonts w:hint="eastAsia"/>
+                <w:sz w:val="18"/>
               </w:rPr>
               <w:t>9-10</w:t>
             </w:r>
@@ -1420,119 +1880,166 @@
         </w:tc>
         <w:tc>
           <w:tcPr>
-            <w:tcW w:w="2239" w:type="pct"/>
+            <w:tcW w:w="1686" w:type="pct"/>
             <w:gridSpan w:val="2"/>
           </w:tcPr>
           <w:p>
-            <w:r>
-              <w:rPr>
-                <w:rFonts w:hint="eastAsia"/>
+            <w:pPr>
+              <w:rPr>
+                <w:sz w:val="18"/>
+              </w:rPr>
+            </w:pPr>
+            <w:r>
+              <w:rPr>
+                <w:rFonts w:hint="eastAsia"/>
+                <w:sz w:val="18"/>
               </w:rPr>
               <w:t>项目三：简单通知制作</w:t>
             </w:r>
           </w:p>
           <w:p>
-            <w:r>
-              <w:rPr>
-                <w:rFonts w:hint="eastAsia"/>
+            <w:pPr>
+              <w:rPr>
+                <w:sz w:val="18"/>
+              </w:rPr>
+            </w:pPr>
+            <w:r>
+              <w:rPr>
+                <w:rFonts w:hint="eastAsia"/>
+                <w:sz w:val="18"/>
               </w:rPr>
               <w:t>6.1</w:t>
             </w:r>
             <w:r>
               <w:rPr>
                 <w:rFonts w:hint="eastAsia"/>
+                <w:sz w:val="18"/>
               </w:rPr>
               <w:t xml:space="preserve"> </w:t>
             </w:r>
             <w:r>
               <w:rPr>
                 <w:rFonts w:hint="eastAsia"/>
+                <w:sz w:val="18"/>
               </w:rPr>
               <w:t>MicrosoftWord2016</w:t>
             </w:r>
             <w:r>
               <w:rPr>
                 <w:rFonts w:hint="eastAsia"/>
+                <w:sz w:val="18"/>
               </w:rPr>
               <w:t>概述</w:t>
             </w:r>
           </w:p>
           <w:p>
-            <w:r>
-              <w:rPr>
-                <w:rFonts w:hint="eastAsia"/>
+            <w:pPr>
+              <w:rPr>
+                <w:sz w:val="18"/>
+              </w:rPr>
+            </w:pPr>
+            <w:r>
+              <w:rPr>
+                <w:rFonts w:hint="eastAsia"/>
+                <w:sz w:val="18"/>
               </w:rPr>
               <w:t>6.2</w:t>
             </w:r>
             <w:r>
               <w:rPr>
                 <w:rFonts w:hint="eastAsia"/>
+                <w:sz w:val="18"/>
               </w:rPr>
               <w:t xml:space="preserve"> </w:t>
             </w:r>
             <w:r>
               <w:rPr>
                 <w:rFonts w:hint="eastAsia"/>
+                <w:sz w:val="18"/>
               </w:rPr>
               <w:t>文档管理</w:t>
             </w:r>
           </w:p>
           <w:p>
-            <w:r>
-              <w:rPr>
-                <w:rFonts w:hint="eastAsia"/>
+            <w:pPr>
+              <w:rPr>
+                <w:sz w:val="18"/>
+              </w:rPr>
+            </w:pPr>
+            <w:r>
+              <w:rPr>
+                <w:rFonts w:hint="eastAsia"/>
+                <w:sz w:val="18"/>
               </w:rPr>
               <w:t>6.3</w:t>
             </w:r>
             <w:r>
               <w:rPr>
                 <w:rFonts w:hint="eastAsia"/>
+                <w:sz w:val="18"/>
               </w:rPr>
               <w:t xml:space="preserve"> </w:t>
             </w:r>
             <w:r>
               <w:rPr>
                 <w:rFonts w:hint="eastAsia"/>
+                <w:sz w:val="18"/>
               </w:rPr>
               <w:t>文档编辑</w:t>
             </w:r>
           </w:p>
           <w:p>
-            <w:r>
-              <w:rPr>
-                <w:rFonts w:hint="eastAsia"/>
+            <w:pPr>
+              <w:rPr>
+                <w:sz w:val="18"/>
+              </w:rPr>
+            </w:pPr>
+            <w:r>
+              <w:rPr>
+                <w:rFonts w:hint="eastAsia"/>
+                <w:sz w:val="18"/>
               </w:rPr>
               <w:t>6.4.1</w:t>
             </w:r>
             <w:r>
               <w:rPr>
                 <w:rFonts w:hint="eastAsia"/>
+                <w:sz w:val="18"/>
               </w:rPr>
               <w:t xml:space="preserve"> </w:t>
             </w:r>
             <w:r>
               <w:rPr>
                 <w:rFonts w:hint="eastAsia"/>
+                <w:sz w:val="18"/>
               </w:rPr>
               <w:t>设置文本格式</w:t>
             </w:r>
           </w:p>
           <w:p>
-            <w:r>
-              <w:rPr>
-                <w:rFonts w:hint="eastAsia"/>
+            <w:pPr>
+              <w:rPr>
+                <w:sz w:val="18"/>
+              </w:rPr>
+            </w:pPr>
+            <w:r>
+              <w:rPr>
+                <w:rFonts w:hint="eastAsia"/>
+                <w:sz w:val="18"/>
               </w:rPr>
               <w:t>6.4.2</w:t>
             </w:r>
             <w:r>
               <w:rPr>
                 <w:rFonts w:hint="eastAsia"/>
+                <w:sz w:val="18"/>
               </w:rPr>
               <w:t xml:space="preserve"> </w:t>
             </w:r>
             <w:r>
               <w:rPr>
                 <w:rFonts w:hint="eastAsia"/>
+                <w:sz w:val="18"/>
               </w:rPr>
               <w:t>设置段落格式</w:t>
             </w:r>
@@ -1540,13 +2047,20 @@
         </w:tc>
         <w:tc>
           <w:tcPr>
-            <w:tcW w:w="329" w:type="pct"/>
-            <w:vAlign w:val="center"/>
-          </w:tcPr>
-          <w:p>
-            <w:r>
-              <w:rPr>
-                <w:rFonts w:hint="eastAsia"/>
+            <w:tcW w:w="376" w:type="pct"/>
+            <w:vAlign w:val="center"/>
+          </w:tcPr>
+          <w:p>
+            <w:pPr>
+              <w:jc w:val="center"/>
+              <w:rPr>
+                <w:sz w:val="18"/>
+              </w:rPr>
+            </w:pPr>
+            <w:r>
+              <w:rPr>
+                <w:rFonts w:hint="eastAsia"/>
+                <w:sz w:val="18"/>
               </w:rPr>
               <w:t>2</w:t>
             </w:r>
@@ -1554,13 +2068,20 @@
         </w:tc>
         <w:tc>
           <w:tcPr>
-            <w:tcW w:w="330" w:type="pct"/>
-            <w:vAlign w:val="center"/>
-          </w:tcPr>
-          <w:p>
-            <w:r>
-              <w:rPr>
-                <w:rFonts w:hint="eastAsia"/>
+            <w:tcW w:w="368" w:type="pct"/>
+            <w:vAlign w:val="center"/>
+          </w:tcPr>
+          <w:p>
+            <w:pPr>
+              <w:jc w:val="center"/>
+              <w:rPr>
+                <w:sz w:val="18"/>
+              </w:rPr>
+            </w:pPr>
+            <w:r>
+              <w:rPr>
+                <w:rFonts w:hint="eastAsia"/>
+                <w:sz w:val="18"/>
               </w:rPr>
               <w:t>0</w:t>
             </w:r>
@@ -1568,13 +2089,19 @@
         </w:tc>
         <w:tc>
           <w:tcPr>
-            <w:tcW w:w="593" w:type="pct"/>
-            <w:vAlign w:val="center"/>
-          </w:tcPr>
-          <w:p>
-            <w:r>
-              <w:rPr>
-                <w:rFonts w:hint="eastAsia"/>
+            <w:tcW w:w="588" w:type="pct"/>
+            <w:vAlign w:val="center"/>
+          </w:tcPr>
+          <w:p>
+            <w:pPr>
+              <w:rPr>
+                <w:sz w:val="18"/>
+              </w:rPr>
+            </w:pPr>
+            <w:r>
+              <w:rPr>
+                <w:rFonts w:hint="eastAsia"/>
+                <w:sz w:val="18"/>
               </w:rPr>
               <w:t>简单通知制作</w:t>
             </w:r>
@@ -1582,13 +2109,20 @@
         </w:tc>
         <w:tc>
           <w:tcPr>
-            <w:tcW w:w="329" w:type="pct"/>
-            <w:vAlign w:val="center"/>
-          </w:tcPr>
-          <w:p>
-            <w:r>
-              <w:rPr>
-                <w:rFonts w:hint="eastAsia"/>
+            <w:tcW w:w="517" w:type="pct"/>
+            <w:vAlign w:val="center"/>
+          </w:tcPr>
+          <w:p>
+            <w:pPr>
+              <w:jc w:val="center"/>
+              <w:rPr>
+                <w:sz w:val="18"/>
+              </w:rPr>
+            </w:pPr>
+            <w:r>
+              <w:rPr>
+                <w:rFonts w:hint="eastAsia"/>
+                <w:sz w:val="18"/>
               </w:rPr>
               <w:t>张树彬</w:t>
             </w:r>
@@ -1596,10 +2130,17 @@
         </w:tc>
         <w:tc>
           <w:tcPr>
-            <w:tcW w:w="326" w:type="pct"/>
-            <w:vAlign w:val="center"/>
-          </w:tcPr>
-          <w:p/>
+            <w:tcW w:w="363" w:type="pct"/>
+            <w:vAlign w:val="center"/>
+          </w:tcPr>
+          <w:p>
+            <w:pPr>
+              <w:jc w:val="center"/>
+              <w:rPr>
+                <w:sz w:val="18"/>
+              </w:rPr>
+            </w:pPr>
+          </w:p>
         </w:tc>
       </w:tr>
       <w:tr>
@@ -1608,13 +2149,20 @@
         </w:trPr>
         <w:tc>
           <w:tcPr>
-            <w:tcW w:w="261" w:type="pct"/>
-            <w:vAlign w:val="center"/>
-          </w:tcPr>
-          <w:p>
-            <w:r>
-              <w:rPr>
-                <w:rFonts w:hint="eastAsia"/>
+            <w:tcW w:w="366" w:type="pct"/>
+            <w:vAlign w:val="center"/>
+          </w:tcPr>
+          <w:p>
+            <w:pPr>
+              <w:jc w:val="center"/>
+              <w:rPr>
+                <w:sz w:val="18"/>
+              </w:rPr>
+            </w:pPr>
+            <w:r>
+              <w:rPr>
+                <w:rFonts w:hint="eastAsia"/>
+                <w:sz w:val="18"/>
               </w:rPr>
               <w:t>4</w:t>
             </w:r>
@@ -1622,13 +2170,20 @@
         </w:tc>
         <w:tc>
           <w:tcPr>
-            <w:tcW w:w="261" w:type="pct"/>
-            <w:vAlign w:val="center"/>
-          </w:tcPr>
-          <w:p>
-            <w:r>
-              <w:rPr>
-                <w:rFonts w:hint="eastAsia"/>
+            <w:tcW w:w="368" w:type="pct"/>
+            <w:vAlign w:val="center"/>
+          </w:tcPr>
+          <w:p>
+            <w:pPr>
+              <w:jc w:val="center"/>
+              <w:rPr>
+                <w:sz w:val="18"/>
+              </w:rPr>
+            </w:pPr>
+            <w:r>
+              <w:rPr>
+                <w:rFonts w:hint="eastAsia"/>
+                <w:sz w:val="18"/>
               </w:rPr>
               <w:t>4</w:t>
             </w:r>
@@ -1636,13 +2191,20 @@
         </w:tc>
         <w:tc>
           <w:tcPr>
-            <w:tcW w:w="332" w:type="pct"/>
-            <w:vAlign w:val="center"/>
-          </w:tcPr>
-          <w:p>
-            <w:r>
-              <w:rPr>
-                <w:rFonts w:hint="eastAsia"/>
+            <w:tcW w:w="368" w:type="pct"/>
+            <w:vAlign w:val="center"/>
+          </w:tcPr>
+          <w:p>
+            <w:pPr>
+              <w:jc w:val="center"/>
+              <w:rPr>
+                <w:sz w:val="18"/>
+              </w:rPr>
+            </w:pPr>
+            <w:r>
+              <w:rPr>
+                <w:rFonts w:hint="eastAsia"/>
+                <w:sz w:val="18"/>
               </w:rPr>
               <w:t>9-10</w:t>
             </w:r>
@@ -1650,145 +2212,201 @@
         </w:tc>
         <w:tc>
           <w:tcPr>
-            <w:tcW w:w="2239" w:type="pct"/>
+            <w:tcW w:w="1686" w:type="pct"/>
             <w:gridSpan w:val="2"/>
           </w:tcPr>
           <w:p>
-            <w:r>
-              <w:rPr>
-                <w:rFonts w:hint="eastAsia"/>
+            <w:pPr>
+              <w:rPr>
+                <w:sz w:val="18"/>
+              </w:rPr>
+            </w:pPr>
+            <w:r>
+              <w:rPr>
+                <w:rFonts w:hint="eastAsia"/>
+                <w:sz w:val="18"/>
               </w:rPr>
               <w:t>项目四：海报制作</w:t>
             </w:r>
           </w:p>
           <w:p>
-            <w:r>
-              <w:rPr>
-                <w:rFonts w:hint="eastAsia"/>
+            <w:pPr>
+              <w:rPr>
+                <w:sz w:val="18"/>
+              </w:rPr>
+            </w:pPr>
+            <w:r>
+              <w:rPr>
+                <w:rFonts w:hint="eastAsia"/>
+                <w:sz w:val="18"/>
               </w:rPr>
               <w:t>6.4.</w:t>
             </w:r>
             <w:r>
               <w:rPr>
                 <w:rFonts w:hint="eastAsia"/>
+                <w:sz w:val="18"/>
               </w:rPr>
               <w:t xml:space="preserve">3 </w:t>
             </w:r>
             <w:r>
               <w:rPr>
                 <w:rFonts w:hint="eastAsia"/>
+                <w:sz w:val="18"/>
               </w:rPr>
               <w:t>为段落添加项目符号或编号</w:t>
             </w:r>
           </w:p>
           <w:p>
-            <w:r>
-              <w:rPr>
-                <w:rFonts w:hint="eastAsia"/>
+            <w:pPr>
+              <w:rPr>
+                <w:sz w:val="18"/>
+              </w:rPr>
+            </w:pPr>
+            <w:r>
+              <w:rPr>
+                <w:rFonts w:hint="eastAsia"/>
+                <w:sz w:val="18"/>
               </w:rPr>
               <w:t>6.4.6</w:t>
             </w:r>
             <w:r>
               <w:rPr>
                 <w:rFonts w:hint="eastAsia"/>
+                <w:sz w:val="18"/>
               </w:rPr>
               <w:t xml:space="preserve"> </w:t>
             </w:r>
             <w:r>
               <w:rPr>
                 <w:rFonts w:hint="eastAsia"/>
+                <w:sz w:val="18"/>
               </w:rPr>
               <w:t>调整页面设置</w:t>
             </w:r>
           </w:p>
           <w:p>
-            <w:r>
-              <w:rPr>
-                <w:rFonts w:hint="eastAsia"/>
+            <w:pPr>
+              <w:rPr>
+                <w:sz w:val="18"/>
+              </w:rPr>
+            </w:pPr>
+            <w:r>
+              <w:rPr>
+                <w:rFonts w:hint="eastAsia"/>
+                <w:sz w:val="18"/>
               </w:rPr>
               <w:t>6.4.7</w:t>
             </w:r>
             <w:r>
               <w:rPr>
                 <w:rFonts w:hint="eastAsia"/>
+                <w:sz w:val="18"/>
               </w:rPr>
               <w:t xml:space="preserve"> </w:t>
             </w:r>
             <w:r>
               <w:rPr>
                 <w:rFonts w:hint="eastAsia"/>
+                <w:sz w:val="18"/>
               </w:rPr>
               <w:t>设置页面颜色和边框</w:t>
             </w:r>
           </w:p>
           <w:p>
-            <w:r>
-              <w:rPr>
-                <w:rFonts w:hint="eastAsia"/>
+            <w:pPr>
+              <w:rPr>
+                <w:sz w:val="18"/>
+              </w:rPr>
+            </w:pPr>
+            <w:r>
+              <w:rPr>
+                <w:rFonts w:hint="eastAsia"/>
+                <w:sz w:val="18"/>
               </w:rPr>
               <w:t>6.5.2</w:t>
             </w:r>
             <w:r>
               <w:rPr>
                 <w:rFonts w:hint="eastAsia"/>
+                <w:sz w:val="18"/>
               </w:rPr>
               <w:t xml:space="preserve"> </w:t>
             </w:r>
             <w:r>
               <w:rPr>
                 <w:rFonts w:hint="eastAsia"/>
+                <w:sz w:val="18"/>
               </w:rPr>
               <w:t>插入图片</w:t>
             </w:r>
           </w:p>
           <w:p>
-            <w:r>
-              <w:rPr>
-                <w:rFonts w:hint="eastAsia"/>
+            <w:pPr>
+              <w:rPr>
+                <w:sz w:val="18"/>
+              </w:rPr>
+            </w:pPr>
+            <w:r>
+              <w:rPr>
+                <w:rFonts w:hint="eastAsia"/>
+                <w:sz w:val="18"/>
               </w:rPr>
               <w:t>6.5.3</w:t>
             </w:r>
             <w:r>
               <w:rPr>
                 <w:rFonts w:hint="eastAsia"/>
+                <w:sz w:val="18"/>
               </w:rPr>
               <w:t xml:space="preserve"> </w:t>
             </w:r>
             <w:r>
               <w:rPr>
                 <w:rFonts w:hint="eastAsia"/>
+                <w:sz w:val="18"/>
               </w:rPr>
               <w:t>艺术字的插入与编辑</w:t>
             </w:r>
           </w:p>
           <w:p>
-            <w:r>
-              <w:rPr>
-                <w:rFonts w:hint="eastAsia"/>
+            <w:pPr>
+              <w:rPr>
+                <w:sz w:val="18"/>
+              </w:rPr>
+            </w:pPr>
+            <w:r>
+              <w:rPr>
+                <w:rFonts w:hint="eastAsia"/>
+                <w:sz w:val="18"/>
               </w:rPr>
               <w:t>6.5.5</w:t>
             </w:r>
             <w:r>
               <w:rPr>
                 <w:rFonts w:hint="eastAsia"/>
+                <w:sz w:val="18"/>
               </w:rPr>
               <w:t xml:space="preserve"> </w:t>
             </w:r>
             <w:r>
               <w:rPr>
                 <w:rFonts w:hint="eastAsia"/>
+                <w:sz w:val="18"/>
               </w:rPr>
               <w:t>插入</w:t>
             </w:r>
             <w:r>
               <w:rPr>
                 <w:rFonts w:hint="eastAsia"/>
+                <w:sz w:val="18"/>
               </w:rPr>
               <w:t>SmartArt</w:t>
             </w:r>
             <w:r>
               <w:rPr>
                 <w:rFonts w:hint="eastAsia"/>
+                <w:sz w:val="18"/>
               </w:rPr>
               <w:t>图形</w:t>
             </w:r>
@@ -1796,13 +2414,20 @@
         </w:tc>
         <w:tc>
           <w:tcPr>
-            <w:tcW w:w="329" w:type="pct"/>
-            <w:vAlign w:val="center"/>
-          </w:tcPr>
-          <w:p>
-            <w:r>
-              <w:rPr>
-                <w:rFonts w:hint="eastAsia"/>
+            <w:tcW w:w="376" w:type="pct"/>
+            <w:vAlign w:val="center"/>
+          </w:tcPr>
+          <w:p>
+            <w:pPr>
+              <w:jc w:val="center"/>
+              <w:rPr>
+                <w:sz w:val="18"/>
+              </w:rPr>
+            </w:pPr>
+            <w:r>
+              <w:rPr>
+                <w:rFonts w:hint="eastAsia"/>
+                <w:sz w:val="18"/>
               </w:rPr>
               <w:t>2</w:t>
             </w:r>
@@ -1810,13 +2435,20 @@
         </w:tc>
         <w:tc>
           <w:tcPr>
-            <w:tcW w:w="330" w:type="pct"/>
-            <w:vAlign w:val="center"/>
-          </w:tcPr>
-          <w:p>
-            <w:r>
-              <w:rPr>
-                <w:rFonts w:hint="eastAsia"/>
+            <w:tcW w:w="368" w:type="pct"/>
+            <w:vAlign w:val="center"/>
+          </w:tcPr>
+          <w:p>
+            <w:pPr>
+              <w:jc w:val="center"/>
+              <w:rPr>
+                <w:sz w:val="18"/>
+              </w:rPr>
+            </w:pPr>
+            <w:r>
+              <w:rPr>
+                <w:rFonts w:hint="eastAsia"/>
+                <w:sz w:val="18"/>
               </w:rPr>
               <w:t>0</w:t>
             </w:r>
@@ -1824,13 +2456,19 @@
         </w:tc>
         <w:tc>
           <w:tcPr>
-            <w:tcW w:w="593" w:type="pct"/>
-            <w:vAlign w:val="center"/>
-          </w:tcPr>
-          <w:p>
-            <w:r>
-              <w:rPr>
-                <w:rFonts w:hint="eastAsia"/>
+            <w:tcW w:w="588" w:type="pct"/>
+            <w:vAlign w:val="center"/>
+          </w:tcPr>
+          <w:p>
+            <w:pPr>
+              <w:rPr>
+                <w:sz w:val="18"/>
+              </w:rPr>
+            </w:pPr>
+            <w:r>
+              <w:rPr>
+                <w:rFonts w:hint="eastAsia"/>
+                <w:sz w:val="18"/>
               </w:rPr>
               <w:t>海报制作</w:t>
             </w:r>
@@ -1838,13 +2476,20 @@
         </w:tc>
         <w:tc>
           <w:tcPr>
-            <w:tcW w:w="329" w:type="pct"/>
-            <w:vAlign w:val="center"/>
-          </w:tcPr>
-          <w:p>
-            <w:r>
-              <w:rPr>
-                <w:rFonts w:hint="eastAsia"/>
+            <w:tcW w:w="517" w:type="pct"/>
+            <w:vAlign w:val="center"/>
+          </w:tcPr>
+          <w:p>
+            <w:pPr>
+              <w:jc w:val="center"/>
+              <w:rPr>
+                <w:sz w:val="18"/>
+              </w:rPr>
+            </w:pPr>
+            <w:r>
+              <w:rPr>
+                <w:rFonts w:hint="eastAsia"/>
+                <w:sz w:val="18"/>
               </w:rPr>
               <w:t>张树彬</w:t>
             </w:r>
@@ -1852,10 +2497,17 @@
         </w:tc>
         <w:tc>
           <w:tcPr>
-            <w:tcW w:w="326" w:type="pct"/>
-            <w:vAlign w:val="center"/>
-          </w:tcPr>
-          <w:p/>
+            <w:tcW w:w="363" w:type="pct"/>
+            <w:vAlign w:val="center"/>
+          </w:tcPr>
+          <w:p>
+            <w:pPr>
+              <w:jc w:val="center"/>
+              <w:rPr>
+                <w:sz w:val="18"/>
+              </w:rPr>
+            </w:pPr>
+          </w:p>
         </w:tc>
       </w:tr>
       <w:tr>
@@ -1864,13 +2516,20 @@
         </w:trPr>
         <w:tc>
           <w:tcPr>
-            <w:tcW w:w="261" w:type="pct"/>
-            <w:vAlign w:val="center"/>
-          </w:tcPr>
-          <w:p>
-            <w:r>
-              <w:rPr>
-                <w:rFonts w:hint="eastAsia"/>
+            <w:tcW w:w="366" w:type="pct"/>
+            <w:vAlign w:val="center"/>
+          </w:tcPr>
+          <w:p>
+            <w:pPr>
+              <w:jc w:val="center"/>
+              <w:rPr>
+                <w:sz w:val="18"/>
+              </w:rPr>
+            </w:pPr>
+            <w:r>
+              <w:rPr>
+                <w:rFonts w:hint="eastAsia"/>
+                <w:sz w:val="18"/>
               </w:rPr>
               <w:t>5</w:t>
             </w:r>
@@ -1878,13 +2537,20 @@
         </w:tc>
         <w:tc>
           <w:tcPr>
-            <w:tcW w:w="261" w:type="pct"/>
-            <w:vAlign w:val="center"/>
-          </w:tcPr>
-          <w:p>
-            <w:r>
-              <w:rPr>
-                <w:rFonts w:hint="eastAsia"/>
+            <w:tcW w:w="368" w:type="pct"/>
+            <w:vAlign w:val="center"/>
+          </w:tcPr>
+          <w:p>
+            <w:pPr>
+              <w:jc w:val="center"/>
+              <w:rPr>
+                <w:sz w:val="18"/>
+              </w:rPr>
+            </w:pPr>
+            <w:r>
+              <w:rPr>
+                <w:rFonts w:hint="eastAsia"/>
+                <w:sz w:val="18"/>
               </w:rPr>
               <w:t>4</w:t>
             </w:r>
@@ -1892,13 +2558,20 @@
         </w:tc>
         <w:tc>
           <w:tcPr>
-            <w:tcW w:w="332" w:type="pct"/>
-            <w:vAlign w:val="center"/>
-          </w:tcPr>
-          <w:p>
-            <w:r>
-              <w:rPr>
-                <w:rFonts w:hint="eastAsia"/>
+            <w:tcW w:w="368" w:type="pct"/>
+            <w:vAlign w:val="center"/>
+          </w:tcPr>
+          <w:p>
+            <w:pPr>
+              <w:jc w:val="center"/>
+              <w:rPr>
+                <w:sz w:val="18"/>
+              </w:rPr>
+            </w:pPr>
+            <w:r>
+              <w:rPr>
+                <w:rFonts w:hint="eastAsia"/>
+                <w:sz w:val="18"/>
               </w:rPr>
               <w:t>9-10</w:t>
             </w:r>
@@ -1906,133 +2579,187 @@
         </w:tc>
         <w:tc>
           <w:tcPr>
-            <w:tcW w:w="2239" w:type="pct"/>
+            <w:tcW w:w="1686" w:type="pct"/>
             <w:gridSpan w:val="2"/>
           </w:tcPr>
           <w:p>
-            <w:r>
-              <w:rPr>
-                <w:rFonts w:hint="eastAsia"/>
+            <w:pPr>
+              <w:rPr>
+                <w:sz w:val="18"/>
+              </w:rPr>
+            </w:pPr>
+            <w:r>
+              <w:rPr>
+                <w:rFonts w:hint="eastAsia"/>
+                <w:sz w:val="18"/>
               </w:rPr>
               <w:t>项目五：毕业论文编辑</w:t>
             </w:r>
           </w:p>
           <w:p>
-            <w:r>
-              <w:rPr>
-                <w:rFonts w:hint="eastAsia"/>
+            <w:pPr>
+              <w:rPr>
+                <w:sz w:val="18"/>
+              </w:rPr>
+            </w:pPr>
+            <w:r>
+              <w:rPr>
+                <w:rFonts w:hint="eastAsia"/>
+                <w:sz w:val="18"/>
               </w:rPr>
               <w:t>6.4.4</w:t>
             </w:r>
             <w:r>
               <w:rPr>
                 <w:rFonts w:hint="eastAsia"/>
+                <w:sz w:val="18"/>
               </w:rPr>
               <w:t xml:space="preserve"> </w:t>
             </w:r>
             <w:r>
               <w:rPr>
                 <w:rFonts w:hint="eastAsia"/>
+                <w:sz w:val="18"/>
               </w:rPr>
               <w:t>使用格式刷复制格式</w:t>
             </w:r>
           </w:p>
           <w:p>
-            <w:r>
-              <w:rPr>
-                <w:rFonts w:hint="eastAsia"/>
+            <w:pPr>
+              <w:rPr>
+                <w:sz w:val="18"/>
+              </w:rPr>
+            </w:pPr>
+            <w:r>
+              <w:rPr>
+                <w:rFonts w:hint="eastAsia"/>
+                <w:sz w:val="18"/>
               </w:rPr>
               <w:t>6.4.5</w:t>
             </w:r>
             <w:r>
               <w:rPr>
                 <w:rFonts w:hint="eastAsia"/>
+                <w:sz w:val="18"/>
               </w:rPr>
               <w:t xml:space="preserve"> </w:t>
             </w:r>
             <w:r>
               <w:rPr>
                 <w:rFonts w:hint="eastAsia"/>
+                <w:sz w:val="18"/>
               </w:rPr>
               <w:t>样式</w:t>
             </w:r>
           </w:p>
           <w:p>
-            <w:r>
-              <w:rPr>
-                <w:rFonts w:hint="eastAsia"/>
+            <w:pPr>
+              <w:rPr>
+                <w:sz w:val="18"/>
+              </w:rPr>
+            </w:pPr>
+            <w:r>
+              <w:rPr>
+                <w:rFonts w:hint="eastAsia"/>
+                <w:sz w:val="18"/>
               </w:rPr>
               <w:t>6.5.4</w:t>
             </w:r>
             <w:r>
               <w:rPr>
                 <w:rFonts w:hint="eastAsia"/>
+                <w:sz w:val="18"/>
               </w:rPr>
               <w:t xml:space="preserve"> </w:t>
             </w:r>
             <w:r>
               <w:rPr>
                 <w:rFonts w:hint="eastAsia"/>
+                <w:sz w:val="18"/>
               </w:rPr>
               <w:t>公式编辑器的使用</w:t>
             </w:r>
           </w:p>
           <w:p>
-            <w:r>
-              <w:rPr>
-                <w:rFonts w:hint="eastAsia"/>
+            <w:pPr>
+              <w:rPr>
+                <w:sz w:val="18"/>
+              </w:rPr>
+            </w:pPr>
+            <w:r>
+              <w:rPr>
+                <w:rFonts w:hint="eastAsia"/>
+                <w:sz w:val="18"/>
               </w:rPr>
               <w:t>6.5.6</w:t>
             </w:r>
             <w:r>
               <w:rPr>
                 <w:rFonts w:hint="eastAsia"/>
+                <w:sz w:val="18"/>
               </w:rPr>
               <w:t xml:space="preserve"> </w:t>
             </w:r>
             <w:r>
               <w:rPr>
                 <w:rFonts w:hint="eastAsia"/>
+                <w:sz w:val="18"/>
               </w:rPr>
               <w:t>文档分页和分节</w:t>
             </w:r>
           </w:p>
           <w:p>
-            <w:r>
-              <w:rPr>
-                <w:rFonts w:hint="eastAsia"/>
+            <w:pPr>
+              <w:rPr>
+                <w:sz w:val="18"/>
+              </w:rPr>
+            </w:pPr>
+            <w:r>
+              <w:rPr>
+                <w:rFonts w:hint="eastAsia"/>
+                <w:sz w:val="18"/>
               </w:rPr>
               <w:t>6.5.7</w:t>
             </w:r>
             <w:r>
               <w:rPr>
                 <w:rFonts w:hint="eastAsia"/>
+                <w:sz w:val="18"/>
               </w:rPr>
               <w:t xml:space="preserve"> </w:t>
             </w:r>
             <w:r>
               <w:rPr>
                 <w:rFonts w:hint="eastAsia"/>
+                <w:sz w:val="18"/>
               </w:rPr>
               <w:t>设置页眉与页脚</w:t>
             </w:r>
           </w:p>
           <w:p>
-            <w:r>
-              <w:rPr>
-                <w:rFonts w:hint="eastAsia"/>
+            <w:pPr>
+              <w:rPr>
+                <w:sz w:val="18"/>
+              </w:rPr>
+            </w:pPr>
+            <w:r>
+              <w:rPr>
+                <w:rFonts w:hint="eastAsia"/>
+                <w:sz w:val="18"/>
               </w:rPr>
               <w:t>6.5.9</w:t>
             </w:r>
             <w:r>
               <w:rPr>
                 <w:rFonts w:hint="eastAsia"/>
+                <w:sz w:val="18"/>
               </w:rPr>
               <w:t xml:space="preserve"> </w:t>
             </w:r>
             <w:r>
               <w:rPr>
                 <w:rFonts w:hint="eastAsia"/>
+                <w:sz w:val="18"/>
               </w:rPr>
               <w:t>创建文档目录</w:t>
             </w:r>
@@ -2040,13 +2767,20 @@
         </w:tc>
         <w:tc>
           <w:tcPr>
-            <w:tcW w:w="329" w:type="pct"/>
-            <w:vAlign w:val="center"/>
-          </w:tcPr>
-          <w:p>
-            <w:r>
-              <w:rPr>
-                <w:rFonts w:hint="eastAsia"/>
+            <w:tcW w:w="376" w:type="pct"/>
+            <w:vAlign w:val="center"/>
+          </w:tcPr>
+          <w:p>
+            <w:pPr>
+              <w:jc w:val="center"/>
+              <w:rPr>
+                <w:sz w:val="18"/>
+              </w:rPr>
+            </w:pPr>
+            <w:r>
+              <w:rPr>
+                <w:rFonts w:hint="eastAsia"/>
+                <w:sz w:val="18"/>
               </w:rPr>
               <w:t>2</w:t>
             </w:r>
@@ -2054,13 +2788,20 @@
         </w:tc>
         <w:tc>
           <w:tcPr>
-            <w:tcW w:w="330" w:type="pct"/>
-            <w:vAlign w:val="center"/>
-          </w:tcPr>
-          <w:p>
-            <w:r>
-              <w:rPr>
-                <w:rFonts w:hint="eastAsia"/>
+            <w:tcW w:w="368" w:type="pct"/>
+            <w:vAlign w:val="center"/>
+          </w:tcPr>
+          <w:p>
+            <w:pPr>
+              <w:jc w:val="center"/>
+              <w:rPr>
+                <w:sz w:val="18"/>
+              </w:rPr>
+            </w:pPr>
+            <w:r>
+              <w:rPr>
+                <w:rFonts w:hint="eastAsia"/>
+                <w:sz w:val="18"/>
               </w:rPr>
               <w:t>0</w:t>
             </w:r>
@@ -2068,13 +2809,19 @@
         </w:tc>
         <w:tc>
           <w:tcPr>
-            <w:tcW w:w="593" w:type="pct"/>
-            <w:vAlign w:val="center"/>
-          </w:tcPr>
-          <w:p>
-            <w:r>
-              <w:rPr>
-                <w:rFonts w:hint="eastAsia"/>
+            <w:tcW w:w="588" w:type="pct"/>
+            <w:vAlign w:val="center"/>
+          </w:tcPr>
+          <w:p>
+            <w:pPr>
+              <w:rPr>
+                <w:sz w:val="18"/>
+              </w:rPr>
+            </w:pPr>
+            <w:r>
+              <w:rPr>
+                <w:rFonts w:hint="eastAsia"/>
+                <w:sz w:val="18"/>
               </w:rPr>
               <w:t>毕业论文编辑</w:t>
             </w:r>
@@ -2082,13 +2829,20 @@
         </w:tc>
         <w:tc>
           <w:tcPr>
-            <w:tcW w:w="329" w:type="pct"/>
-            <w:vAlign w:val="center"/>
-          </w:tcPr>
-          <w:p>
-            <w:r>
-              <w:rPr>
-                <w:rFonts w:hint="eastAsia"/>
+            <w:tcW w:w="517" w:type="pct"/>
+            <w:vAlign w:val="center"/>
+          </w:tcPr>
+          <w:p>
+            <w:pPr>
+              <w:jc w:val="center"/>
+              <w:rPr>
+                <w:sz w:val="18"/>
+              </w:rPr>
+            </w:pPr>
+            <w:r>
+              <w:rPr>
+                <w:rFonts w:hint="eastAsia"/>
+                <w:sz w:val="18"/>
               </w:rPr>
               <w:t>张树彬</w:t>
             </w:r>
@@ -2096,10 +2850,17 @@
         </w:tc>
         <w:tc>
           <w:tcPr>
-            <w:tcW w:w="326" w:type="pct"/>
-            <w:vAlign w:val="center"/>
-          </w:tcPr>
-          <w:p/>
+            <w:tcW w:w="363" w:type="pct"/>
+            <w:vAlign w:val="center"/>
+          </w:tcPr>
+          <w:p>
+            <w:pPr>
+              <w:jc w:val="center"/>
+              <w:rPr>
+                <w:sz w:val="18"/>
+              </w:rPr>
+            </w:pPr>
+          </w:p>
         </w:tc>
       </w:tr>
       <w:tr>
@@ -2108,13 +2869,20 @@
         </w:trPr>
         <w:tc>
           <w:tcPr>
-            <w:tcW w:w="261" w:type="pct"/>
-            <w:vAlign w:val="center"/>
-          </w:tcPr>
-          <w:p>
-            <w:r>
-              <w:rPr>
-                <w:rFonts w:hint="eastAsia"/>
+            <w:tcW w:w="366" w:type="pct"/>
+            <w:vAlign w:val="center"/>
+          </w:tcPr>
+          <w:p>
+            <w:pPr>
+              <w:jc w:val="center"/>
+              <w:rPr>
+                <w:sz w:val="18"/>
+              </w:rPr>
+            </w:pPr>
+            <w:r>
+              <w:rPr>
+                <w:rFonts w:hint="eastAsia"/>
+                <w:sz w:val="18"/>
               </w:rPr>
               <w:t>6</w:t>
             </w:r>
@@ -2122,13 +2890,20 @@
         </w:tc>
         <w:tc>
           <w:tcPr>
-            <w:tcW w:w="261" w:type="pct"/>
-            <w:vAlign w:val="center"/>
-          </w:tcPr>
-          <w:p>
-            <w:r>
-              <w:rPr>
-                <w:rFonts w:hint="eastAsia"/>
+            <w:tcW w:w="368" w:type="pct"/>
+            <w:vAlign w:val="center"/>
+          </w:tcPr>
+          <w:p>
+            <w:pPr>
+              <w:jc w:val="center"/>
+              <w:rPr>
+                <w:sz w:val="18"/>
+              </w:rPr>
+            </w:pPr>
+            <w:r>
+              <w:rPr>
+                <w:rFonts w:hint="eastAsia"/>
+                <w:sz w:val="18"/>
               </w:rPr>
               <w:t>4</w:t>
             </w:r>
@@ -2136,30 +2911,34 @@
         </w:tc>
         <w:tc>
           <w:tcPr>
-            <w:tcW w:w="332" w:type="pct"/>
-            <w:vAlign w:val="center"/>
-          </w:tcPr>
-          <w:p>
-            <w:pPr>
-              <w:rPr>
-                <w:rFonts w:hint="eastAsia"/>
-              </w:rPr>
-            </w:pPr>
-            <w:r>
-              <w:rPr>
-                <w:rFonts w:hint="eastAsia"/>
+            <w:tcW w:w="368" w:type="pct"/>
+            <w:vAlign w:val="center"/>
+          </w:tcPr>
+          <w:p>
+            <w:pPr>
+              <w:jc w:val="center"/>
+              <w:rPr>
+                <w:sz w:val="18"/>
+              </w:rPr>
+            </w:pPr>
+            <w:r>
+              <w:rPr>
+                <w:rFonts w:hint="eastAsia"/>
+                <w:sz w:val="18"/>
               </w:rPr>
               <w:t>9</w:t>
             </w:r>
             <w:r>
               <w:rPr>
                 <w:rFonts w:hint="eastAsia"/>
+                <w:sz w:val="18"/>
               </w:rPr>
               <w:t>-</w:t>
             </w:r>
             <w:r>
               <w:rPr>
                 <w:rFonts w:hint="eastAsia"/>
+                <w:sz w:val="18"/>
               </w:rPr>
               <w:t>10</w:t>
             </w:r>
@@ -2167,93 +2946,132 @@
         </w:tc>
         <w:tc>
           <w:tcPr>
-            <w:tcW w:w="2239" w:type="pct"/>
+            <w:tcW w:w="1686" w:type="pct"/>
             <w:gridSpan w:val="2"/>
           </w:tcPr>
           <w:p>
-            <w:r>
-              <w:rPr>
-                <w:rFonts w:hint="eastAsia"/>
+            <w:pPr>
+              <w:rPr>
+                <w:sz w:val="18"/>
+              </w:rPr>
+            </w:pPr>
+            <w:r>
+              <w:rPr>
+                <w:rFonts w:hint="eastAsia"/>
+                <w:sz w:val="18"/>
               </w:rPr>
               <w:t>项目六：简历制作</w:t>
             </w:r>
           </w:p>
           <w:p>
-            <w:r>
-              <w:rPr>
-                <w:rFonts w:hint="eastAsia"/>
+            <w:pPr>
+              <w:rPr>
+                <w:sz w:val="18"/>
+              </w:rPr>
+            </w:pPr>
+            <w:r>
+              <w:rPr>
+                <w:rFonts w:hint="eastAsia"/>
+                <w:sz w:val="18"/>
               </w:rPr>
               <w:t>6.6</w:t>
             </w:r>
             <w:r>
               <w:rPr>
                 <w:rFonts w:hint="eastAsia"/>
+                <w:sz w:val="18"/>
               </w:rPr>
               <w:t xml:space="preserve"> </w:t>
             </w:r>
             <w:r>
               <w:rPr>
                 <w:rFonts w:hint="eastAsia"/>
+                <w:sz w:val="18"/>
               </w:rPr>
               <w:t>表格</w:t>
             </w:r>
           </w:p>
           <w:p>
-            <w:r>
-              <w:rPr>
-                <w:rFonts w:hint="eastAsia"/>
-              </w:rPr>
+            <w:pPr>
+              <w:rPr>
+                <w:sz w:val="18"/>
+              </w:rPr>
+            </w:pPr>
+            <w:r>
+              <w:rPr>
+                <w:rFonts w:hint="eastAsia"/>
+                <w:sz w:val="18"/>
+              </w:rPr>
+              <w:lastRenderedPageBreak/>
               <w:t>6.7</w:t>
             </w:r>
             <w:r>
               <w:rPr>
                 <w:rFonts w:hint="eastAsia"/>
+                <w:sz w:val="18"/>
               </w:rPr>
               <w:t xml:space="preserve"> </w:t>
             </w:r>
             <w:r>
               <w:rPr>
                 <w:rFonts w:hint="eastAsia"/>
+                <w:sz w:val="18"/>
               </w:rPr>
               <w:t>文档修订与共享</w:t>
             </w:r>
           </w:p>
           <w:p>
-            <w:r>
-              <w:rPr>
-                <w:rFonts w:hint="eastAsia"/>
+            <w:pPr>
+              <w:rPr>
+                <w:sz w:val="18"/>
+              </w:rPr>
+            </w:pPr>
+            <w:r>
+              <w:rPr>
+                <w:rFonts w:hint="eastAsia"/>
+                <w:sz w:val="18"/>
               </w:rPr>
               <w:t>6.8</w:t>
             </w:r>
             <w:r>
               <w:rPr>
                 <w:rFonts w:hint="eastAsia"/>
+                <w:sz w:val="18"/>
               </w:rPr>
               <w:t xml:space="preserve"> </w:t>
             </w:r>
             <w:r>
               <w:rPr>
                 <w:rFonts w:hint="eastAsia"/>
+                <w:sz w:val="18"/>
               </w:rPr>
               <w:t>文档打印</w:t>
             </w:r>
           </w:p>
           <w:p>
-            <w:r>
-              <w:rPr>
-                <w:rFonts w:hint="eastAsia"/>
+            <w:pPr>
+              <w:rPr>
+                <w:sz w:val="18"/>
+              </w:rPr>
+            </w:pPr>
+            <w:r>
+              <w:rPr>
+                <w:rFonts w:hint="eastAsia"/>
+                <w:sz w:val="18"/>
               </w:rPr>
               <w:t>6.11</w:t>
             </w:r>
             <w:r>
               <w:rPr>
                 <w:rFonts w:hint="eastAsia"/>
+                <w:sz w:val="18"/>
               </w:rPr>
               <w:t xml:space="preserve"> </w:t>
             </w:r>
             <w:r>
               <w:rPr>
                 <w:rFonts w:hint="eastAsia"/>
+                <w:sz w:val="18"/>
               </w:rPr>
               <w:t>邮件合并</w:t>
             </w:r>
@@ -2261,27 +3079,42 @@
         </w:tc>
         <w:tc>
           <w:tcPr>
-            <w:tcW w:w="329" w:type="pct"/>
-            <w:vAlign w:val="center"/>
-          </w:tcPr>
-          <w:p>
-            <w:r>
-              <w:rPr>
-                <w:rFonts w:hint="eastAsia"/>
-              </w:rPr>
+            <w:tcW w:w="376" w:type="pct"/>
+            <w:vAlign w:val="center"/>
+          </w:tcPr>
+          <w:p>
+            <w:pPr>
+              <w:jc w:val="center"/>
+              <w:rPr>
+                <w:sz w:val="18"/>
+              </w:rPr>
+            </w:pPr>
+            <w:r>
+              <w:rPr>
+                <w:rFonts w:hint="eastAsia"/>
+                <w:sz w:val="18"/>
+              </w:rPr>
+              <w:lastRenderedPageBreak/>
               <w:t>2</w:t>
             </w:r>
           </w:p>
         </w:tc>
         <w:tc>
           <w:tcPr>
-            <w:tcW w:w="330" w:type="pct"/>
-            <w:vAlign w:val="center"/>
-          </w:tcPr>
-          <w:p>
-            <w:r>
-              <w:rPr>
-                <w:rFonts w:hint="eastAsia"/>
+            <w:tcW w:w="368" w:type="pct"/>
+            <w:vAlign w:val="center"/>
+          </w:tcPr>
+          <w:p>
+            <w:pPr>
+              <w:jc w:val="center"/>
+              <w:rPr>
+                <w:sz w:val="18"/>
+              </w:rPr>
+            </w:pPr>
+            <w:r>
+              <w:rPr>
+                <w:rFonts w:hint="eastAsia"/>
+                <w:sz w:val="18"/>
               </w:rPr>
               <w:t>0</w:t>
             </w:r>
@@ -2289,13 +3122,19 @@
         </w:tc>
         <w:tc>
           <w:tcPr>
-            <w:tcW w:w="593" w:type="pct"/>
-            <w:vAlign w:val="center"/>
-          </w:tcPr>
-          <w:p>
-            <w:r>
-              <w:rPr>
-                <w:rFonts w:hint="eastAsia"/>
+            <w:tcW w:w="588" w:type="pct"/>
+            <w:vAlign w:val="center"/>
+          </w:tcPr>
+          <w:p>
+            <w:pPr>
+              <w:rPr>
+                <w:sz w:val="18"/>
+              </w:rPr>
+            </w:pPr>
+            <w:r>
+              <w:rPr>
+                <w:rFonts w:hint="eastAsia"/>
+                <w:sz w:val="18"/>
               </w:rPr>
               <w:t>简历制作</w:t>
             </w:r>
@@ -2303,13 +3142,20 @@
         </w:tc>
         <w:tc>
           <w:tcPr>
-            <w:tcW w:w="329" w:type="pct"/>
-            <w:vAlign w:val="center"/>
-          </w:tcPr>
-          <w:p>
-            <w:r>
-              <w:rPr>
-                <w:rFonts w:hint="eastAsia"/>
+            <w:tcW w:w="517" w:type="pct"/>
+            <w:vAlign w:val="center"/>
+          </w:tcPr>
+          <w:p>
+            <w:pPr>
+              <w:jc w:val="center"/>
+              <w:rPr>
+                <w:sz w:val="18"/>
+              </w:rPr>
+            </w:pPr>
+            <w:r>
+              <w:rPr>
+                <w:rFonts w:hint="eastAsia"/>
+                <w:sz w:val="18"/>
               </w:rPr>
               <w:t>张树彬</w:t>
             </w:r>
@@ -2317,10 +3163,17 @@
         </w:tc>
         <w:tc>
           <w:tcPr>
-            <w:tcW w:w="326" w:type="pct"/>
-            <w:vAlign w:val="center"/>
-          </w:tcPr>
-          <w:p/>
+            <w:tcW w:w="363" w:type="pct"/>
+            <w:vAlign w:val="center"/>
+          </w:tcPr>
+          <w:p>
+            <w:pPr>
+              <w:jc w:val="center"/>
+              <w:rPr>
+                <w:sz w:val="18"/>
+              </w:rPr>
+            </w:pPr>
+          </w:p>
         </w:tc>
       </w:tr>
       <w:tr>
@@ -2329,28 +3182,41 @@
         </w:trPr>
         <w:tc>
           <w:tcPr>
-            <w:tcW w:w="261" w:type="pct"/>
-            <w:vAlign w:val="center"/>
-          </w:tcPr>
-          <w:p>
-            <w:r>
-              <w:rPr>
-                <w:rFonts w:hint="eastAsia"/>
-              </w:rPr>
-              <w:lastRenderedPageBreak/>
+            <w:tcW w:w="366" w:type="pct"/>
+            <w:vAlign w:val="center"/>
+          </w:tcPr>
+          <w:p>
+            <w:pPr>
+              <w:jc w:val="center"/>
+              <w:rPr>
+                <w:sz w:val="18"/>
+              </w:rPr>
+            </w:pPr>
+            <w:r>
+              <w:rPr>
+                <w:rFonts w:hint="eastAsia"/>
+                <w:sz w:val="18"/>
+              </w:rPr>
               <w:t>7</w:t>
             </w:r>
           </w:p>
         </w:tc>
         <w:tc>
           <w:tcPr>
-            <w:tcW w:w="261" w:type="pct"/>
-            <w:vAlign w:val="center"/>
-          </w:tcPr>
-          <w:p>
-            <w:r>
-              <w:rPr>
-                <w:rFonts w:hint="eastAsia"/>
+            <w:tcW w:w="368" w:type="pct"/>
+            <w:vAlign w:val="center"/>
+          </w:tcPr>
+          <w:p>
+            <w:pPr>
+              <w:jc w:val="center"/>
+              <w:rPr>
+                <w:sz w:val="18"/>
+              </w:rPr>
+            </w:pPr>
+            <w:r>
+              <w:rPr>
+                <w:rFonts w:hint="eastAsia"/>
+                <w:sz w:val="18"/>
               </w:rPr>
               <w:t>4</w:t>
             </w:r>
@@ -2358,13 +3224,20 @@
         </w:tc>
         <w:tc>
           <w:tcPr>
-            <w:tcW w:w="332" w:type="pct"/>
-            <w:vAlign w:val="center"/>
-          </w:tcPr>
-          <w:p>
-            <w:r>
-              <w:rPr>
-                <w:rFonts w:hint="eastAsia"/>
+            <w:tcW w:w="368" w:type="pct"/>
+            <w:vAlign w:val="center"/>
+          </w:tcPr>
+          <w:p>
+            <w:pPr>
+              <w:jc w:val="center"/>
+              <w:rPr>
+                <w:sz w:val="18"/>
+              </w:rPr>
+            </w:pPr>
+            <w:r>
+              <w:rPr>
+                <w:rFonts w:hint="eastAsia"/>
+                <w:sz w:val="18"/>
               </w:rPr>
               <w:t>9-10</w:t>
             </w:r>
@@ -2372,20 +3245,27 @@
         </w:tc>
         <w:tc>
           <w:tcPr>
-            <w:tcW w:w="2239" w:type="pct"/>
+            <w:tcW w:w="1686" w:type="pct"/>
             <w:gridSpan w:val="2"/>
             <w:vAlign w:val="center"/>
           </w:tcPr>
           <w:p>
-            <w:r>
-              <w:rPr>
-                <w:rFonts w:hint="eastAsia"/>
+            <w:pPr>
+              <w:rPr>
+                <w:sz w:val="18"/>
+              </w:rPr>
+            </w:pPr>
+            <w:r>
+              <w:rPr>
+                <w:rFonts w:hint="eastAsia"/>
+                <w:sz w:val="18"/>
               </w:rPr>
               <w:t>Word</w:t>
             </w:r>
             <w:r>
               <w:rPr>
                 <w:rFonts w:hint="eastAsia"/>
+                <w:sz w:val="18"/>
               </w:rPr>
               <w:t>综合练习</w:t>
             </w:r>
@@ -2393,13 +3273,20 @@
         </w:tc>
         <w:tc>
           <w:tcPr>
-            <w:tcW w:w="329" w:type="pct"/>
-            <w:vAlign w:val="center"/>
-          </w:tcPr>
-          <w:p>
-            <w:r>
-              <w:rPr>
-                <w:rFonts w:hint="eastAsia"/>
+            <w:tcW w:w="376" w:type="pct"/>
+            <w:vAlign w:val="center"/>
+          </w:tcPr>
+          <w:p>
+            <w:pPr>
+              <w:jc w:val="center"/>
+              <w:rPr>
+                <w:sz w:val="18"/>
+              </w:rPr>
+            </w:pPr>
+            <w:r>
+              <w:rPr>
+                <w:rFonts w:hint="eastAsia"/>
+                <w:sz w:val="18"/>
               </w:rPr>
               <w:t>2</w:t>
             </w:r>
@@ -2407,13 +3294,20 @@
         </w:tc>
         <w:tc>
           <w:tcPr>
-            <w:tcW w:w="330" w:type="pct"/>
-            <w:vAlign w:val="center"/>
-          </w:tcPr>
-          <w:p>
-            <w:r>
-              <w:rPr>
-                <w:rFonts w:hint="eastAsia"/>
+            <w:tcW w:w="368" w:type="pct"/>
+            <w:vAlign w:val="center"/>
+          </w:tcPr>
+          <w:p>
+            <w:pPr>
+              <w:jc w:val="center"/>
+              <w:rPr>
+                <w:sz w:val="18"/>
+              </w:rPr>
+            </w:pPr>
+            <w:r>
+              <w:rPr>
+                <w:rFonts w:hint="eastAsia"/>
+                <w:sz w:val="18"/>
               </w:rPr>
               <w:t>0</w:t>
             </w:r>
@@ -2421,19 +3315,26 @@
         </w:tc>
         <w:tc>
           <w:tcPr>
-            <w:tcW w:w="593" w:type="pct"/>
-            <w:vAlign w:val="center"/>
-          </w:tcPr>
-          <w:p>
-            <w:r>
-              <w:rPr>
-                <w:rFonts w:hint="eastAsia"/>
+            <w:tcW w:w="588" w:type="pct"/>
+            <w:vAlign w:val="center"/>
+          </w:tcPr>
+          <w:p>
+            <w:pPr>
+              <w:rPr>
+                <w:sz w:val="18"/>
+              </w:rPr>
+            </w:pPr>
+            <w:r>
+              <w:rPr>
+                <w:rFonts w:hint="eastAsia"/>
+                <w:sz w:val="18"/>
               </w:rPr>
               <w:t>Word</w:t>
             </w:r>
             <w:r>
               <w:rPr>
                 <w:rFonts w:hint="eastAsia"/>
+                <w:sz w:val="18"/>
               </w:rPr>
               <w:t>综合练习</w:t>
             </w:r>
@@ -2441,13 +3342,20 @@
         </w:tc>
         <w:tc>
           <w:tcPr>
-            <w:tcW w:w="329" w:type="pct"/>
-            <w:vAlign w:val="center"/>
-          </w:tcPr>
-          <w:p>
-            <w:r>
-              <w:rPr>
-                <w:rFonts w:hint="eastAsia"/>
+            <w:tcW w:w="517" w:type="pct"/>
+            <w:vAlign w:val="center"/>
+          </w:tcPr>
+          <w:p>
+            <w:pPr>
+              <w:jc w:val="center"/>
+              <w:rPr>
+                <w:sz w:val="18"/>
+              </w:rPr>
+            </w:pPr>
+            <w:r>
+              <w:rPr>
+                <w:rFonts w:hint="eastAsia"/>
+                <w:sz w:val="18"/>
               </w:rPr>
               <w:t>张树彬</w:t>
             </w:r>
@@ -2455,10 +3363,17 @@
         </w:tc>
         <w:tc>
           <w:tcPr>
-            <w:tcW w:w="326" w:type="pct"/>
-            <w:vAlign w:val="center"/>
-          </w:tcPr>
-          <w:p/>
+            <w:tcW w:w="363" w:type="pct"/>
+            <w:vAlign w:val="center"/>
+          </w:tcPr>
+          <w:p>
+            <w:pPr>
+              <w:jc w:val="center"/>
+              <w:rPr>
+                <w:sz w:val="18"/>
+              </w:rPr>
+            </w:pPr>
+          </w:p>
         </w:tc>
       </w:tr>
       <w:tr>
@@ -2467,13 +3382,20 @@
         </w:trPr>
         <w:tc>
           <w:tcPr>
-            <w:tcW w:w="261" w:type="pct"/>
-            <w:vAlign w:val="center"/>
-          </w:tcPr>
-          <w:p>
-            <w:r>
-              <w:rPr>
-                <w:rFonts w:hint="eastAsia"/>
+            <w:tcW w:w="366" w:type="pct"/>
+            <w:vAlign w:val="center"/>
+          </w:tcPr>
+          <w:p>
+            <w:pPr>
+              <w:jc w:val="center"/>
+              <w:rPr>
+                <w:sz w:val="18"/>
+              </w:rPr>
+            </w:pPr>
+            <w:r>
+              <w:rPr>
+                <w:rFonts w:hint="eastAsia"/>
+                <w:sz w:val="18"/>
               </w:rPr>
               <w:t>8</w:t>
             </w:r>
@@ -2481,13 +3403,20 @@
         </w:tc>
         <w:tc>
           <w:tcPr>
-            <w:tcW w:w="261" w:type="pct"/>
-            <w:vAlign w:val="center"/>
-          </w:tcPr>
-          <w:p>
-            <w:r>
-              <w:rPr>
-                <w:rFonts w:hint="eastAsia"/>
+            <w:tcW w:w="368" w:type="pct"/>
+            <w:vAlign w:val="center"/>
+          </w:tcPr>
+          <w:p>
+            <w:pPr>
+              <w:jc w:val="center"/>
+              <w:rPr>
+                <w:sz w:val="18"/>
+              </w:rPr>
+            </w:pPr>
+            <w:r>
+              <w:rPr>
+                <w:rFonts w:hint="eastAsia"/>
+                <w:sz w:val="18"/>
               </w:rPr>
               <w:t>4</w:t>
             </w:r>
@@ -2495,18 +3424,20 @@
         </w:tc>
         <w:tc>
           <w:tcPr>
-            <w:tcW w:w="332" w:type="pct"/>
-            <w:vAlign w:val="center"/>
-          </w:tcPr>
-          <w:p>
-            <w:pPr>
-              <w:rPr>
-                <w:rFonts w:hint="eastAsia"/>
-              </w:rPr>
-            </w:pPr>
-            <w:r>
-              <w:rPr>
-                <w:rFonts w:hint="eastAsia"/>
+            <w:tcW w:w="368" w:type="pct"/>
+            <w:vAlign w:val="center"/>
+          </w:tcPr>
+          <w:p>
+            <w:pPr>
+              <w:jc w:val="center"/>
+              <w:rPr>
+                <w:sz w:val="18"/>
+              </w:rPr>
+            </w:pPr>
+            <w:r>
+              <w:rPr>
+                <w:rFonts w:hint="eastAsia"/>
+                <w:sz w:val="18"/>
               </w:rPr>
               <w:t>9-10</w:t>
             </w:r>
@@ -2514,81 +3445,117 @@
         </w:tc>
         <w:tc>
           <w:tcPr>
-            <w:tcW w:w="2239" w:type="pct"/>
+            <w:tcW w:w="1686" w:type="pct"/>
             <w:gridSpan w:val="2"/>
           </w:tcPr>
           <w:p>
-            <w:r>
-              <w:rPr>
-                <w:rFonts w:hint="eastAsia"/>
+            <w:pPr>
+              <w:rPr>
+                <w:sz w:val="18"/>
+              </w:rPr>
+            </w:pPr>
+            <w:r>
+              <w:rPr>
+                <w:rFonts w:hint="eastAsia"/>
+                <w:sz w:val="18"/>
               </w:rPr>
               <w:t>项目七</w:t>
             </w:r>
             <w:r>
               <w:rPr>
                 <w:rFonts w:hint="eastAsia"/>
+                <w:sz w:val="18"/>
               </w:rPr>
               <w:t>：</w:t>
             </w:r>
             <w:r>
               <w:rPr>
                 <w:rFonts w:hint="eastAsia"/>
+                <w:sz w:val="18"/>
               </w:rPr>
               <w:t>班级通讯录制作</w:t>
             </w:r>
           </w:p>
           <w:p>
-            <w:r>
-              <w:rPr>
-                <w:rFonts w:hint="eastAsia"/>
+            <w:pPr>
+              <w:rPr>
+                <w:sz w:val="18"/>
+              </w:rPr>
+            </w:pPr>
+            <w:r>
+              <w:rPr>
+                <w:rFonts w:hint="eastAsia"/>
+                <w:sz w:val="18"/>
               </w:rPr>
               <w:t>7.1 Excel</w:t>
             </w:r>
             <w:r>
               <w:rPr>
                 <w:rFonts w:hint="eastAsia"/>
+                <w:sz w:val="18"/>
               </w:rPr>
               <w:t>概述</w:t>
             </w:r>
           </w:p>
           <w:p>
-            <w:r>
-              <w:rPr>
-                <w:rFonts w:hint="eastAsia"/>
+            <w:pPr>
+              <w:rPr>
+                <w:sz w:val="18"/>
+              </w:rPr>
+            </w:pPr>
+            <w:r>
+              <w:rPr>
+                <w:rFonts w:hint="eastAsia"/>
+                <w:sz w:val="18"/>
               </w:rPr>
               <w:t>7.2 Excel</w:t>
             </w:r>
             <w:r>
               <w:rPr>
                 <w:rFonts w:hint="eastAsia"/>
+                <w:sz w:val="18"/>
               </w:rPr>
               <w:t>工作簿的操作</w:t>
             </w:r>
           </w:p>
           <w:p>
-            <w:r>
-              <w:rPr>
-                <w:rFonts w:hint="eastAsia"/>
+            <w:pPr>
+              <w:rPr>
+                <w:sz w:val="18"/>
+              </w:rPr>
+            </w:pPr>
+            <w:r>
+              <w:rPr>
+                <w:rFonts w:hint="eastAsia"/>
+                <w:sz w:val="18"/>
               </w:rPr>
               <w:t xml:space="preserve">7.3 </w:t>
             </w:r>
             <w:r>
               <w:rPr>
                 <w:rFonts w:hint="eastAsia"/>
+                <w:sz w:val="18"/>
               </w:rPr>
               <w:t>工作表的操作</w:t>
             </w:r>
           </w:p>
           <w:p>
-            <w:r>
-              <w:rPr>
-                <w:rFonts w:hint="eastAsia"/>
+            <w:pPr>
+              <w:rPr>
+                <w:sz w:val="18"/>
+              </w:rPr>
+            </w:pPr>
+            <w:r>
+              <w:rPr>
+                <w:rFonts w:hint="eastAsia"/>
+                <w:sz w:val="18"/>
               </w:rPr>
               <w:t xml:space="preserve">7.4 </w:t>
             </w:r>
             <w:r>
               <w:rPr>
                 <w:rFonts w:hint="eastAsia"/>
+                <w:sz w:val="18"/>
               </w:rPr>
               <w:t>格式化工作表</w:t>
             </w:r>
@@ -2596,13 +3563,20 @@
         </w:tc>
         <w:tc>
           <w:tcPr>
-            <w:tcW w:w="329" w:type="pct"/>
-            <w:vAlign w:val="center"/>
-          </w:tcPr>
-          <w:p>
-            <w:r>
-              <w:rPr>
-                <w:rFonts w:hint="eastAsia"/>
+            <w:tcW w:w="376" w:type="pct"/>
+            <w:vAlign w:val="center"/>
+          </w:tcPr>
+          <w:p>
+            <w:pPr>
+              <w:jc w:val="center"/>
+              <w:rPr>
+                <w:sz w:val="18"/>
+              </w:rPr>
+            </w:pPr>
+            <w:r>
+              <w:rPr>
+                <w:rFonts w:hint="eastAsia"/>
+                <w:sz w:val="18"/>
               </w:rPr>
               <w:t>2</w:t>
             </w:r>
@@ -2610,13 +3584,20 @@
         </w:tc>
         <w:tc>
           <w:tcPr>
-            <w:tcW w:w="330" w:type="pct"/>
-            <w:vAlign w:val="center"/>
-          </w:tcPr>
-          <w:p>
-            <w:r>
-              <w:rPr>
-                <w:rFonts w:hint="eastAsia"/>
+            <w:tcW w:w="368" w:type="pct"/>
+            <w:vAlign w:val="center"/>
+          </w:tcPr>
+          <w:p>
+            <w:pPr>
+              <w:jc w:val="center"/>
+              <w:rPr>
+                <w:sz w:val="18"/>
+              </w:rPr>
+            </w:pPr>
+            <w:r>
+              <w:rPr>
+                <w:rFonts w:hint="eastAsia"/>
+                <w:sz w:val="18"/>
               </w:rPr>
               <w:t>0</w:t>
             </w:r>
@@ -2624,13 +3605,19 @@
         </w:tc>
         <w:tc>
           <w:tcPr>
-            <w:tcW w:w="593" w:type="pct"/>
-            <w:vAlign w:val="center"/>
-          </w:tcPr>
-          <w:p>
-            <w:r>
-              <w:rPr>
-                <w:rFonts w:hint="eastAsia"/>
+            <w:tcW w:w="588" w:type="pct"/>
+            <w:vAlign w:val="center"/>
+          </w:tcPr>
+          <w:p>
+            <w:pPr>
+              <w:rPr>
+                <w:sz w:val="18"/>
+              </w:rPr>
+            </w:pPr>
+            <w:r>
+              <w:rPr>
+                <w:rFonts w:hint="eastAsia"/>
+                <w:sz w:val="18"/>
               </w:rPr>
               <w:t>班级通讯录制作</w:t>
             </w:r>
@@ -2638,13 +3625,20 @@
         </w:tc>
         <w:tc>
           <w:tcPr>
-            <w:tcW w:w="329" w:type="pct"/>
-            <w:vAlign w:val="center"/>
-          </w:tcPr>
-          <w:p>
-            <w:r>
-              <w:rPr>
-                <w:rFonts w:hint="eastAsia"/>
+            <w:tcW w:w="517" w:type="pct"/>
+            <w:vAlign w:val="center"/>
+          </w:tcPr>
+          <w:p>
+            <w:pPr>
+              <w:jc w:val="center"/>
+              <w:rPr>
+                <w:sz w:val="18"/>
+              </w:rPr>
+            </w:pPr>
+            <w:r>
+              <w:rPr>
+                <w:rFonts w:hint="eastAsia"/>
+                <w:sz w:val="18"/>
               </w:rPr>
               <w:t>张树彬</w:t>
             </w:r>
@@ -2652,10 +3646,17 @@
         </w:tc>
         <w:tc>
           <w:tcPr>
-            <w:tcW w:w="326" w:type="pct"/>
-            <w:vAlign w:val="center"/>
-          </w:tcPr>
-          <w:p/>
+            <w:tcW w:w="363" w:type="pct"/>
+            <w:vAlign w:val="center"/>
+          </w:tcPr>
+          <w:p>
+            <w:pPr>
+              <w:jc w:val="center"/>
+              <w:rPr>
+                <w:sz w:val="18"/>
+              </w:rPr>
+            </w:pPr>
+          </w:p>
         </w:tc>
       </w:tr>
       <w:tr>
@@ -2664,13 +3665,20 @@
         </w:trPr>
         <w:tc>
           <w:tcPr>
-            <w:tcW w:w="261" w:type="pct"/>
-            <w:vAlign w:val="center"/>
-          </w:tcPr>
-          <w:p>
-            <w:r>
-              <w:rPr>
-                <w:rFonts w:hint="eastAsia"/>
+            <w:tcW w:w="366" w:type="pct"/>
+            <w:vAlign w:val="center"/>
+          </w:tcPr>
+          <w:p>
+            <w:pPr>
+              <w:jc w:val="center"/>
+              <w:rPr>
+                <w:sz w:val="18"/>
+              </w:rPr>
+            </w:pPr>
+            <w:r>
+              <w:rPr>
+                <w:rFonts w:hint="eastAsia"/>
+                <w:sz w:val="18"/>
               </w:rPr>
               <w:t>9</w:t>
             </w:r>
@@ -2678,13 +3686,20 @@
         </w:tc>
         <w:tc>
           <w:tcPr>
-            <w:tcW w:w="261" w:type="pct"/>
-            <w:vAlign w:val="center"/>
-          </w:tcPr>
-          <w:p>
-            <w:r>
-              <w:rPr>
-                <w:rFonts w:hint="eastAsia"/>
+            <w:tcW w:w="368" w:type="pct"/>
+            <w:vAlign w:val="center"/>
+          </w:tcPr>
+          <w:p>
+            <w:pPr>
+              <w:jc w:val="center"/>
+              <w:rPr>
+                <w:sz w:val="18"/>
+              </w:rPr>
+            </w:pPr>
+            <w:r>
+              <w:rPr>
+                <w:rFonts w:hint="eastAsia"/>
+                <w:sz w:val="18"/>
               </w:rPr>
               <w:t>4</w:t>
             </w:r>
@@ -2692,13 +3707,20 @@
         </w:tc>
         <w:tc>
           <w:tcPr>
-            <w:tcW w:w="332" w:type="pct"/>
-            <w:vAlign w:val="center"/>
-          </w:tcPr>
-          <w:p>
-            <w:r>
-              <w:rPr>
-                <w:rFonts w:hint="eastAsia"/>
+            <w:tcW w:w="368" w:type="pct"/>
+            <w:vAlign w:val="center"/>
+          </w:tcPr>
+          <w:p>
+            <w:pPr>
+              <w:jc w:val="center"/>
+              <w:rPr>
+                <w:sz w:val="18"/>
+              </w:rPr>
+            </w:pPr>
+            <w:r>
+              <w:rPr>
+                <w:rFonts w:hint="eastAsia"/>
+                <w:sz w:val="18"/>
               </w:rPr>
               <w:t>9-10</w:t>
             </w:r>
@@ -2706,51 +3728,68 @@
         </w:tc>
         <w:tc>
           <w:tcPr>
-            <w:tcW w:w="2239" w:type="pct"/>
+            <w:tcW w:w="1686" w:type="pct"/>
             <w:gridSpan w:val="2"/>
           </w:tcPr>
           <w:p>
-            <w:r>
-              <w:rPr>
-                <w:rFonts w:hint="eastAsia"/>
+            <w:pPr>
+              <w:rPr>
+                <w:sz w:val="18"/>
+              </w:rPr>
+            </w:pPr>
+            <w:r>
+              <w:rPr>
+                <w:rFonts w:hint="eastAsia"/>
+                <w:sz w:val="18"/>
               </w:rPr>
               <w:t>项目八</w:t>
             </w:r>
             <w:r>
               <w:rPr>
                 <w:rFonts w:hint="eastAsia"/>
+                <w:sz w:val="18"/>
               </w:rPr>
               <w:t>：</w:t>
             </w:r>
             <w:r>
               <w:rPr>
                 <w:rFonts w:hint="eastAsia"/>
+                <w:sz w:val="18"/>
               </w:rPr>
               <w:t>学生成绩统计与分析</w:t>
             </w:r>
           </w:p>
           <w:p>
-            <w:r>
-              <w:rPr>
-                <w:rFonts w:hint="eastAsia"/>
+            <w:pPr>
+              <w:rPr>
+                <w:sz w:val="18"/>
+              </w:rPr>
+            </w:pPr>
+            <w:r>
+              <w:rPr>
+                <w:rFonts w:hint="eastAsia"/>
+                <w:sz w:val="18"/>
               </w:rPr>
               <w:t>7.5 Excel</w:t>
             </w:r>
             <w:r>
               <w:rPr>
                 <w:rFonts w:hint="eastAsia"/>
+                <w:sz w:val="18"/>
               </w:rPr>
               <w:t>公式和函数（</w:t>
             </w:r>
             <w:r>
               <w:rPr>
                 <w:rFonts w:hint="eastAsia"/>
+                <w:sz w:val="18"/>
               </w:rPr>
               <w:t>1</w:t>
             </w:r>
             <w:r>
               <w:rPr>
                 <w:rFonts w:hint="eastAsia"/>
+                <w:sz w:val="18"/>
               </w:rPr>
               <w:t>）</w:t>
             </w:r>
@@ -2758,13 +3797,20 @@
         </w:tc>
         <w:tc>
           <w:tcPr>
-            <w:tcW w:w="329" w:type="pct"/>
-            <w:vAlign w:val="center"/>
-          </w:tcPr>
-          <w:p>
-            <w:r>
-              <w:rPr>
-                <w:rFonts w:hint="eastAsia"/>
+            <w:tcW w:w="376" w:type="pct"/>
+            <w:vAlign w:val="center"/>
+          </w:tcPr>
+          <w:p>
+            <w:pPr>
+              <w:jc w:val="center"/>
+              <w:rPr>
+                <w:sz w:val="18"/>
+              </w:rPr>
+            </w:pPr>
+            <w:r>
+              <w:rPr>
+                <w:rFonts w:hint="eastAsia"/>
+                <w:sz w:val="18"/>
               </w:rPr>
               <w:t>2</w:t>
             </w:r>
@@ -2772,13 +3818,20 @@
         </w:tc>
         <w:tc>
           <w:tcPr>
-            <w:tcW w:w="330" w:type="pct"/>
-            <w:vAlign w:val="center"/>
-          </w:tcPr>
-          <w:p>
-            <w:r>
-              <w:rPr>
-                <w:rFonts w:hint="eastAsia"/>
+            <w:tcW w:w="368" w:type="pct"/>
+            <w:vAlign w:val="center"/>
+          </w:tcPr>
+          <w:p>
+            <w:pPr>
+              <w:jc w:val="center"/>
+              <w:rPr>
+                <w:sz w:val="18"/>
+              </w:rPr>
+            </w:pPr>
+            <w:r>
+              <w:rPr>
+                <w:rFonts w:hint="eastAsia"/>
+                <w:sz w:val="18"/>
               </w:rPr>
               <w:t>0</w:t>
             </w:r>
@@ -2786,13 +3839,19 @@
         </w:tc>
         <w:tc>
           <w:tcPr>
-            <w:tcW w:w="593" w:type="pct"/>
-            <w:vAlign w:val="center"/>
-          </w:tcPr>
-          <w:p>
-            <w:r>
-              <w:rPr>
-                <w:rFonts w:hint="eastAsia"/>
+            <w:tcW w:w="588" w:type="pct"/>
+            <w:vAlign w:val="center"/>
+          </w:tcPr>
+          <w:p>
+            <w:pPr>
+              <w:rPr>
+                <w:sz w:val="18"/>
+              </w:rPr>
+            </w:pPr>
+            <w:r>
+              <w:rPr>
+                <w:rFonts w:hint="eastAsia"/>
+                <w:sz w:val="18"/>
               </w:rPr>
               <w:t>学生成绩统计与分析</w:t>
             </w:r>
@@ -2800,13 +3859,20 @@
         </w:tc>
         <w:tc>
           <w:tcPr>
-            <w:tcW w:w="329" w:type="pct"/>
-            <w:vAlign w:val="center"/>
-          </w:tcPr>
-          <w:p>
-            <w:r>
-              <w:rPr>
-                <w:rFonts w:hint="eastAsia"/>
+            <w:tcW w:w="517" w:type="pct"/>
+            <w:vAlign w:val="center"/>
+          </w:tcPr>
+          <w:p>
+            <w:pPr>
+              <w:jc w:val="center"/>
+              <w:rPr>
+                <w:sz w:val="18"/>
+              </w:rPr>
+            </w:pPr>
+            <w:r>
+              <w:rPr>
+                <w:rFonts w:hint="eastAsia"/>
+                <w:sz w:val="18"/>
               </w:rPr>
               <w:t>张树彬</w:t>
             </w:r>
@@ -2814,10 +3880,17 @@
         </w:tc>
         <w:tc>
           <w:tcPr>
-            <w:tcW w:w="326" w:type="pct"/>
-            <w:vAlign w:val="center"/>
-          </w:tcPr>
-          <w:p/>
+            <w:tcW w:w="363" w:type="pct"/>
+            <w:vAlign w:val="center"/>
+          </w:tcPr>
+          <w:p>
+            <w:pPr>
+              <w:jc w:val="center"/>
+              <w:rPr>
+                <w:sz w:val="18"/>
+              </w:rPr>
+            </w:pPr>
+          </w:p>
         </w:tc>
       </w:tr>
       <w:tr>
@@ -2826,13 +3899,20 @@
         </w:trPr>
         <w:tc>
           <w:tcPr>
-            <w:tcW w:w="261" w:type="pct"/>
-            <w:vAlign w:val="center"/>
-          </w:tcPr>
-          <w:p>
-            <w:r>
-              <w:rPr>
-                <w:rFonts w:hint="eastAsia"/>
+            <w:tcW w:w="366" w:type="pct"/>
+            <w:vAlign w:val="center"/>
+          </w:tcPr>
+          <w:p>
+            <w:pPr>
+              <w:jc w:val="center"/>
+              <w:rPr>
+                <w:sz w:val="18"/>
+              </w:rPr>
+            </w:pPr>
+            <w:r>
+              <w:rPr>
+                <w:rFonts w:hint="eastAsia"/>
+                <w:sz w:val="18"/>
               </w:rPr>
               <w:t>10</w:t>
             </w:r>
@@ -2840,13 +3920,20 @@
         </w:tc>
         <w:tc>
           <w:tcPr>
-            <w:tcW w:w="261" w:type="pct"/>
-            <w:vAlign w:val="center"/>
-          </w:tcPr>
-          <w:p>
-            <w:r>
-              <w:rPr>
-                <w:rFonts w:hint="eastAsia"/>
+            <w:tcW w:w="368" w:type="pct"/>
+            <w:vAlign w:val="center"/>
+          </w:tcPr>
+          <w:p>
+            <w:pPr>
+              <w:jc w:val="center"/>
+              <w:rPr>
+                <w:sz w:val="18"/>
+              </w:rPr>
+            </w:pPr>
+            <w:r>
+              <w:rPr>
+                <w:rFonts w:hint="eastAsia"/>
+                <w:sz w:val="18"/>
               </w:rPr>
               <w:t>4</w:t>
             </w:r>
@@ -2854,13 +3941,20 @@
         </w:tc>
         <w:tc>
           <w:tcPr>
-            <w:tcW w:w="332" w:type="pct"/>
-            <w:vAlign w:val="center"/>
-          </w:tcPr>
-          <w:p>
-            <w:r>
-              <w:rPr>
-                <w:rFonts w:hint="eastAsia"/>
+            <w:tcW w:w="368" w:type="pct"/>
+            <w:vAlign w:val="center"/>
+          </w:tcPr>
+          <w:p>
+            <w:pPr>
+              <w:jc w:val="center"/>
+              <w:rPr>
+                <w:sz w:val="18"/>
+              </w:rPr>
+            </w:pPr>
+            <w:r>
+              <w:rPr>
+                <w:rFonts w:hint="eastAsia"/>
+                <w:sz w:val="18"/>
               </w:rPr>
               <w:t>9-10</w:t>
             </w:r>
@@ -2868,51 +3962,68 @@
         </w:tc>
         <w:tc>
           <w:tcPr>
-            <w:tcW w:w="2239" w:type="pct"/>
+            <w:tcW w:w="1686" w:type="pct"/>
             <w:gridSpan w:val="2"/>
           </w:tcPr>
           <w:p>
-            <w:r>
-              <w:rPr>
-                <w:rFonts w:hint="eastAsia"/>
+            <w:pPr>
+              <w:rPr>
+                <w:sz w:val="18"/>
+              </w:rPr>
+            </w:pPr>
+            <w:r>
+              <w:rPr>
+                <w:rFonts w:hint="eastAsia"/>
+                <w:sz w:val="18"/>
               </w:rPr>
               <w:t>项目九</w:t>
             </w:r>
             <w:r>
               <w:rPr>
                 <w:rFonts w:hint="eastAsia"/>
+                <w:sz w:val="18"/>
               </w:rPr>
               <w:t>：</w:t>
             </w:r>
             <w:r>
               <w:rPr>
                 <w:rFonts w:hint="eastAsia"/>
+                <w:sz w:val="18"/>
               </w:rPr>
               <w:t>员工信息表与工资表的制作</w:t>
             </w:r>
           </w:p>
           <w:p>
-            <w:r>
-              <w:rPr>
-                <w:rFonts w:hint="eastAsia"/>
+            <w:pPr>
+              <w:rPr>
+                <w:sz w:val="18"/>
+              </w:rPr>
+            </w:pPr>
+            <w:r>
+              <w:rPr>
+                <w:rFonts w:hint="eastAsia"/>
+                <w:sz w:val="18"/>
               </w:rPr>
               <w:t>7.5  Excel</w:t>
             </w:r>
             <w:r>
               <w:rPr>
                 <w:rFonts w:hint="eastAsia"/>
+                <w:sz w:val="18"/>
               </w:rPr>
               <w:t>公式和函数（</w:t>
             </w:r>
             <w:r>
               <w:rPr>
                 <w:rFonts w:hint="eastAsia"/>
+                <w:sz w:val="18"/>
               </w:rPr>
               <w:t>2</w:t>
             </w:r>
             <w:r>
               <w:rPr>
                 <w:rFonts w:hint="eastAsia"/>
+                <w:sz w:val="18"/>
               </w:rPr>
               <w:t>）</w:t>
             </w:r>
@@ -2920,13 +4031,20 @@
         </w:tc>
         <w:tc>
           <w:tcPr>
-            <w:tcW w:w="329" w:type="pct"/>
-            <w:vAlign w:val="center"/>
-          </w:tcPr>
-          <w:p>
-            <w:r>
-              <w:rPr>
-                <w:rFonts w:hint="eastAsia"/>
+            <w:tcW w:w="376" w:type="pct"/>
+            <w:vAlign w:val="center"/>
+          </w:tcPr>
+          <w:p>
+            <w:pPr>
+              <w:jc w:val="center"/>
+              <w:rPr>
+                <w:sz w:val="18"/>
+              </w:rPr>
+            </w:pPr>
+            <w:r>
+              <w:rPr>
+                <w:rFonts w:hint="eastAsia"/>
+                <w:sz w:val="18"/>
               </w:rPr>
               <w:t>2</w:t>
             </w:r>
@@ -2934,13 +4052,20 @@
         </w:tc>
         <w:tc>
           <w:tcPr>
-            <w:tcW w:w="330" w:type="pct"/>
-            <w:vAlign w:val="center"/>
-          </w:tcPr>
-          <w:p>
-            <w:r>
-              <w:rPr>
-                <w:rFonts w:hint="eastAsia"/>
+            <w:tcW w:w="368" w:type="pct"/>
+            <w:vAlign w:val="center"/>
+          </w:tcPr>
+          <w:p>
+            <w:pPr>
+              <w:jc w:val="center"/>
+              <w:rPr>
+                <w:sz w:val="18"/>
+              </w:rPr>
+            </w:pPr>
+            <w:r>
+              <w:rPr>
+                <w:rFonts w:hint="eastAsia"/>
+                <w:sz w:val="18"/>
               </w:rPr>
               <w:t>0</w:t>
             </w:r>
@@ -2948,13 +4073,19 @@
         </w:tc>
         <w:tc>
           <w:tcPr>
-            <w:tcW w:w="593" w:type="pct"/>
-            <w:vAlign w:val="center"/>
-          </w:tcPr>
-          <w:p>
-            <w:r>
-              <w:rPr>
-                <w:rFonts w:hint="eastAsia"/>
+            <w:tcW w:w="588" w:type="pct"/>
+            <w:vAlign w:val="center"/>
+          </w:tcPr>
+          <w:p>
+            <w:pPr>
+              <w:rPr>
+                <w:sz w:val="18"/>
+              </w:rPr>
+            </w:pPr>
+            <w:r>
+              <w:rPr>
+                <w:rFonts w:hint="eastAsia"/>
+                <w:sz w:val="18"/>
               </w:rPr>
               <w:t>员工信息表制作</w:t>
             </w:r>
@@ -2962,13 +4093,20 @@
         </w:tc>
         <w:tc>
           <w:tcPr>
-            <w:tcW w:w="329" w:type="pct"/>
-            <w:vAlign w:val="center"/>
-          </w:tcPr>
-          <w:p>
-            <w:r>
-              <w:rPr>
-                <w:rFonts w:hint="eastAsia"/>
+            <w:tcW w:w="517" w:type="pct"/>
+            <w:vAlign w:val="center"/>
+          </w:tcPr>
+          <w:p>
+            <w:pPr>
+              <w:jc w:val="center"/>
+              <w:rPr>
+                <w:sz w:val="18"/>
+              </w:rPr>
+            </w:pPr>
+            <w:r>
+              <w:rPr>
+                <w:rFonts w:hint="eastAsia"/>
+                <w:sz w:val="18"/>
               </w:rPr>
               <w:t>张树彬</w:t>
             </w:r>
@@ -2976,10 +4114,17 @@
         </w:tc>
         <w:tc>
           <w:tcPr>
-            <w:tcW w:w="326" w:type="pct"/>
-            <w:vAlign w:val="center"/>
-          </w:tcPr>
-          <w:p/>
+            <w:tcW w:w="363" w:type="pct"/>
+            <w:vAlign w:val="center"/>
+          </w:tcPr>
+          <w:p>
+            <w:pPr>
+              <w:jc w:val="center"/>
+              <w:rPr>
+                <w:sz w:val="18"/>
+              </w:rPr>
+            </w:pPr>
+          </w:p>
         </w:tc>
       </w:tr>
       <w:tr>
@@ -2988,13 +4133,20 @@
         </w:trPr>
         <w:tc>
           <w:tcPr>
-            <w:tcW w:w="261" w:type="pct"/>
-            <w:vAlign w:val="center"/>
-          </w:tcPr>
-          <w:p>
-            <w:r>
-              <w:rPr>
-                <w:rFonts w:hint="eastAsia"/>
+            <w:tcW w:w="366" w:type="pct"/>
+            <w:vAlign w:val="center"/>
+          </w:tcPr>
+          <w:p>
+            <w:pPr>
+              <w:jc w:val="center"/>
+              <w:rPr>
+                <w:sz w:val="18"/>
+              </w:rPr>
+            </w:pPr>
+            <w:r>
+              <w:rPr>
+                <w:rFonts w:hint="eastAsia"/>
+                <w:sz w:val="18"/>
               </w:rPr>
               <w:t>11</w:t>
             </w:r>
@@ -3002,13 +4154,20 @@
         </w:tc>
         <w:tc>
           <w:tcPr>
-            <w:tcW w:w="261" w:type="pct"/>
-            <w:vAlign w:val="center"/>
-          </w:tcPr>
-          <w:p>
-            <w:r>
-              <w:rPr>
-                <w:rFonts w:hint="eastAsia"/>
+            <w:tcW w:w="368" w:type="pct"/>
+            <w:vAlign w:val="center"/>
+          </w:tcPr>
+          <w:p>
+            <w:pPr>
+              <w:jc w:val="center"/>
+              <w:rPr>
+                <w:sz w:val="18"/>
+              </w:rPr>
+            </w:pPr>
+            <w:r>
+              <w:rPr>
+                <w:rFonts w:hint="eastAsia"/>
+                <w:sz w:val="18"/>
               </w:rPr>
               <w:t>4</w:t>
             </w:r>
@@ -3016,13 +4175,20 @@
         </w:tc>
         <w:tc>
           <w:tcPr>
-            <w:tcW w:w="332" w:type="pct"/>
-            <w:vAlign w:val="center"/>
-          </w:tcPr>
-          <w:p>
-            <w:r>
-              <w:rPr>
-                <w:rFonts w:hint="eastAsia"/>
+            <w:tcW w:w="368" w:type="pct"/>
+            <w:vAlign w:val="center"/>
+          </w:tcPr>
+          <w:p>
+            <w:pPr>
+              <w:jc w:val="center"/>
+              <w:rPr>
+                <w:sz w:val="18"/>
+              </w:rPr>
+            </w:pPr>
+            <w:r>
+              <w:rPr>
+                <w:rFonts w:hint="eastAsia"/>
+                <w:sz w:val="18"/>
               </w:rPr>
               <w:t>9-10</w:t>
             </w:r>
@@ -3030,65 +4196,89 @@
         </w:tc>
         <w:tc>
           <w:tcPr>
-            <w:tcW w:w="2239" w:type="pct"/>
+            <w:tcW w:w="1686" w:type="pct"/>
             <w:gridSpan w:val="2"/>
           </w:tcPr>
           <w:p>
-            <w:r>
-              <w:rPr>
-                <w:rFonts w:hint="eastAsia"/>
+            <w:pPr>
+              <w:rPr>
+                <w:sz w:val="18"/>
+              </w:rPr>
+            </w:pPr>
+            <w:r>
+              <w:rPr>
+                <w:rFonts w:hint="eastAsia"/>
+                <w:sz w:val="18"/>
               </w:rPr>
               <w:t>项目十：利用</w:t>
             </w:r>
             <w:r>
               <w:rPr>
                 <w:rFonts w:hint="eastAsia"/>
+                <w:sz w:val="18"/>
               </w:rPr>
               <w:t>Excel</w:t>
             </w:r>
             <w:r>
               <w:rPr>
                 <w:rFonts w:hint="eastAsia"/>
+                <w:sz w:val="18"/>
               </w:rPr>
               <w:t>工具进行数据分析</w:t>
             </w:r>
           </w:p>
           <w:p>
-            <w:r>
-              <w:rPr>
-                <w:rFonts w:hint="eastAsia"/>
+            <w:pPr>
+              <w:rPr>
+                <w:sz w:val="18"/>
+              </w:rPr>
+            </w:pPr>
+            <w:r>
+              <w:rPr>
+                <w:rFonts w:hint="eastAsia"/>
+                <w:sz w:val="18"/>
               </w:rPr>
               <w:t>7.6</w:t>
             </w:r>
             <w:r>
               <w:rPr>
                 <w:rFonts w:hint="eastAsia"/>
+                <w:sz w:val="18"/>
               </w:rPr>
               <w:t xml:space="preserve"> </w:t>
             </w:r>
             <w:r>
               <w:rPr>
                 <w:rFonts w:hint="eastAsia"/>
+                <w:sz w:val="18"/>
               </w:rPr>
               <w:t>创建图表</w:t>
             </w:r>
           </w:p>
           <w:p>
-            <w:r>
-              <w:rPr>
-                <w:rFonts w:hint="eastAsia"/>
+            <w:pPr>
+              <w:rPr>
+                <w:sz w:val="18"/>
+              </w:rPr>
+            </w:pPr>
+            <w:r>
+              <w:rPr>
+                <w:rFonts w:hint="eastAsia"/>
+                <w:sz w:val="18"/>
               </w:rPr>
               <w:t>7.7</w:t>
             </w:r>
             <w:r>
               <w:rPr>
                 <w:rFonts w:hint="eastAsia"/>
+                <w:sz w:val="18"/>
               </w:rPr>
               <w:t xml:space="preserve"> </w:t>
             </w:r>
             <w:r>
               <w:rPr>
                 <w:rFonts w:hint="eastAsia"/>
+                <w:sz w:val="18"/>
               </w:rPr>
               <w:t>数据分析与处理</w:t>
             </w:r>
@@ -3096,13 +4286,20 @@
         </w:tc>
         <w:tc>
           <w:tcPr>
-            <w:tcW w:w="329" w:type="pct"/>
-            <w:vAlign w:val="center"/>
-          </w:tcPr>
-          <w:p>
-            <w:r>
-              <w:rPr>
-                <w:rFonts w:hint="eastAsia"/>
+            <w:tcW w:w="376" w:type="pct"/>
+            <w:vAlign w:val="center"/>
+          </w:tcPr>
+          <w:p>
+            <w:pPr>
+              <w:jc w:val="center"/>
+              <w:rPr>
+                <w:sz w:val="18"/>
+              </w:rPr>
+            </w:pPr>
+            <w:r>
+              <w:rPr>
+                <w:rFonts w:hint="eastAsia"/>
+                <w:sz w:val="18"/>
               </w:rPr>
               <w:t>2</w:t>
             </w:r>
@@ -3110,13 +4307,20 @@
         </w:tc>
         <w:tc>
           <w:tcPr>
-            <w:tcW w:w="330" w:type="pct"/>
-            <w:vAlign w:val="center"/>
-          </w:tcPr>
-          <w:p>
-            <w:r>
-              <w:rPr>
-                <w:rFonts w:hint="eastAsia"/>
+            <w:tcW w:w="368" w:type="pct"/>
+            <w:vAlign w:val="center"/>
+          </w:tcPr>
+          <w:p>
+            <w:pPr>
+              <w:jc w:val="center"/>
+              <w:rPr>
+                <w:sz w:val="18"/>
+              </w:rPr>
+            </w:pPr>
+            <w:r>
+              <w:rPr>
+                <w:rFonts w:hint="eastAsia"/>
+                <w:sz w:val="18"/>
               </w:rPr>
               <w:t>0</w:t>
             </w:r>
@@ -3124,13 +4328,19 @@
         </w:tc>
         <w:tc>
           <w:tcPr>
-            <w:tcW w:w="593" w:type="pct"/>
-            <w:vAlign w:val="center"/>
-          </w:tcPr>
-          <w:p>
-            <w:r>
-              <w:rPr>
-                <w:rFonts w:hint="eastAsia"/>
+            <w:tcW w:w="588" w:type="pct"/>
+            <w:vAlign w:val="center"/>
+          </w:tcPr>
+          <w:p>
+            <w:pPr>
+              <w:rPr>
+                <w:sz w:val="18"/>
+              </w:rPr>
+            </w:pPr>
+            <w:r>
+              <w:rPr>
+                <w:rFonts w:hint="eastAsia"/>
+                <w:sz w:val="18"/>
               </w:rPr>
               <w:t>员工信息数据表分析</w:t>
             </w:r>
@@ -3138,13 +4348,20 @@
         </w:tc>
         <w:tc>
           <w:tcPr>
-            <w:tcW w:w="329" w:type="pct"/>
-            <w:vAlign w:val="center"/>
-          </w:tcPr>
-          <w:p>
-            <w:r>
-              <w:rPr>
-                <w:rFonts w:hint="eastAsia"/>
+            <w:tcW w:w="517" w:type="pct"/>
+            <w:vAlign w:val="center"/>
+          </w:tcPr>
+          <w:p>
+            <w:pPr>
+              <w:jc w:val="center"/>
+              <w:rPr>
+                <w:sz w:val="18"/>
+              </w:rPr>
+            </w:pPr>
+            <w:r>
+              <w:rPr>
+                <w:rFonts w:hint="eastAsia"/>
+                <w:sz w:val="18"/>
               </w:rPr>
               <w:t>张树彬</w:t>
             </w:r>
@@ -3152,10 +4369,17 @@
         </w:tc>
         <w:tc>
           <w:tcPr>
-            <w:tcW w:w="326" w:type="pct"/>
-            <w:vAlign w:val="center"/>
-          </w:tcPr>
-          <w:p/>
+            <w:tcW w:w="363" w:type="pct"/>
+            <w:vAlign w:val="center"/>
+          </w:tcPr>
+          <w:p>
+            <w:pPr>
+              <w:jc w:val="center"/>
+              <w:rPr>
+                <w:sz w:val="18"/>
+              </w:rPr>
+            </w:pPr>
+          </w:p>
         </w:tc>
       </w:tr>
       <w:tr>
@@ -3164,13 +4388,20 @@
         </w:trPr>
         <w:tc>
           <w:tcPr>
-            <w:tcW w:w="261" w:type="pct"/>
-            <w:vAlign w:val="center"/>
-          </w:tcPr>
-          <w:p>
-            <w:r>
-              <w:rPr>
-                <w:rFonts w:hint="eastAsia"/>
+            <w:tcW w:w="366" w:type="pct"/>
+            <w:vAlign w:val="center"/>
+          </w:tcPr>
+          <w:p>
+            <w:pPr>
+              <w:jc w:val="center"/>
+              <w:rPr>
+                <w:sz w:val="18"/>
+              </w:rPr>
+            </w:pPr>
+            <w:r>
+              <w:rPr>
+                <w:rFonts w:hint="eastAsia"/>
+                <w:sz w:val="18"/>
               </w:rPr>
               <w:t>12</w:t>
             </w:r>
@@ -3178,13 +4409,20 @@
         </w:tc>
         <w:tc>
           <w:tcPr>
-            <w:tcW w:w="261" w:type="pct"/>
-            <w:vAlign w:val="center"/>
-          </w:tcPr>
-          <w:p>
-            <w:r>
-              <w:rPr>
-                <w:rFonts w:hint="eastAsia"/>
+            <w:tcW w:w="368" w:type="pct"/>
+            <w:vAlign w:val="center"/>
+          </w:tcPr>
+          <w:p>
+            <w:pPr>
+              <w:jc w:val="center"/>
+              <w:rPr>
+                <w:sz w:val="18"/>
+              </w:rPr>
+            </w:pPr>
+            <w:r>
+              <w:rPr>
+                <w:rFonts w:hint="eastAsia"/>
+                <w:sz w:val="18"/>
               </w:rPr>
               <w:t>4</w:t>
             </w:r>
@@ -3192,13 +4430,20 @@
         </w:tc>
         <w:tc>
           <w:tcPr>
-            <w:tcW w:w="332" w:type="pct"/>
-            <w:vAlign w:val="center"/>
-          </w:tcPr>
-          <w:p>
-            <w:r>
-              <w:rPr>
-                <w:rFonts w:hint="eastAsia"/>
+            <w:tcW w:w="368" w:type="pct"/>
+            <w:vAlign w:val="center"/>
+          </w:tcPr>
+          <w:p>
+            <w:pPr>
+              <w:jc w:val="center"/>
+              <w:rPr>
+                <w:sz w:val="18"/>
+              </w:rPr>
+            </w:pPr>
+            <w:r>
+              <w:rPr>
+                <w:rFonts w:hint="eastAsia"/>
+                <w:sz w:val="18"/>
               </w:rPr>
               <w:t>9-10</w:t>
             </w:r>
@@ -3206,20 +4451,27 @@
         </w:tc>
         <w:tc>
           <w:tcPr>
-            <w:tcW w:w="2239" w:type="pct"/>
+            <w:tcW w:w="1686" w:type="pct"/>
             <w:gridSpan w:val="2"/>
             <w:vAlign w:val="center"/>
           </w:tcPr>
           <w:p>
-            <w:r>
-              <w:rPr>
-                <w:rFonts w:hint="eastAsia"/>
+            <w:pPr>
+              <w:rPr>
+                <w:sz w:val="18"/>
+              </w:rPr>
+            </w:pPr>
+            <w:r>
+              <w:rPr>
+                <w:rFonts w:hint="eastAsia"/>
+                <w:sz w:val="18"/>
               </w:rPr>
               <w:t>Excel</w:t>
             </w:r>
             <w:r>
               <w:rPr>
                 <w:rFonts w:hint="eastAsia"/>
+                <w:sz w:val="18"/>
               </w:rPr>
               <w:t>综合练习</w:t>
             </w:r>
@@ -3227,13 +4479,20 @@
         </w:tc>
         <w:tc>
           <w:tcPr>
-            <w:tcW w:w="329" w:type="pct"/>
-            <w:vAlign w:val="center"/>
-          </w:tcPr>
-          <w:p>
-            <w:r>
-              <w:rPr>
-                <w:rFonts w:hint="eastAsia"/>
+            <w:tcW w:w="376" w:type="pct"/>
+            <w:vAlign w:val="center"/>
+          </w:tcPr>
+          <w:p>
+            <w:pPr>
+              <w:jc w:val="center"/>
+              <w:rPr>
+                <w:sz w:val="18"/>
+              </w:rPr>
+            </w:pPr>
+            <w:r>
+              <w:rPr>
+                <w:rFonts w:hint="eastAsia"/>
+                <w:sz w:val="18"/>
               </w:rPr>
               <w:t>2</w:t>
             </w:r>
@@ -3241,13 +4500,20 @@
         </w:tc>
         <w:tc>
           <w:tcPr>
-            <w:tcW w:w="330" w:type="pct"/>
-            <w:vAlign w:val="center"/>
-          </w:tcPr>
-          <w:p>
-            <w:r>
-              <w:rPr>
-                <w:rFonts w:hint="eastAsia"/>
+            <w:tcW w:w="368" w:type="pct"/>
+            <w:vAlign w:val="center"/>
+          </w:tcPr>
+          <w:p>
+            <w:pPr>
+              <w:jc w:val="center"/>
+              <w:rPr>
+                <w:sz w:val="18"/>
+              </w:rPr>
+            </w:pPr>
+            <w:r>
+              <w:rPr>
+                <w:rFonts w:hint="eastAsia"/>
+                <w:sz w:val="18"/>
               </w:rPr>
               <w:t>0</w:t>
             </w:r>
@@ -3255,19 +4521,26 @@
         </w:tc>
         <w:tc>
           <w:tcPr>
-            <w:tcW w:w="593" w:type="pct"/>
-            <w:vAlign w:val="center"/>
-          </w:tcPr>
-          <w:p>
-            <w:r>
-              <w:rPr>
-                <w:rFonts w:hint="eastAsia"/>
+            <w:tcW w:w="588" w:type="pct"/>
+            <w:vAlign w:val="center"/>
+          </w:tcPr>
+          <w:p>
+            <w:pPr>
+              <w:rPr>
+                <w:sz w:val="18"/>
+              </w:rPr>
+            </w:pPr>
+            <w:r>
+              <w:rPr>
+                <w:rFonts w:hint="eastAsia"/>
+                <w:sz w:val="18"/>
               </w:rPr>
               <w:t>Excel</w:t>
             </w:r>
             <w:r>
               <w:rPr>
                 <w:rFonts w:hint="eastAsia"/>
+                <w:sz w:val="18"/>
               </w:rPr>
               <w:t>综合练习</w:t>
             </w:r>
@@ -3275,13 +4548,20 @@
         </w:tc>
         <w:tc>
           <w:tcPr>
-            <w:tcW w:w="329" w:type="pct"/>
-            <w:vAlign w:val="center"/>
-          </w:tcPr>
-          <w:p>
-            <w:r>
-              <w:rPr>
-                <w:rFonts w:hint="eastAsia"/>
+            <w:tcW w:w="517" w:type="pct"/>
+            <w:vAlign w:val="center"/>
+          </w:tcPr>
+          <w:p>
+            <w:pPr>
+              <w:jc w:val="center"/>
+              <w:rPr>
+                <w:sz w:val="18"/>
+              </w:rPr>
+            </w:pPr>
+            <w:r>
+              <w:rPr>
+                <w:rFonts w:hint="eastAsia"/>
+                <w:sz w:val="18"/>
               </w:rPr>
               <w:t>张树彬</w:t>
             </w:r>
@@ -3289,10 +4569,17 @@
         </w:tc>
         <w:tc>
           <w:tcPr>
-            <w:tcW w:w="326" w:type="pct"/>
-            <w:vAlign w:val="center"/>
-          </w:tcPr>
-          <w:p/>
+            <w:tcW w:w="363" w:type="pct"/>
+            <w:vAlign w:val="center"/>
+          </w:tcPr>
+          <w:p>
+            <w:pPr>
+              <w:jc w:val="center"/>
+              <w:rPr>
+                <w:sz w:val="18"/>
+              </w:rPr>
+            </w:pPr>
+          </w:p>
         </w:tc>
       </w:tr>
       <w:tr>
@@ -3301,13 +4588,20 @@
         </w:trPr>
         <w:tc>
           <w:tcPr>
-            <w:tcW w:w="261" w:type="pct"/>
-            <w:vAlign w:val="center"/>
-          </w:tcPr>
-          <w:p>
-            <w:r>
-              <w:rPr>
-                <w:rFonts w:hint="eastAsia"/>
+            <w:tcW w:w="366" w:type="pct"/>
+            <w:vAlign w:val="center"/>
+          </w:tcPr>
+          <w:p>
+            <w:pPr>
+              <w:jc w:val="center"/>
+              <w:rPr>
+                <w:sz w:val="18"/>
+              </w:rPr>
+            </w:pPr>
+            <w:r>
+              <w:rPr>
+                <w:rFonts w:hint="eastAsia"/>
+                <w:sz w:val="18"/>
               </w:rPr>
               <w:t>13</w:t>
             </w:r>
@@ -3315,13 +4609,20 @@
         </w:tc>
         <w:tc>
           <w:tcPr>
-            <w:tcW w:w="261" w:type="pct"/>
-            <w:vAlign w:val="center"/>
-          </w:tcPr>
-          <w:p>
-            <w:r>
-              <w:rPr>
-                <w:rFonts w:hint="eastAsia"/>
+            <w:tcW w:w="368" w:type="pct"/>
+            <w:vAlign w:val="center"/>
+          </w:tcPr>
+          <w:p>
+            <w:pPr>
+              <w:jc w:val="center"/>
+              <w:rPr>
+                <w:sz w:val="18"/>
+              </w:rPr>
+            </w:pPr>
+            <w:r>
+              <w:rPr>
+                <w:rFonts w:hint="eastAsia"/>
+                <w:sz w:val="18"/>
               </w:rPr>
               <w:t>4</w:t>
             </w:r>
@@ -3329,30 +4630,34 @@
         </w:tc>
         <w:tc>
           <w:tcPr>
-            <w:tcW w:w="332" w:type="pct"/>
-            <w:vAlign w:val="center"/>
-          </w:tcPr>
-          <w:p>
-            <w:pPr>
-              <w:rPr>
-                <w:rFonts w:hint="eastAsia"/>
-              </w:rPr>
-            </w:pPr>
-            <w:r>
-              <w:rPr>
-                <w:rFonts w:hint="eastAsia"/>
+            <w:tcW w:w="368" w:type="pct"/>
+            <w:vAlign w:val="center"/>
+          </w:tcPr>
+          <w:p>
+            <w:pPr>
+              <w:jc w:val="center"/>
+              <w:rPr>
+                <w:sz w:val="18"/>
+              </w:rPr>
+            </w:pPr>
+            <w:r>
+              <w:rPr>
+                <w:rFonts w:hint="eastAsia"/>
+                <w:sz w:val="18"/>
               </w:rPr>
               <w:t>9</w:t>
             </w:r>
             <w:r>
               <w:rPr>
                 <w:rFonts w:hint="eastAsia"/>
+                <w:sz w:val="18"/>
               </w:rPr>
               <w:t>-</w:t>
             </w:r>
             <w:r>
               <w:rPr>
                 <w:rFonts w:hint="eastAsia"/>
+                <w:sz w:val="18"/>
               </w:rPr>
               <w:t>10</w:t>
             </w:r>
@@ -3360,99 +4665,138 @@
         </w:tc>
         <w:tc>
           <w:tcPr>
-            <w:tcW w:w="2239" w:type="pct"/>
+            <w:tcW w:w="1686" w:type="pct"/>
             <w:gridSpan w:val="2"/>
           </w:tcPr>
           <w:p>
-            <w:r>
-              <w:rPr>
-                <w:rFonts w:hint="eastAsia"/>
+            <w:pPr>
+              <w:rPr>
+                <w:sz w:val="18"/>
+              </w:rPr>
+            </w:pPr>
+            <w:r>
+              <w:rPr>
+                <w:rFonts w:hint="eastAsia"/>
+                <w:sz w:val="18"/>
               </w:rPr>
               <w:t>项目十一：演示文稿设计与制作</w:t>
             </w:r>
           </w:p>
           <w:p>
-            <w:r>
-              <w:rPr>
-                <w:rFonts w:hint="eastAsia"/>
+            <w:pPr>
+              <w:rPr>
+                <w:sz w:val="18"/>
+              </w:rPr>
+            </w:pPr>
+            <w:r>
+              <w:rPr>
+                <w:rFonts w:hint="eastAsia"/>
+                <w:sz w:val="18"/>
               </w:rPr>
               <w:t>8.1</w:t>
             </w:r>
             <w:r>
               <w:rPr>
                 <w:rFonts w:hint="eastAsia"/>
+                <w:sz w:val="18"/>
               </w:rPr>
               <w:t xml:space="preserve"> </w:t>
             </w:r>
             <w:r>
               <w:rPr>
                 <w:rFonts w:hint="eastAsia"/>
+                <w:sz w:val="18"/>
               </w:rPr>
               <w:t>MicrosoftPowerPoint2016</w:t>
             </w:r>
             <w:r>
               <w:rPr>
                 <w:rFonts w:hint="eastAsia"/>
+                <w:sz w:val="18"/>
               </w:rPr>
               <w:t>概述</w:t>
             </w:r>
           </w:p>
           <w:p>
-            <w:r>
-              <w:rPr>
-                <w:rFonts w:hint="eastAsia"/>
+            <w:pPr>
+              <w:rPr>
+                <w:sz w:val="18"/>
+              </w:rPr>
+            </w:pPr>
+            <w:r>
+              <w:rPr>
+                <w:rFonts w:hint="eastAsia"/>
+                <w:sz w:val="18"/>
               </w:rPr>
               <w:t>8.2</w:t>
             </w:r>
             <w:r>
               <w:rPr>
                 <w:rFonts w:hint="eastAsia"/>
+                <w:sz w:val="18"/>
               </w:rPr>
               <w:t xml:space="preserve"> </w:t>
             </w:r>
             <w:r>
               <w:rPr>
                 <w:rFonts w:hint="eastAsia"/>
+                <w:sz w:val="18"/>
               </w:rPr>
               <w:t>创建演示文稿</w:t>
             </w:r>
           </w:p>
           <w:p>
-            <w:r>
-              <w:rPr>
-                <w:rFonts w:hint="eastAsia"/>
+            <w:pPr>
+              <w:rPr>
+                <w:sz w:val="18"/>
+              </w:rPr>
+            </w:pPr>
+            <w:r>
+              <w:rPr>
+                <w:rFonts w:hint="eastAsia"/>
+                <w:sz w:val="18"/>
               </w:rPr>
               <w:t>8.3</w:t>
             </w:r>
             <w:r>
               <w:rPr>
                 <w:rFonts w:hint="eastAsia"/>
+                <w:sz w:val="18"/>
               </w:rPr>
               <w:t xml:space="preserve"> </w:t>
             </w:r>
             <w:r>
               <w:rPr>
                 <w:rFonts w:hint="eastAsia"/>
+                <w:sz w:val="18"/>
               </w:rPr>
               <w:t>演示文稿的编辑</w:t>
             </w:r>
           </w:p>
           <w:p>
-            <w:r>
-              <w:rPr>
-                <w:rFonts w:hint="eastAsia"/>
+            <w:pPr>
+              <w:rPr>
+                <w:sz w:val="18"/>
+              </w:rPr>
+            </w:pPr>
+            <w:r>
+              <w:rPr>
+                <w:rFonts w:hint="eastAsia"/>
+                <w:sz w:val="18"/>
               </w:rPr>
               <w:t>8.4</w:t>
             </w:r>
             <w:r>
               <w:rPr>
                 <w:rFonts w:hint="eastAsia"/>
+                <w:sz w:val="18"/>
               </w:rPr>
               <w:t xml:space="preserve"> </w:t>
             </w:r>
             <w:r>
               <w:rPr>
                 <w:rFonts w:hint="eastAsia"/>
+                <w:sz w:val="18"/>
               </w:rPr>
               <w:t>演示文稿的修饰</w:t>
             </w:r>
@@ -3460,13 +4804,20 @@
         </w:tc>
         <w:tc>
           <w:tcPr>
-            <w:tcW w:w="329" w:type="pct"/>
-            <w:vAlign w:val="center"/>
-          </w:tcPr>
-          <w:p>
-            <w:r>
-              <w:rPr>
-                <w:rFonts w:hint="eastAsia"/>
+            <w:tcW w:w="376" w:type="pct"/>
+            <w:vAlign w:val="center"/>
+          </w:tcPr>
+          <w:p>
+            <w:pPr>
+              <w:jc w:val="center"/>
+              <w:rPr>
+                <w:sz w:val="18"/>
+              </w:rPr>
+            </w:pPr>
+            <w:r>
+              <w:rPr>
+                <w:rFonts w:hint="eastAsia"/>
+                <w:sz w:val="18"/>
               </w:rPr>
               <w:t>2</w:t>
             </w:r>
@@ -3474,13 +4825,20 @@
         </w:tc>
         <w:tc>
           <w:tcPr>
-            <w:tcW w:w="330" w:type="pct"/>
-            <w:vAlign w:val="center"/>
-          </w:tcPr>
-          <w:p>
-            <w:r>
-              <w:rPr>
-                <w:rFonts w:hint="eastAsia"/>
+            <w:tcW w:w="368" w:type="pct"/>
+            <w:vAlign w:val="center"/>
+          </w:tcPr>
+          <w:p>
+            <w:pPr>
+              <w:jc w:val="center"/>
+              <w:rPr>
+                <w:sz w:val="18"/>
+              </w:rPr>
+            </w:pPr>
+            <w:r>
+              <w:rPr>
+                <w:rFonts w:hint="eastAsia"/>
+                <w:sz w:val="18"/>
               </w:rPr>
               <w:t>0</w:t>
             </w:r>
@@ -3488,13 +4846,19 @@
         </w:tc>
         <w:tc>
           <w:tcPr>
-            <w:tcW w:w="593" w:type="pct"/>
-            <w:vAlign w:val="center"/>
-          </w:tcPr>
-          <w:p>
-            <w:r>
-              <w:rPr>
-                <w:rFonts w:hint="eastAsia"/>
+            <w:tcW w:w="588" w:type="pct"/>
+            <w:vAlign w:val="center"/>
+          </w:tcPr>
+          <w:p>
+            <w:pPr>
+              <w:rPr>
+                <w:sz w:val="18"/>
+              </w:rPr>
+            </w:pPr>
+            <w:r>
+              <w:rPr>
+                <w:rFonts w:hint="eastAsia"/>
+                <w:sz w:val="18"/>
               </w:rPr>
               <w:t>演示文稿设计与制作</w:t>
             </w:r>
@@ -3502,13 +4866,20 @@
         </w:tc>
         <w:tc>
           <w:tcPr>
-            <w:tcW w:w="329" w:type="pct"/>
-            <w:vAlign w:val="center"/>
-          </w:tcPr>
-          <w:p>
-            <w:r>
-              <w:rPr>
-                <w:rFonts w:hint="eastAsia"/>
+            <w:tcW w:w="517" w:type="pct"/>
+            <w:vAlign w:val="center"/>
+          </w:tcPr>
+          <w:p>
+            <w:pPr>
+              <w:jc w:val="center"/>
+              <w:rPr>
+                <w:sz w:val="18"/>
+              </w:rPr>
+            </w:pPr>
+            <w:r>
+              <w:rPr>
+                <w:rFonts w:hint="eastAsia"/>
+                <w:sz w:val="18"/>
               </w:rPr>
               <w:t>张树彬</w:t>
             </w:r>
@@ -3516,10 +4887,17 @@
         </w:tc>
         <w:tc>
           <w:tcPr>
-            <w:tcW w:w="326" w:type="pct"/>
-            <w:vAlign w:val="center"/>
-          </w:tcPr>
-          <w:p/>
+            <w:tcW w:w="363" w:type="pct"/>
+            <w:vAlign w:val="center"/>
+          </w:tcPr>
+          <w:p>
+            <w:pPr>
+              <w:jc w:val="center"/>
+              <w:rPr>
+                <w:sz w:val="18"/>
+              </w:rPr>
+            </w:pPr>
+          </w:p>
         </w:tc>
       </w:tr>
       <w:tr>
@@ -3528,13 +4906,20 @@
         </w:trPr>
         <w:tc>
           <w:tcPr>
-            <w:tcW w:w="261" w:type="pct"/>
-            <w:vAlign w:val="center"/>
-          </w:tcPr>
-          <w:p>
-            <w:r>
-              <w:rPr>
-                <w:rFonts w:hint="eastAsia"/>
+            <w:tcW w:w="366" w:type="pct"/>
+            <w:vAlign w:val="center"/>
+          </w:tcPr>
+          <w:p>
+            <w:pPr>
+              <w:jc w:val="center"/>
+              <w:rPr>
+                <w:sz w:val="18"/>
+              </w:rPr>
+            </w:pPr>
+            <w:r>
+              <w:rPr>
+                <w:rFonts w:hint="eastAsia"/>
+                <w:sz w:val="18"/>
               </w:rPr>
               <w:t>14</w:t>
             </w:r>
@@ -3542,13 +4927,20 @@
         </w:tc>
         <w:tc>
           <w:tcPr>
-            <w:tcW w:w="261" w:type="pct"/>
-            <w:vAlign w:val="center"/>
-          </w:tcPr>
-          <w:p>
-            <w:r>
-              <w:rPr>
-                <w:rFonts w:hint="eastAsia"/>
+            <w:tcW w:w="368" w:type="pct"/>
+            <w:vAlign w:val="center"/>
+          </w:tcPr>
+          <w:p>
+            <w:pPr>
+              <w:jc w:val="center"/>
+              <w:rPr>
+                <w:sz w:val="18"/>
+              </w:rPr>
+            </w:pPr>
+            <w:r>
+              <w:rPr>
+                <w:rFonts w:hint="eastAsia"/>
+                <w:sz w:val="18"/>
               </w:rPr>
               <w:t>4</w:t>
             </w:r>
@@ -3556,13 +4948,20 @@
         </w:tc>
         <w:tc>
           <w:tcPr>
-            <w:tcW w:w="332" w:type="pct"/>
-            <w:vAlign w:val="center"/>
-          </w:tcPr>
-          <w:p>
-            <w:r>
-              <w:rPr>
-                <w:rFonts w:hint="eastAsia"/>
+            <w:tcW w:w="368" w:type="pct"/>
+            <w:vAlign w:val="center"/>
+          </w:tcPr>
+          <w:p>
+            <w:pPr>
+              <w:jc w:val="center"/>
+              <w:rPr>
+                <w:sz w:val="18"/>
+              </w:rPr>
+            </w:pPr>
+            <w:r>
+              <w:rPr>
+                <w:rFonts w:hint="eastAsia"/>
+                <w:sz w:val="18"/>
               </w:rPr>
               <w:t>9-10</w:t>
             </w:r>
@@ -3570,73 +4969,103 @@
         </w:tc>
         <w:tc>
           <w:tcPr>
-            <w:tcW w:w="2239" w:type="pct"/>
+            <w:tcW w:w="1686" w:type="pct"/>
             <w:gridSpan w:val="2"/>
           </w:tcPr>
           <w:p>
-            <w:r>
-              <w:rPr>
-                <w:rFonts w:hint="eastAsia"/>
+            <w:pPr>
+              <w:rPr>
+                <w:sz w:val="18"/>
+              </w:rPr>
+            </w:pPr>
+            <w:r>
+              <w:rPr>
+                <w:rFonts w:hint="eastAsia"/>
+                <w:sz w:val="18"/>
               </w:rPr>
               <w:t>项目十二：动画和过渡效果应用</w:t>
             </w:r>
           </w:p>
           <w:p>
-            <w:r>
-              <w:rPr>
-                <w:rFonts w:hint="eastAsia"/>
+            <w:pPr>
+              <w:rPr>
+                <w:sz w:val="18"/>
+              </w:rPr>
+            </w:pPr>
+            <w:r>
+              <w:rPr>
+                <w:rFonts w:hint="eastAsia"/>
+                <w:sz w:val="18"/>
               </w:rPr>
               <w:t>8.5</w:t>
             </w:r>
             <w:r>
               <w:rPr>
                 <w:rFonts w:hint="eastAsia"/>
+                <w:sz w:val="18"/>
               </w:rPr>
               <w:t xml:space="preserve"> </w:t>
             </w:r>
             <w:r>
               <w:rPr>
                 <w:rFonts w:hint="eastAsia"/>
+                <w:sz w:val="18"/>
               </w:rPr>
               <w:t>演示文稿的外观设计</w:t>
             </w:r>
           </w:p>
           <w:p>
-            <w:r>
-              <w:rPr>
-                <w:rFonts w:hint="eastAsia"/>
+            <w:pPr>
+              <w:rPr>
+                <w:sz w:val="18"/>
+              </w:rPr>
+            </w:pPr>
+            <w:r>
+              <w:rPr>
+                <w:rFonts w:hint="eastAsia"/>
+                <w:sz w:val="18"/>
               </w:rPr>
               <w:t>8.6</w:t>
             </w:r>
             <w:r>
               <w:rPr>
                 <w:rFonts w:hint="eastAsia"/>
+                <w:sz w:val="18"/>
               </w:rPr>
               <w:t xml:space="preserve"> </w:t>
             </w:r>
             <w:r>
               <w:rPr>
                 <w:rFonts w:hint="eastAsia"/>
+                <w:sz w:val="18"/>
               </w:rPr>
               <w:t>幻灯片的放映</w:t>
             </w:r>
           </w:p>
           <w:p>
-            <w:r>
-              <w:rPr>
-                <w:rFonts w:hint="eastAsia"/>
+            <w:pPr>
+              <w:rPr>
+                <w:sz w:val="18"/>
+              </w:rPr>
+            </w:pPr>
+            <w:r>
+              <w:rPr>
+                <w:rFonts w:hint="eastAsia"/>
+                <w:sz w:val="18"/>
               </w:rPr>
               <w:t>8.8</w:t>
             </w:r>
             <w:r>
               <w:rPr>
                 <w:rFonts w:hint="eastAsia"/>
+                <w:sz w:val="18"/>
               </w:rPr>
               <w:t xml:space="preserve"> </w:t>
             </w:r>
             <w:r>
               <w:rPr>
                 <w:rFonts w:hint="eastAsia"/>
+                <w:sz w:val="18"/>
               </w:rPr>
               <w:t>幻灯片的打印和打包</w:t>
             </w:r>
@@ -3644,13 +5073,20 @@
         </w:tc>
         <w:tc>
           <w:tcPr>
-            <w:tcW w:w="329" w:type="pct"/>
-            <w:vAlign w:val="center"/>
-          </w:tcPr>
-          <w:p>
-            <w:r>
-              <w:rPr>
-                <w:rFonts w:hint="eastAsia"/>
+            <w:tcW w:w="376" w:type="pct"/>
+            <w:vAlign w:val="center"/>
+          </w:tcPr>
+          <w:p>
+            <w:pPr>
+              <w:jc w:val="center"/>
+              <w:rPr>
+                <w:sz w:val="18"/>
+              </w:rPr>
+            </w:pPr>
+            <w:r>
+              <w:rPr>
+                <w:rFonts w:hint="eastAsia"/>
+                <w:sz w:val="18"/>
               </w:rPr>
               <w:t>2</w:t>
             </w:r>
@@ -3658,13 +5094,20 @@
         </w:tc>
         <w:tc>
           <w:tcPr>
-            <w:tcW w:w="330" w:type="pct"/>
-            <w:vAlign w:val="center"/>
-          </w:tcPr>
-          <w:p>
-            <w:r>
-              <w:rPr>
-                <w:rFonts w:hint="eastAsia"/>
+            <w:tcW w:w="368" w:type="pct"/>
+            <w:vAlign w:val="center"/>
+          </w:tcPr>
+          <w:p>
+            <w:pPr>
+              <w:jc w:val="center"/>
+              <w:rPr>
+                <w:sz w:val="18"/>
+              </w:rPr>
+            </w:pPr>
+            <w:r>
+              <w:rPr>
+                <w:rFonts w:hint="eastAsia"/>
+                <w:sz w:val="18"/>
               </w:rPr>
               <w:t>0</w:t>
             </w:r>
@@ -3672,13 +5115,19 @@
         </w:tc>
         <w:tc>
           <w:tcPr>
-            <w:tcW w:w="593" w:type="pct"/>
-            <w:vAlign w:val="center"/>
-          </w:tcPr>
-          <w:p>
-            <w:r>
-              <w:rPr>
-                <w:rFonts w:hint="eastAsia"/>
+            <w:tcW w:w="588" w:type="pct"/>
+            <w:vAlign w:val="center"/>
+          </w:tcPr>
+          <w:p>
+            <w:pPr>
+              <w:rPr>
+                <w:sz w:val="18"/>
+              </w:rPr>
+            </w:pPr>
+            <w:r>
+              <w:rPr>
+                <w:rFonts w:hint="eastAsia"/>
+                <w:sz w:val="18"/>
               </w:rPr>
               <w:t>动画和过渡效果应用</w:t>
             </w:r>
@@ -3686,13 +5135,20 @@
         </w:tc>
         <w:tc>
           <w:tcPr>
-            <w:tcW w:w="329" w:type="pct"/>
-            <w:vAlign w:val="center"/>
-          </w:tcPr>
-          <w:p>
-            <w:r>
-              <w:rPr>
-                <w:rFonts w:hint="eastAsia"/>
+            <w:tcW w:w="517" w:type="pct"/>
+            <w:vAlign w:val="center"/>
+          </w:tcPr>
+          <w:p>
+            <w:pPr>
+              <w:jc w:val="center"/>
+              <w:rPr>
+                <w:sz w:val="18"/>
+              </w:rPr>
+            </w:pPr>
+            <w:r>
+              <w:rPr>
+                <w:rFonts w:hint="eastAsia"/>
+                <w:sz w:val="18"/>
               </w:rPr>
               <w:t>张树彬</w:t>
             </w:r>
@@ -3700,10 +5156,17 @@
         </w:tc>
         <w:tc>
           <w:tcPr>
-            <w:tcW w:w="326" w:type="pct"/>
-            <w:vAlign w:val="center"/>
-          </w:tcPr>
-          <w:p/>
+            <w:tcW w:w="363" w:type="pct"/>
+            <w:vAlign w:val="center"/>
+          </w:tcPr>
+          <w:p>
+            <w:pPr>
+              <w:jc w:val="center"/>
+              <w:rPr>
+                <w:sz w:val="18"/>
+              </w:rPr>
+            </w:pPr>
+          </w:p>
         </w:tc>
       </w:tr>
       <w:tr>
@@ -3712,13 +5175,20 @@
         </w:trPr>
         <w:tc>
           <w:tcPr>
-            <w:tcW w:w="261" w:type="pct"/>
-            <w:vAlign w:val="center"/>
-          </w:tcPr>
-          <w:p>
-            <w:r>
-              <w:rPr>
-                <w:rFonts w:hint="eastAsia"/>
+            <w:tcW w:w="366" w:type="pct"/>
+            <w:vAlign w:val="center"/>
+          </w:tcPr>
+          <w:p>
+            <w:pPr>
+              <w:jc w:val="center"/>
+              <w:rPr>
+                <w:sz w:val="18"/>
+              </w:rPr>
+            </w:pPr>
+            <w:r>
+              <w:rPr>
+                <w:rFonts w:hint="eastAsia"/>
+                <w:sz w:val="18"/>
               </w:rPr>
               <w:t>15</w:t>
             </w:r>
@@ -3726,13 +5196,20 @@
         </w:tc>
         <w:tc>
           <w:tcPr>
-            <w:tcW w:w="261" w:type="pct"/>
-            <w:vAlign w:val="center"/>
-          </w:tcPr>
-          <w:p>
-            <w:r>
-              <w:rPr>
-                <w:rFonts w:hint="eastAsia"/>
+            <w:tcW w:w="368" w:type="pct"/>
+            <w:vAlign w:val="center"/>
+          </w:tcPr>
+          <w:p>
+            <w:pPr>
+              <w:jc w:val="center"/>
+              <w:rPr>
+                <w:sz w:val="18"/>
+              </w:rPr>
+            </w:pPr>
+            <w:r>
+              <w:rPr>
+                <w:rFonts w:hint="eastAsia"/>
+                <w:sz w:val="18"/>
               </w:rPr>
               <w:t>4</w:t>
             </w:r>
@@ -3740,13 +5217,20 @@
         </w:tc>
         <w:tc>
           <w:tcPr>
-            <w:tcW w:w="332" w:type="pct"/>
-            <w:vAlign w:val="center"/>
-          </w:tcPr>
-          <w:p>
-            <w:r>
-              <w:rPr>
-                <w:rFonts w:hint="eastAsia"/>
+            <w:tcW w:w="368" w:type="pct"/>
+            <w:vAlign w:val="center"/>
+          </w:tcPr>
+          <w:p>
+            <w:pPr>
+              <w:jc w:val="center"/>
+              <w:rPr>
+                <w:sz w:val="18"/>
+              </w:rPr>
+            </w:pPr>
+            <w:r>
+              <w:rPr>
+                <w:rFonts w:hint="eastAsia"/>
+                <w:sz w:val="18"/>
               </w:rPr>
               <w:t>9-10</w:t>
             </w:r>
@@ -3754,23 +5238,33 @@
         </w:tc>
         <w:tc>
           <w:tcPr>
-            <w:tcW w:w="2239" w:type="pct"/>
+            <w:tcW w:w="1686" w:type="pct"/>
             <w:gridSpan w:val="2"/>
             <w:vAlign w:val="center"/>
           </w:tcPr>
           <w:p>
-            <w:r>
+            <w:pPr>
+              <w:rPr>
+                <w:sz w:val="18"/>
+              </w:rPr>
+            </w:pPr>
+            <w:r>
+              <w:rPr>
+                <w:sz w:val="18"/>
+              </w:rPr>
               <w:t>PowerPoint</w:t>
             </w:r>
             <w:r>
               <w:rPr>
                 <w:rFonts w:hint="eastAsia"/>
+                <w:sz w:val="18"/>
               </w:rPr>
               <w:t xml:space="preserve"> </w:t>
             </w:r>
             <w:r>
               <w:rPr>
                 <w:rFonts w:hint="eastAsia"/>
+                <w:sz w:val="18"/>
               </w:rPr>
               <w:t>综合练习</w:t>
             </w:r>
@@ -3778,13 +5272,20 @@
         </w:tc>
         <w:tc>
           <w:tcPr>
-            <w:tcW w:w="329" w:type="pct"/>
-            <w:vAlign w:val="center"/>
-          </w:tcPr>
-          <w:p>
-            <w:r>
-              <w:rPr>
-                <w:rFonts w:hint="eastAsia"/>
+            <w:tcW w:w="376" w:type="pct"/>
+            <w:vAlign w:val="center"/>
+          </w:tcPr>
+          <w:p>
+            <w:pPr>
+              <w:jc w:val="center"/>
+              <w:rPr>
+                <w:sz w:val="18"/>
+              </w:rPr>
+            </w:pPr>
+            <w:r>
+              <w:rPr>
+                <w:rFonts w:hint="eastAsia"/>
+                <w:sz w:val="18"/>
               </w:rPr>
               <w:t>2</w:t>
             </w:r>
@@ -3792,13 +5293,20 @@
         </w:tc>
         <w:tc>
           <w:tcPr>
-            <w:tcW w:w="330" w:type="pct"/>
-            <w:vAlign w:val="center"/>
-          </w:tcPr>
-          <w:p>
-            <w:r>
-              <w:rPr>
-                <w:rFonts w:hint="eastAsia"/>
+            <w:tcW w:w="368" w:type="pct"/>
+            <w:vAlign w:val="center"/>
+          </w:tcPr>
+          <w:p>
+            <w:pPr>
+              <w:jc w:val="center"/>
+              <w:rPr>
+                <w:sz w:val="18"/>
+              </w:rPr>
+            </w:pPr>
+            <w:r>
+              <w:rPr>
+                <w:rFonts w:hint="eastAsia"/>
+                <w:sz w:val="18"/>
               </w:rPr>
               <w:t>0</w:t>
             </w:r>
@@ -3806,16 +5314,25 @@
         </w:tc>
         <w:tc>
           <w:tcPr>
-            <w:tcW w:w="593" w:type="pct"/>
-            <w:vAlign w:val="center"/>
-          </w:tcPr>
-          <w:p>
-            <w:r>
+            <w:tcW w:w="588" w:type="pct"/>
+            <w:vAlign w:val="center"/>
+          </w:tcPr>
+          <w:p>
+            <w:pPr>
+              <w:rPr>
+                <w:sz w:val="18"/>
+              </w:rPr>
+            </w:pPr>
+            <w:r>
+              <w:rPr>
+                <w:sz w:val="18"/>
+              </w:rPr>
               <w:t>PowerPoint</w:t>
             </w:r>
             <w:r>
               <w:rPr>
                 <w:rFonts w:hint="eastAsia"/>
+                <w:sz w:val="18"/>
               </w:rPr>
               <w:t>综合练习</w:t>
             </w:r>
@@ -3823,13 +5340,20 @@
         </w:tc>
         <w:tc>
           <w:tcPr>
-            <w:tcW w:w="329" w:type="pct"/>
-            <w:vAlign w:val="center"/>
-          </w:tcPr>
-          <w:p>
-            <w:r>
-              <w:rPr>
-                <w:rFonts w:hint="eastAsia"/>
+            <w:tcW w:w="517" w:type="pct"/>
+            <w:vAlign w:val="center"/>
+          </w:tcPr>
+          <w:p>
+            <w:pPr>
+              <w:jc w:val="center"/>
+              <w:rPr>
+                <w:sz w:val="18"/>
+              </w:rPr>
+            </w:pPr>
+            <w:r>
+              <w:rPr>
+                <w:rFonts w:hint="eastAsia"/>
+                <w:sz w:val="18"/>
               </w:rPr>
               <w:t>张树彬</w:t>
             </w:r>
@@ -3837,10 +5361,17 @@
         </w:tc>
         <w:tc>
           <w:tcPr>
-            <w:tcW w:w="326" w:type="pct"/>
-            <w:vAlign w:val="center"/>
-          </w:tcPr>
-          <w:p/>
+            <w:tcW w:w="363" w:type="pct"/>
+            <w:vAlign w:val="center"/>
+          </w:tcPr>
+          <w:p>
+            <w:pPr>
+              <w:jc w:val="center"/>
+              <w:rPr>
+                <w:sz w:val="18"/>
+              </w:rPr>
+            </w:pPr>
+          </w:p>
         </w:tc>
       </w:tr>
       <w:tr>
@@ -3849,13 +5380,20 @@
         </w:trPr>
         <w:tc>
           <w:tcPr>
-            <w:tcW w:w="261" w:type="pct"/>
-            <w:vAlign w:val="center"/>
-          </w:tcPr>
-          <w:p>
-            <w:r>
-              <w:rPr>
-                <w:rFonts w:hint="eastAsia"/>
+            <w:tcW w:w="366" w:type="pct"/>
+            <w:vAlign w:val="center"/>
+          </w:tcPr>
+          <w:p>
+            <w:pPr>
+              <w:jc w:val="center"/>
+              <w:rPr>
+                <w:sz w:val="18"/>
+              </w:rPr>
+            </w:pPr>
+            <w:r>
+              <w:rPr>
+                <w:rFonts w:hint="eastAsia"/>
+                <w:sz w:val="18"/>
               </w:rPr>
               <w:t>16</w:t>
             </w:r>
@@ -3863,13 +5401,20 @@
         </w:tc>
         <w:tc>
           <w:tcPr>
-            <w:tcW w:w="261" w:type="pct"/>
-            <w:vAlign w:val="center"/>
-          </w:tcPr>
-          <w:p>
-            <w:r>
-              <w:rPr>
-                <w:rFonts w:hint="eastAsia"/>
+            <w:tcW w:w="368" w:type="pct"/>
+            <w:vAlign w:val="center"/>
+          </w:tcPr>
+          <w:p>
+            <w:pPr>
+              <w:jc w:val="center"/>
+              <w:rPr>
+                <w:sz w:val="18"/>
+              </w:rPr>
+            </w:pPr>
+            <w:r>
+              <w:rPr>
+                <w:rFonts w:hint="eastAsia"/>
+                <w:sz w:val="18"/>
               </w:rPr>
               <w:t>4</w:t>
             </w:r>
@@ -3877,13 +5422,20 @@
         </w:tc>
         <w:tc>
           <w:tcPr>
-            <w:tcW w:w="332" w:type="pct"/>
-            <w:vAlign w:val="center"/>
-          </w:tcPr>
-          <w:p>
-            <w:r>
-              <w:rPr>
-                <w:rFonts w:hint="eastAsia"/>
+            <w:tcW w:w="368" w:type="pct"/>
+            <w:vAlign w:val="center"/>
+          </w:tcPr>
+          <w:p>
+            <w:pPr>
+              <w:jc w:val="center"/>
+              <w:rPr>
+                <w:sz w:val="18"/>
+              </w:rPr>
+            </w:pPr>
+            <w:r>
+              <w:rPr>
+                <w:rFonts w:hint="eastAsia"/>
+                <w:sz w:val="18"/>
               </w:rPr>
               <w:t>9-10</w:t>
             </w:r>
@@ -3891,14 +5443,20 @@
         </w:tc>
         <w:tc>
           <w:tcPr>
-            <w:tcW w:w="2239" w:type="pct"/>
+            <w:tcW w:w="1686" w:type="pct"/>
             <w:gridSpan w:val="2"/>
             <w:vAlign w:val="center"/>
           </w:tcPr>
           <w:p>
-            <w:r>
-              <w:rPr>
-                <w:rFonts w:hint="eastAsia"/>
+            <w:pPr>
+              <w:rPr>
+                <w:sz w:val="18"/>
+              </w:rPr>
+            </w:pPr>
+            <w:r>
+              <w:rPr>
+                <w:rFonts w:hint="eastAsia"/>
+                <w:sz w:val="18"/>
               </w:rPr>
               <w:t>计算机网络及模拟测试</w:t>
             </w:r>
@@ -3906,13 +5464,20 @@
         </w:tc>
         <w:tc>
           <w:tcPr>
-            <w:tcW w:w="329" w:type="pct"/>
-            <w:vAlign w:val="center"/>
-          </w:tcPr>
-          <w:p>
-            <w:r>
-              <w:rPr>
-                <w:rFonts w:hint="eastAsia"/>
+            <w:tcW w:w="376" w:type="pct"/>
+            <w:vAlign w:val="center"/>
+          </w:tcPr>
+          <w:p>
+            <w:pPr>
+              <w:jc w:val="center"/>
+              <w:rPr>
+                <w:sz w:val="18"/>
+              </w:rPr>
+            </w:pPr>
+            <w:r>
+              <w:rPr>
+                <w:rFonts w:hint="eastAsia"/>
+                <w:sz w:val="18"/>
               </w:rPr>
               <w:t>2</w:t>
             </w:r>
@@ -3920,13 +5485,20 @@
         </w:tc>
         <w:tc>
           <w:tcPr>
-            <w:tcW w:w="330" w:type="pct"/>
-            <w:vAlign w:val="center"/>
-          </w:tcPr>
-          <w:p>
-            <w:r>
-              <w:rPr>
-                <w:rFonts w:hint="eastAsia"/>
+            <w:tcW w:w="368" w:type="pct"/>
+            <w:vAlign w:val="center"/>
+          </w:tcPr>
+          <w:p>
+            <w:pPr>
+              <w:jc w:val="center"/>
+              <w:rPr>
+                <w:sz w:val="18"/>
+              </w:rPr>
+            </w:pPr>
+            <w:r>
+              <w:rPr>
+                <w:rFonts w:hint="eastAsia"/>
+                <w:sz w:val="18"/>
               </w:rPr>
               <w:t>0</w:t>
             </w:r>
@@ -3934,13 +5506,19 @@
         </w:tc>
         <w:tc>
           <w:tcPr>
-            <w:tcW w:w="593" w:type="pct"/>
-            <w:vAlign w:val="center"/>
-          </w:tcPr>
-          <w:p>
-            <w:r>
-              <w:rPr>
-                <w:rFonts w:hint="eastAsia"/>
+            <w:tcW w:w="588" w:type="pct"/>
+            <w:vAlign w:val="center"/>
+          </w:tcPr>
+          <w:p>
+            <w:pPr>
+              <w:rPr>
+                <w:sz w:val="18"/>
+              </w:rPr>
+            </w:pPr>
+            <w:r>
+              <w:rPr>
+                <w:rFonts w:hint="eastAsia"/>
+                <w:sz w:val="18"/>
               </w:rPr>
               <w:t>考前模拟测试</w:t>
             </w:r>
@@ -3948,13 +5526,20 @@
         </w:tc>
         <w:tc>
           <w:tcPr>
-            <w:tcW w:w="329" w:type="pct"/>
-            <w:vAlign w:val="center"/>
-          </w:tcPr>
-          <w:p>
-            <w:r>
-              <w:rPr>
-                <w:rFonts w:hint="eastAsia"/>
+            <w:tcW w:w="517" w:type="pct"/>
+            <w:vAlign w:val="center"/>
+          </w:tcPr>
+          <w:p>
+            <w:pPr>
+              <w:jc w:val="center"/>
+              <w:rPr>
+                <w:sz w:val="18"/>
+              </w:rPr>
+            </w:pPr>
+            <w:r>
+              <w:rPr>
+                <w:rFonts w:hint="eastAsia"/>
+                <w:sz w:val="18"/>
               </w:rPr>
               <w:t>张树彬</w:t>
             </w:r>
@@ -3962,10 +5547,17 @@
         </w:tc>
         <w:tc>
           <w:tcPr>
-            <w:tcW w:w="326" w:type="pct"/>
-            <w:vAlign w:val="center"/>
-          </w:tcPr>
-          <w:p/>
+            <w:tcW w:w="363" w:type="pct"/>
+            <w:vAlign w:val="center"/>
+          </w:tcPr>
+          <w:p>
+            <w:pPr>
+              <w:jc w:val="center"/>
+              <w:rPr>
+                <w:sz w:val="18"/>
+              </w:rPr>
+            </w:pPr>
+          </w:p>
         </w:tc>
       </w:tr>
     </w:tbl>
@@ -4059,7 +5651,7 @@
           <w:bCs/>
           <w:sz w:val="24"/>
         </w:rPr>
-        <w:t xml:space="preserve">    </w:t>
+        <w:t xml:space="preserve">   </w:t>
       </w:r>
       <w:r>
         <w:rPr>
@@ -4068,7 +5660,7 @@
           <w:bCs/>
           <w:sz w:val="24"/>
         </w:rPr>
-        <w:t xml:space="preserve">            </w:t>
+        <w:t xml:space="preserve">   </w:t>
       </w:r>
       <w:r>
         <w:rPr>
@@ -4251,7 +5843,7 @@
           <w:bCs/>
           <w:sz w:val="24"/>
         </w:rPr>
-        <w:t xml:space="preserve">   </w:t>
+        <w:t xml:space="preserve"> </w:t>
       </w:r>
       <w:r>
         <w:rPr>
@@ -4260,16 +5852,7 @@
           <w:bCs/>
           <w:sz w:val="24"/>
         </w:rPr>
-        <w:t xml:space="preserve">    </w:t>
-      </w:r>
-      <w:r>
-        <w:rPr>
-          <w:rFonts w:hint="eastAsia"/>
-          <w:b/>
-          <w:bCs/>
-          <w:sz w:val="24"/>
-        </w:rPr>
-        <w:t xml:space="preserve">      </w:t>
+        <w:t xml:space="preserve">  </w:t>
       </w:r>
       <w:r>
         <w:rPr>
@@ -4401,7 +5984,7 @@
     <w:sectPr>
       <w:footerReference w:type="default" r:id="rId6"/>
       <w:pgSz w:w="11906" w:h="16838"/>
-      <w:pgMar w:top="567" w:right="567" w:bottom="567" w:left="567" w:header="567" w:footer="567" w:gutter="0"/>
+      <w:pgMar w:top="1134" w:right="1134" w:bottom="1134" w:left="1134" w:header="567" w:footer="567" w:gutter="0"/>
       <w:pgBorders>
         <w:top w:val="none" w:sz="0" w:space="1" w:color="auto"/>
         <w:left w:val="none" w:sz="0" w:space="4" w:color="auto"/>
